--- a/淨養好好生活_2027節氣月曆_十二個月文案.docx
+++ b/淨養好好生活_2027節氣月曆_十二個月文案.docx
@@ -93,7 +93,7 @@
           <w:sz w:val="24"/>
           <w:szCs w:val="24"/>
         </w:rPr>
-        <w:t xml:space="preserve">主節氣五感淨養 ‧ 次節氣小標</w:t>
+        <w:t xml:space="preserve">主節氣五感淨養 ‧ 次節氣小標 ‧ 搭售商品置入</w:t>
       </w:r>
     </w:p>
     <w:p>
@@ -131,7 +131,7 @@
           <w:sz w:val="20"/>
           <w:szCs w:val="20"/>
         </w:rPr>
-        <w:t xml:space="preserve">撰稿：布蕾　｜　版本：2026-09-13　｜　狀態：待校稿</w:t>
+        <w:t xml:space="preserve">撰稿：布蕾　｜　版本：2026-09-13 v2　｜　狀態：待校稿</w:t>
       </w:r>
     </w:p>
     <w:p>
@@ -317,6 +317,204 @@
           <w:szCs w:val="22"/>
         </w:rPr>
         <w:t xml:space="preserve">　‧　五感練習寫「做什麼」與「感覺到什麼」，不寫「對身體有什麼好處」</w:t>
+      </w:r>
+    </w:p>
+    <w:p>
+      <w:pPr>
+        <w:spacing w:after="100" w:before="160" w:line="300"/>
+      </w:pPr>
+      <w:r>
+        <w:rPr>
+          <w:rFonts w:ascii="Microsoft JhengHei" w:cs="Microsoft JhengHei" w:eastAsia="Microsoft JhengHei" w:hAnsi="Microsoft JhengHei"/>
+          <w:b/>
+          <w:bCs/>
+          <w:i w:val="false"/>
+          <w:iCs w:val="false"/>
+          <w:color w:val="2E3B34"/>
+          <w:sz w:val="24"/>
+          <w:szCs w:val="24"/>
+        </w:rPr>
+        <w:t xml:space="preserve">場域限制</w:t>
+      </w:r>
+    </w:p>
+    <w:p>
+      <w:pPr>
+        <w:spacing w:after="80" w:before="0" w:line="300"/>
+      </w:pPr>
+      <w:r>
+        <w:rPr>
+          <w:rFonts w:ascii="Microsoft JhengHei" w:cs="Microsoft JhengHei" w:eastAsia="Microsoft JhengHei" w:hAnsi="Microsoft JhengHei"/>
+          <w:b w:val="false"/>
+          <w:bCs w:val="false"/>
+          <w:i w:val="false"/>
+          <w:iCs w:val="false"/>
+          <w:color w:val="2E3B34"/>
+          <w:sz w:val="22"/>
+          <w:szCs w:val="22"/>
+        </w:rPr>
+        <w:t xml:space="preserve">五感練習一律限定在家裡或辦公室可獨自完成。</w:t>
+      </w:r>
+    </w:p>
+    <w:p>
+      <w:pPr>
+        <w:spacing w:after="60" w:before="0" w:line="300"/>
+      </w:pPr>
+      <w:r>
+        <w:rPr>
+          <w:rFonts w:ascii="Microsoft JhengHei" w:cs="Microsoft JhengHei" w:eastAsia="Microsoft JhengHei" w:hAnsi="Microsoft JhengHei"/>
+          <w:b w:val="false"/>
+          <w:bCs w:val="false"/>
+          <w:i w:val="false"/>
+          <w:iCs w:val="false"/>
+          <w:color w:val="2E3B34"/>
+          <w:sz w:val="22"/>
+          <w:szCs w:val="22"/>
+        </w:rPr>
+        <w:t xml:space="preserve">　‧　不得要求外出、旅行、到特定地點</w:t>
+      </w:r>
+    </w:p>
+    <w:p>
+      <w:pPr>
+        <w:spacing w:after="60" w:before="0" w:line="300"/>
+      </w:pPr>
+      <w:r>
+        <w:rPr>
+          <w:rFonts w:ascii="Microsoft JhengHei" w:cs="Microsoft JhengHei" w:eastAsia="Microsoft JhengHei" w:hAnsi="Microsoft JhengHei"/>
+          <w:b w:val="false"/>
+          <w:bCs w:val="false"/>
+          <w:i w:val="false"/>
+          <w:iCs w:val="false"/>
+          <w:color w:val="2E3B34"/>
+          <w:sz w:val="22"/>
+          <w:szCs w:val="22"/>
+        </w:rPr>
+        <w:t xml:space="preserve">　‧　不得需要他人配合才能完成</w:t>
+      </w:r>
+    </w:p>
+    <w:p>
+      <w:pPr>
+        <w:spacing w:after="200" w:before="0" w:line="300"/>
+      </w:pPr>
+      <w:r>
+        <w:rPr>
+          <w:rFonts w:ascii="Microsoft JhengHei" w:cs="Microsoft JhengHei" w:eastAsia="Microsoft JhengHei" w:hAnsi="Microsoft JhengHei"/>
+          <w:b w:val="false"/>
+          <w:bCs w:val="false"/>
+          <w:i w:val="false"/>
+          <w:iCs w:val="false"/>
+          <w:color w:val="2E3B34"/>
+          <w:sz w:val="22"/>
+          <w:szCs w:val="22"/>
+        </w:rPr>
+        <w:t xml:space="preserve">　‧　不得需要臨時採買才能完成</w:t>
+      </w:r>
+    </w:p>
+    <w:p>
+      <w:pPr>
+        <w:spacing w:after="100" w:before="160" w:line="300"/>
+      </w:pPr>
+      <w:r>
+        <w:rPr>
+          <w:rFonts w:ascii="Microsoft JhengHei" w:cs="Microsoft JhengHei" w:eastAsia="Microsoft JhengHei" w:hAnsi="Microsoft JhengHei"/>
+          <w:b/>
+          <w:bCs/>
+          <w:i w:val="false"/>
+          <w:iCs w:val="false"/>
+          <w:color w:val="9C3A2E"/>
+          <w:sz w:val="24"/>
+          <w:szCs w:val="24"/>
+        </w:rPr>
+        <w:t xml:space="preserve">搭售商品置入規範</w:t>
+      </w:r>
+    </w:p>
+    <w:p>
+      <w:pPr>
+        <w:spacing w:after="80" w:before="0" w:line="300"/>
+      </w:pPr>
+      <w:r>
+        <w:rPr>
+          <w:rFonts w:ascii="Microsoft JhengHei" w:cs="Microsoft JhengHei" w:eastAsia="Microsoft JhengHei" w:hAnsi="Microsoft JhengHei"/>
+          <w:b w:val="false"/>
+          <w:bCs w:val="false"/>
+          <w:i w:val="false"/>
+          <w:iCs w:val="false"/>
+          <w:color w:val="2E3B34"/>
+          <w:sz w:val="22"/>
+          <w:szCs w:val="22"/>
+        </w:rPr>
+        <w:t xml:space="preserve">月曆附贈養生茶包與保養品小樣（化妝水／精華液／面霜），指定 6 個主節氣置入。</w:t>
+      </w:r>
+    </w:p>
+    <w:p>
+      <w:pPr>
+        <w:spacing w:after="60" w:before="0" w:line="300"/>
+      </w:pPr>
+      <w:r>
+        <w:rPr>
+          <w:rFonts w:ascii="Microsoft JhengHei" w:cs="Microsoft JhengHei" w:eastAsia="Microsoft JhengHei" w:hAnsi="Microsoft JhengHei"/>
+          <w:b w:val="false"/>
+          <w:bCs w:val="false"/>
+          <w:i w:val="false"/>
+          <w:iCs w:val="false"/>
+          <w:color w:val="2E3B34"/>
+          <w:sz w:val="22"/>
+          <w:szCs w:val="22"/>
+        </w:rPr>
+        <w:t xml:space="preserve">　‧　只寫感官，不寫效能：質地、氣味、顏色、溫度，以及抹上去或喝下去的當下感覺</w:t>
+      </w:r>
+    </w:p>
+    <w:p>
+      <w:pPr>
+        <w:spacing w:after="60" w:before="0" w:line="300"/>
+      </w:pPr>
+      <w:r>
+        <w:rPr>
+          <w:rFonts w:ascii="Microsoft JhengHei" w:cs="Microsoft JhengHei" w:eastAsia="Microsoft JhengHei" w:hAnsi="Microsoft JhengHei"/>
+          <w:b w:val="false"/>
+          <w:bCs w:val="false"/>
+          <w:i w:val="false"/>
+          <w:iCs w:val="false"/>
+          <w:color w:val="2E3B34"/>
+          <w:sz w:val="22"/>
+          <w:szCs w:val="22"/>
+        </w:rPr>
+        <w:t xml:space="preserve">　‧　保養品禁用詞（化粧品衛生安全管理法）：保濕、鎖水、修護、緊緻、抗老、抗皺、美白、淡斑、再生、無瑕、醫美級、有效</w:t>
+      </w:r>
+    </w:p>
+    <w:p>
+      <w:pPr>
+        <w:spacing w:after="60" w:before="0" w:line="300"/>
+      </w:pPr>
+      <w:r>
+        <w:rPr>
+          <w:rFonts w:ascii="Microsoft JhengHei" w:cs="Microsoft JhengHei" w:eastAsia="Microsoft JhengHei" w:hAnsi="Microsoft JhengHei"/>
+          <w:b w:val="false"/>
+          <w:bCs w:val="false"/>
+          <w:i w:val="false"/>
+          <w:iCs w:val="false"/>
+          <w:color w:val="2E3B34"/>
+          <w:sz w:val="22"/>
+          <w:szCs w:val="22"/>
+        </w:rPr>
+        <w:t xml:space="preserve">　‧　茶包禁用詞：排毒、去油、代謝、暖身、調理、養顏，以及任何身體作用描述。「養生」二字僅為品名，文案不做功效延伸</w:t>
+      </w:r>
+    </w:p>
+    <w:p>
+      <w:pPr>
+        <w:spacing w:after="200" w:before="0" w:line="300"/>
+      </w:pPr>
+      <w:r>
+        <w:rPr>
+          <w:rFonts w:ascii="Microsoft JhengHei" w:cs="Microsoft JhengHei" w:eastAsia="Microsoft JhengHei" w:hAnsi="Microsoft JhengHei"/>
+          <w:b w:val="false"/>
+          <w:bCs w:val="false"/>
+          <w:i w:val="false"/>
+          <w:iCs w:val="false"/>
+          <w:color w:val="2E3B34"/>
+          <w:sz w:val="22"/>
+          <w:szCs w:val="22"/>
+        </w:rPr>
+        <w:t xml:space="preserve">　‧　置入密度：每月最多 2 個感官帶到商品，其餘維持節氣本身。這是月曆，不是型錄</w:t>
       </w:r>
     </w:p>
     <w:p>
@@ -3906,7 +4104,1220 @@
     </w:p>
     <w:p>
       <w:pPr>
-        <w:spacing w:after="140" w:before="0" w:line="300"/>
+        <w:spacing w:after="200" w:before="0" w:line="300"/>
+      </w:pPr>
+      <w:r>
+        <w:rPr>
+          <w:rFonts w:ascii="Microsoft JhengHei" w:cs="Microsoft JhengHei" w:eastAsia="Microsoft JhengHei" w:hAnsi="Microsoft JhengHei"/>
+          <w:b/>
+          <w:bCs/>
+          <w:i w:val="false"/>
+          <w:iCs w:val="false"/>
+          <w:color w:val="2E3B34"/>
+          <w:sz w:val="32"/>
+          <w:szCs w:val="32"/>
+        </w:rPr>
+        <w:t xml:space="preserve">搭售商品置入對照</w:t>
+      </w:r>
+    </w:p>
+    <w:tbl>
+      <w:tblPr>
+        <w:tblW w:type="pct" w:w="100%"/>
+        <w:tblBorders>
+          <w:top w:val="single" w:color="auto" w:sz="4"/>
+          <w:left w:val="single" w:color="auto" w:sz="4"/>
+          <w:bottom w:val="single" w:color="auto" w:sz="4"/>
+          <w:right w:val="single" w:color="auto" w:sz="4"/>
+          <w:insideH w:val="single" w:color="auto" w:sz="4"/>
+          <w:insideV w:val="single" w:color="auto" w:sz="4"/>
+        </w:tblBorders>
+      </w:tblPr>
+      <w:tblGrid>
+        <w:gridCol w:w="100"/>
+        <w:gridCol w:w="100"/>
+        <w:gridCol w:w="100"/>
+        <w:gridCol w:w="100"/>
+      </w:tblGrid>
+      <w:tr>
+        <w:trPr>
+          <w:tblHeader/>
+        </w:trPr>
+        <w:tc>
+          <w:tcPr>
+            <w:tcW w:type="pct" w:w="12%"/>
+            <w:tcBorders>
+              <w:top w:val="single" w:color="C8D3CC" w:sz="4"/>
+              <w:left w:val="single" w:color="C8D3CC" w:sz="4"/>
+              <w:bottom w:val="single" w:color="C8D3CC" w:sz="4"/>
+              <w:right w:val="single" w:color="C8D3CC" w:sz="4"/>
+            </w:tcBorders>
+            <w:shd w:fill="DCE6E0" w:val="clear"/>
+            <w:tcMar>
+              <w:top w:type="dxa" w:w="80"/>
+              <w:left w:type="dxa" w:w="120"/>
+              <w:bottom w:type="dxa" w:w="80"/>
+              <w:right w:type="dxa" w:w="120"/>
+            </w:tcMar>
+            <w:vAlign w:val="center"/>
+          </w:tcPr>
+          <w:p>
+            <w:pPr>
+              <w:spacing w:after="60" w:before="60" w:line="280"/>
+              <w:jc w:val="center"/>
+            </w:pPr>
+            <w:r>
+              <w:rPr>
+                <w:rFonts w:ascii="Microsoft JhengHei" w:cs="Microsoft JhengHei" w:eastAsia="Microsoft JhengHei" w:hAnsi="Microsoft JhengHei"/>
+                <w:b/>
+                <w:bCs/>
+                <w:i w:val="false"/>
+                <w:iCs w:val="false"/>
+                <w:color w:val="2E3B34"/>
+                <w:sz w:val="21"/>
+                <w:szCs w:val="21"/>
+              </w:rPr>
+              <w:t xml:space="preserve">月份</w:t>
+            </w:r>
+          </w:p>
+        </w:tc>
+        <w:tc>
+          <w:tcPr>
+            <w:tcW w:type="pct" w:w="16%"/>
+            <w:tcBorders>
+              <w:top w:val="single" w:color="C8D3CC" w:sz="4"/>
+              <w:left w:val="single" w:color="C8D3CC" w:sz="4"/>
+              <w:bottom w:val="single" w:color="C8D3CC" w:sz="4"/>
+              <w:right w:val="single" w:color="C8D3CC" w:sz="4"/>
+            </w:tcBorders>
+            <w:shd w:fill="DCE6E0" w:val="clear"/>
+            <w:tcMar>
+              <w:top w:type="dxa" w:w="80"/>
+              <w:left w:type="dxa" w:w="120"/>
+              <w:bottom w:type="dxa" w:w="80"/>
+              <w:right w:type="dxa" w:w="120"/>
+            </w:tcMar>
+            <w:vAlign w:val="center"/>
+          </w:tcPr>
+          <w:p>
+            <w:pPr>
+              <w:spacing w:after="60" w:before="60" w:line="280"/>
+              <w:jc w:val="center"/>
+            </w:pPr>
+            <w:r>
+              <w:rPr>
+                <w:rFonts w:ascii="Microsoft JhengHei" w:cs="Microsoft JhengHei" w:eastAsia="Microsoft JhengHei" w:hAnsi="Microsoft JhengHei"/>
+                <w:b/>
+                <w:bCs/>
+                <w:i w:val="false"/>
+                <w:iCs w:val="false"/>
+                <w:color w:val="2E3B34"/>
+                <w:sz w:val="21"/>
+                <w:szCs w:val="21"/>
+              </w:rPr>
+              <w:t xml:space="preserve">主節氣</w:t>
+            </w:r>
+          </w:p>
+        </w:tc>
+        <w:tc>
+          <w:tcPr>
+            <w:tcW w:type="pct" w:w="42%"/>
+            <w:tcBorders>
+              <w:top w:val="single" w:color="C8D3CC" w:sz="4"/>
+              <w:left w:val="single" w:color="C8D3CC" w:sz="4"/>
+              <w:bottom w:val="single" w:color="C8D3CC" w:sz="4"/>
+              <w:right w:val="single" w:color="C8D3CC" w:sz="4"/>
+            </w:tcBorders>
+            <w:shd w:fill="DCE6E0" w:val="clear"/>
+            <w:tcMar>
+              <w:top w:type="dxa" w:w="80"/>
+              <w:left w:type="dxa" w:w="120"/>
+              <w:bottom w:type="dxa" w:w="80"/>
+              <w:right w:type="dxa" w:w="120"/>
+            </w:tcMar>
+            <w:vAlign w:val="center"/>
+          </w:tcPr>
+          <w:p>
+            <w:pPr>
+              <w:spacing w:after="60" w:before="60" w:line="280"/>
+              <w:jc w:val="center"/>
+            </w:pPr>
+            <w:r>
+              <w:rPr>
+                <w:rFonts w:ascii="Microsoft JhengHei" w:cs="Microsoft JhengHei" w:eastAsia="Microsoft JhengHei" w:hAnsi="Microsoft JhengHei"/>
+                <w:b/>
+                <w:bCs/>
+                <w:i w:val="false"/>
+                <w:iCs w:val="false"/>
+                <w:color w:val="2E3B34"/>
+                <w:sz w:val="21"/>
+                <w:szCs w:val="21"/>
+              </w:rPr>
+              <w:t xml:space="preserve">搭配商品</w:t>
+            </w:r>
+          </w:p>
+        </w:tc>
+        <w:tc>
+          <w:tcPr>
+            <w:tcW w:type="pct" w:w="30%"/>
+            <w:tcBorders>
+              <w:top w:val="single" w:color="C8D3CC" w:sz="4"/>
+              <w:left w:val="single" w:color="C8D3CC" w:sz="4"/>
+              <w:bottom w:val="single" w:color="C8D3CC" w:sz="4"/>
+              <w:right w:val="single" w:color="C8D3CC" w:sz="4"/>
+            </w:tcBorders>
+            <w:shd w:fill="DCE6E0" w:val="clear"/>
+            <w:tcMar>
+              <w:top w:type="dxa" w:w="80"/>
+              <w:left w:type="dxa" w:w="120"/>
+              <w:bottom w:type="dxa" w:w="80"/>
+              <w:right w:type="dxa" w:w="120"/>
+            </w:tcMar>
+            <w:vAlign w:val="center"/>
+          </w:tcPr>
+          <w:p>
+            <w:pPr>
+              <w:spacing w:after="60" w:before="60" w:line="280"/>
+              <w:jc w:val="center"/>
+            </w:pPr>
+            <w:r>
+              <w:rPr>
+                <w:rFonts w:ascii="Microsoft JhengHei" w:cs="Microsoft JhengHei" w:eastAsia="Microsoft JhengHei" w:hAnsi="Microsoft JhengHei"/>
+                <w:b/>
+                <w:bCs/>
+                <w:i w:val="false"/>
+                <w:iCs w:val="false"/>
+                <w:color w:val="2E3B34"/>
+                <w:sz w:val="21"/>
+                <w:szCs w:val="21"/>
+              </w:rPr>
+              <w:t xml:space="preserve">置入感官</w:t>
+            </w:r>
+          </w:p>
+        </w:tc>
+      </w:tr>
+      <w:tr>
+        <w:tc>
+          <w:tcPr>
+            <w:tcW w:type="pct" w:w="12%"/>
+            <w:tcBorders>
+              <w:top w:val="single" w:color="C8D3CC" w:sz="4"/>
+              <w:left w:val="single" w:color="C8D3CC" w:sz="4"/>
+              <w:bottom w:val="single" w:color="C8D3CC" w:sz="4"/>
+              <w:right w:val="single" w:color="C8D3CC" w:sz="4"/>
+            </w:tcBorders>
+            <w:tcMar>
+              <w:top w:type="dxa" w:w="80"/>
+              <w:left w:type="dxa" w:w="120"/>
+              <w:bottom w:type="dxa" w:w="80"/>
+              <w:right w:type="dxa" w:w="120"/>
+            </w:tcMar>
+            <w:vAlign w:val="center"/>
+          </w:tcPr>
+          <w:p>
+            <w:pPr>
+              <w:spacing w:after="60" w:before="60" w:line="280"/>
+              <w:jc w:val="center"/>
+            </w:pPr>
+            <w:r>
+              <w:rPr>
+                <w:rFonts w:ascii="Microsoft JhengHei" w:cs="Microsoft JhengHei" w:eastAsia="Microsoft JhengHei" w:hAnsi="Microsoft JhengHei"/>
+                <w:b w:val="false"/>
+                <w:bCs w:val="false"/>
+                <w:i w:val="false"/>
+                <w:iCs w:val="false"/>
+                <w:color w:val="2E3B34"/>
+                <w:sz w:val="21"/>
+                <w:szCs w:val="21"/>
+              </w:rPr>
+              <w:t xml:space="preserve">1月</w:t>
+            </w:r>
+          </w:p>
+        </w:tc>
+        <w:tc>
+          <w:tcPr>
+            <w:tcW w:type="pct" w:w="16%"/>
+            <w:tcBorders>
+              <w:top w:val="single" w:color="C8D3CC" w:sz="4"/>
+              <w:left w:val="single" w:color="C8D3CC" w:sz="4"/>
+              <w:bottom w:val="single" w:color="C8D3CC" w:sz="4"/>
+              <w:right w:val="single" w:color="C8D3CC" w:sz="4"/>
+            </w:tcBorders>
+            <w:tcMar>
+              <w:top w:type="dxa" w:w="80"/>
+              <w:left w:type="dxa" w:w="120"/>
+              <w:bottom w:type="dxa" w:w="80"/>
+              <w:right w:type="dxa" w:w="120"/>
+            </w:tcMar>
+            <w:vAlign w:val="center"/>
+          </w:tcPr>
+          <w:p>
+            <w:pPr>
+              <w:spacing w:after="60" w:before="60" w:line="280"/>
+              <w:jc w:val="center"/>
+            </w:pPr>
+            <w:r>
+              <w:rPr>
+                <w:rFonts w:ascii="Microsoft JhengHei" w:cs="Microsoft JhengHei" w:eastAsia="Microsoft JhengHei" w:hAnsi="Microsoft JhengHei"/>
+                <w:b/>
+                <w:bCs/>
+                <w:i w:val="false"/>
+                <w:iCs w:val="false"/>
+                <w:color w:val="2E3B34"/>
+                <w:sz w:val="21"/>
+                <w:szCs w:val="21"/>
+              </w:rPr>
+              <w:t xml:space="preserve">大寒</w:t>
+            </w:r>
+          </w:p>
+        </w:tc>
+        <w:tc>
+          <w:tcPr>
+            <w:tcW w:type="pct" w:w="42%"/>
+            <w:tcBorders>
+              <w:top w:val="single" w:color="C8D3CC" w:sz="4"/>
+              <w:left w:val="single" w:color="C8D3CC" w:sz="4"/>
+              <w:bottom w:val="single" w:color="C8D3CC" w:sz="4"/>
+              <w:right w:val="single" w:color="C8D3CC" w:sz="4"/>
+            </w:tcBorders>
+            <w:tcMar>
+              <w:top w:type="dxa" w:w="80"/>
+              <w:left w:type="dxa" w:w="120"/>
+              <w:bottom w:type="dxa" w:w="80"/>
+              <w:right w:type="dxa" w:w="120"/>
+            </w:tcMar>
+            <w:vAlign w:val="center"/>
+          </w:tcPr>
+          <w:p>
+            <w:pPr>
+              <w:spacing w:after="60" w:before="60" w:line="280"/>
+            </w:pPr>
+            <w:r>
+              <w:rPr>
+                <w:rFonts w:ascii="Microsoft JhengHei" w:cs="Microsoft JhengHei" w:eastAsia="Microsoft JhengHei" w:hAnsi="Microsoft JhengHei"/>
+                <w:b w:val="false"/>
+                <w:bCs w:val="false"/>
+                <w:i w:val="false"/>
+                <w:iCs w:val="false"/>
+                <w:color w:val="2E3B34"/>
+                <w:sz w:val="21"/>
+                <w:szCs w:val="21"/>
+              </w:rPr>
+              <w:t xml:space="preserve">養生茶包（熱泡）</w:t>
+            </w:r>
+          </w:p>
+        </w:tc>
+        <w:tc>
+          <w:tcPr>
+            <w:tcW w:type="pct" w:w="30%"/>
+            <w:tcBorders>
+              <w:top w:val="single" w:color="C8D3CC" w:sz="4"/>
+              <w:left w:val="single" w:color="C8D3CC" w:sz="4"/>
+              <w:bottom w:val="single" w:color="C8D3CC" w:sz="4"/>
+              <w:right w:val="single" w:color="C8D3CC" w:sz="4"/>
+            </w:tcBorders>
+            <w:tcMar>
+              <w:top w:type="dxa" w:w="80"/>
+              <w:left w:type="dxa" w:w="120"/>
+              <w:bottom w:type="dxa" w:w="80"/>
+              <w:right w:type="dxa" w:w="120"/>
+            </w:tcMar>
+            <w:vAlign w:val="center"/>
+          </w:tcPr>
+          <w:p>
+            <w:pPr>
+              <w:spacing w:after="60" w:before="60" w:line="280"/>
+              <w:jc w:val="center"/>
+            </w:pPr>
+            <w:r>
+              <w:rPr>
+                <w:rFonts w:ascii="Microsoft JhengHei" w:cs="Microsoft JhengHei" w:eastAsia="Microsoft JhengHei" w:hAnsi="Microsoft JhengHei"/>
+                <w:b w:val="false"/>
+                <w:bCs w:val="false"/>
+                <w:i w:val="false"/>
+                <w:iCs w:val="false"/>
+                <w:color w:val="6B7C72"/>
+                <w:sz w:val="21"/>
+                <w:szCs w:val="21"/>
+              </w:rPr>
+              <w:t xml:space="preserve">視・嗅・味・觸</w:t>
+            </w:r>
+          </w:p>
+        </w:tc>
+      </w:tr>
+      <w:tr>
+        <w:tc>
+          <w:tcPr>
+            <w:tcW w:type="pct" w:w="12%"/>
+            <w:tcBorders>
+              <w:top w:val="single" w:color="C8D3CC" w:sz="4"/>
+              <w:left w:val="single" w:color="C8D3CC" w:sz="4"/>
+              <w:bottom w:val="single" w:color="C8D3CC" w:sz="4"/>
+              <w:right w:val="single" w:color="C8D3CC" w:sz="4"/>
+            </w:tcBorders>
+            <w:shd w:fill="EEF3F0" w:val="clear"/>
+            <w:tcMar>
+              <w:top w:type="dxa" w:w="80"/>
+              <w:left w:type="dxa" w:w="120"/>
+              <w:bottom w:type="dxa" w:w="80"/>
+              <w:right w:type="dxa" w:w="120"/>
+            </w:tcMar>
+            <w:vAlign w:val="center"/>
+          </w:tcPr>
+          <w:p>
+            <w:pPr>
+              <w:spacing w:after="60" w:before="60" w:line="280"/>
+              <w:jc w:val="center"/>
+            </w:pPr>
+            <w:r>
+              <w:rPr>
+                <w:rFonts w:ascii="Microsoft JhengHei" w:cs="Microsoft JhengHei" w:eastAsia="Microsoft JhengHei" w:hAnsi="Microsoft JhengHei"/>
+                <w:b w:val="false"/>
+                <w:bCs w:val="false"/>
+                <w:i w:val="false"/>
+                <w:iCs w:val="false"/>
+                <w:color w:val="2E3B34"/>
+                <w:sz w:val="21"/>
+                <w:szCs w:val="21"/>
+              </w:rPr>
+              <w:t xml:space="preserve">3月</w:t>
+            </w:r>
+          </w:p>
+        </w:tc>
+        <w:tc>
+          <w:tcPr>
+            <w:tcW w:type="pct" w:w="16%"/>
+            <w:tcBorders>
+              <w:top w:val="single" w:color="C8D3CC" w:sz="4"/>
+              <w:left w:val="single" w:color="C8D3CC" w:sz="4"/>
+              <w:bottom w:val="single" w:color="C8D3CC" w:sz="4"/>
+              <w:right w:val="single" w:color="C8D3CC" w:sz="4"/>
+            </w:tcBorders>
+            <w:shd w:fill="EEF3F0" w:val="clear"/>
+            <w:tcMar>
+              <w:top w:type="dxa" w:w="80"/>
+              <w:left w:type="dxa" w:w="120"/>
+              <w:bottom w:type="dxa" w:w="80"/>
+              <w:right w:type="dxa" w:w="120"/>
+            </w:tcMar>
+            <w:vAlign w:val="center"/>
+          </w:tcPr>
+          <w:p>
+            <w:pPr>
+              <w:spacing w:after="60" w:before="60" w:line="280"/>
+              <w:jc w:val="center"/>
+            </w:pPr>
+            <w:r>
+              <w:rPr>
+                <w:rFonts w:ascii="Microsoft JhengHei" w:cs="Microsoft JhengHei" w:eastAsia="Microsoft JhengHei" w:hAnsi="Microsoft JhengHei"/>
+                <w:b/>
+                <w:bCs/>
+                <w:i w:val="false"/>
+                <w:iCs w:val="false"/>
+                <w:color w:val="2E3B34"/>
+                <w:sz w:val="21"/>
+                <w:szCs w:val="21"/>
+              </w:rPr>
+              <w:t xml:space="preserve">春分</w:t>
+            </w:r>
+          </w:p>
+        </w:tc>
+        <w:tc>
+          <w:tcPr>
+            <w:tcW w:type="pct" w:w="42%"/>
+            <w:tcBorders>
+              <w:top w:val="single" w:color="C8D3CC" w:sz="4"/>
+              <w:left w:val="single" w:color="C8D3CC" w:sz="4"/>
+              <w:bottom w:val="single" w:color="C8D3CC" w:sz="4"/>
+              <w:right w:val="single" w:color="C8D3CC" w:sz="4"/>
+            </w:tcBorders>
+            <w:shd w:fill="EEF3F0" w:val="clear"/>
+            <w:tcMar>
+              <w:top w:type="dxa" w:w="80"/>
+              <w:left w:type="dxa" w:w="120"/>
+              <w:bottom w:type="dxa" w:w="80"/>
+              <w:right w:type="dxa" w:w="120"/>
+            </w:tcMar>
+            <w:vAlign w:val="center"/>
+          </w:tcPr>
+          <w:p>
+            <w:pPr>
+              <w:spacing w:after="60" w:before="60" w:line="280"/>
+            </w:pPr>
+            <w:r>
+              <w:rPr>
+                <w:rFonts w:ascii="Microsoft JhengHei" w:cs="Microsoft JhengHei" w:eastAsia="Microsoft JhengHei" w:hAnsi="Microsoft JhengHei"/>
+                <w:b w:val="false"/>
+                <w:bCs w:val="false"/>
+                <w:i w:val="false"/>
+                <w:iCs w:val="false"/>
+                <w:color w:val="2E3B34"/>
+                <w:sz w:val="21"/>
+                <w:szCs w:val="21"/>
+              </w:rPr>
+              <w:t xml:space="preserve">化妝水</w:t>
+            </w:r>
+          </w:p>
+        </w:tc>
+        <w:tc>
+          <w:tcPr>
+            <w:tcW w:type="pct" w:w="30%"/>
+            <w:tcBorders>
+              <w:top w:val="single" w:color="C8D3CC" w:sz="4"/>
+              <w:left w:val="single" w:color="C8D3CC" w:sz="4"/>
+              <w:bottom w:val="single" w:color="C8D3CC" w:sz="4"/>
+              <w:right w:val="single" w:color="C8D3CC" w:sz="4"/>
+            </w:tcBorders>
+            <w:shd w:fill="EEF3F0" w:val="clear"/>
+            <w:tcMar>
+              <w:top w:type="dxa" w:w="80"/>
+              <w:left w:type="dxa" w:w="120"/>
+              <w:bottom w:type="dxa" w:w="80"/>
+              <w:right w:type="dxa" w:w="120"/>
+            </w:tcMar>
+            <w:vAlign w:val="center"/>
+          </w:tcPr>
+          <w:p>
+            <w:pPr>
+              <w:spacing w:after="60" w:before="60" w:line="280"/>
+              <w:jc w:val="center"/>
+            </w:pPr>
+            <w:r>
+              <w:rPr>
+                <w:rFonts w:ascii="Microsoft JhengHei" w:cs="Microsoft JhengHei" w:eastAsia="Microsoft JhengHei" w:hAnsi="Microsoft JhengHei"/>
+                <w:b w:val="false"/>
+                <w:bCs w:val="false"/>
+                <w:i w:val="false"/>
+                <w:iCs w:val="false"/>
+                <w:color w:val="6B7C72"/>
+                <w:sz w:val="21"/>
+                <w:szCs w:val="21"/>
+              </w:rPr>
+              <w:t xml:space="preserve">嗅</w:t>
+            </w:r>
+          </w:p>
+        </w:tc>
+      </w:tr>
+      <w:tr>
+        <w:tc>
+          <w:tcPr>
+            <w:tcW w:type="pct" w:w="12%"/>
+            <w:tcBorders>
+              <w:top w:val="single" w:color="C8D3CC" w:sz="4"/>
+              <w:left w:val="single" w:color="C8D3CC" w:sz="4"/>
+              <w:bottom w:val="single" w:color="C8D3CC" w:sz="4"/>
+              <w:right w:val="single" w:color="C8D3CC" w:sz="4"/>
+            </w:tcBorders>
+            <w:tcMar>
+              <w:top w:type="dxa" w:w="80"/>
+              <w:left w:type="dxa" w:w="120"/>
+              <w:bottom w:type="dxa" w:w="80"/>
+              <w:right w:type="dxa" w:w="120"/>
+            </w:tcMar>
+            <w:vAlign w:val="center"/>
+          </w:tcPr>
+          <w:p>
+            <w:pPr>
+              <w:spacing w:after="60" w:before="60" w:line="280"/>
+              <w:jc w:val="center"/>
+            </w:pPr>
+            <w:r>
+              <w:rPr>
+                <w:rFonts w:ascii="Microsoft JhengHei" w:cs="Microsoft JhengHei" w:eastAsia="Microsoft JhengHei" w:hAnsi="Microsoft JhengHei"/>
+                <w:b w:val="false"/>
+                <w:bCs w:val="false"/>
+                <w:i w:val="false"/>
+                <w:iCs w:val="false"/>
+                <w:color w:val="2E3B34"/>
+                <w:sz w:val="21"/>
+                <w:szCs w:val="21"/>
+              </w:rPr>
+              <w:t xml:space="preserve">5月</w:t>
+            </w:r>
+          </w:p>
+        </w:tc>
+        <w:tc>
+          <w:tcPr>
+            <w:tcW w:type="pct" w:w="16%"/>
+            <w:tcBorders>
+              <w:top w:val="single" w:color="C8D3CC" w:sz="4"/>
+              <w:left w:val="single" w:color="C8D3CC" w:sz="4"/>
+              <w:bottom w:val="single" w:color="C8D3CC" w:sz="4"/>
+              <w:right w:val="single" w:color="C8D3CC" w:sz="4"/>
+            </w:tcBorders>
+            <w:tcMar>
+              <w:top w:type="dxa" w:w="80"/>
+              <w:left w:type="dxa" w:w="120"/>
+              <w:bottom w:type="dxa" w:w="80"/>
+              <w:right w:type="dxa" w:w="120"/>
+            </w:tcMar>
+            <w:vAlign w:val="center"/>
+          </w:tcPr>
+          <w:p>
+            <w:pPr>
+              <w:spacing w:after="60" w:before="60" w:line="280"/>
+              <w:jc w:val="center"/>
+            </w:pPr>
+            <w:r>
+              <w:rPr>
+                <w:rFonts w:ascii="Microsoft JhengHei" w:cs="Microsoft JhengHei" w:eastAsia="Microsoft JhengHei" w:hAnsi="Microsoft JhengHei"/>
+                <w:b/>
+                <w:bCs/>
+                <w:i w:val="false"/>
+                <w:iCs w:val="false"/>
+                <w:color w:val="2E3B34"/>
+                <w:sz w:val="21"/>
+                <w:szCs w:val="21"/>
+              </w:rPr>
+              <w:t xml:space="preserve">立夏</w:t>
+            </w:r>
+          </w:p>
+        </w:tc>
+        <w:tc>
+          <w:tcPr>
+            <w:tcW w:type="pct" w:w="42%"/>
+            <w:tcBorders>
+              <w:top w:val="single" w:color="C8D3CC" w:sz="4"/>
+              <w:left w:val="single" w:color="C8D3CC" w:sz="4"/>
+              <w:bottom w:val="single" w:color="C8D3CC" w:sz="4"/>
+              <w:right w:val="single" w:color="C8D3CC" w:sz="4"/>
+            </w:tcBorders>
+            <w:tcMar>
+              <w:top w:type="dxa" w:w="80"/>
+              <w:left w:type="dxa" w:w="120"/>
+              <w:bottom w:type="dxa" w:w="80"/>
+              <w:right w:type="dxa" w:w="120"/>
+            </w:tcMar>
+            <w:vAlign w:val="center"/>
+          </w:tcPr>
+          <w:p>
+            <w:pPr>
+              <w:spacing w:after="60" w:before="60" w:line="280"/>
+            </w:pPr>
+            <w:r>
+              <w:rPr>
+                <w:rFonts w:ascii="Microsoft JhengHei" w:cs="Microsoft JhengHei" w:eastAsia="Microsoft JhengHei" w:hAnsi="Microsoft JhengHei"/>
+                <w:b w:val="false"/>
+                <w:bCs w:val="false"/>
+                <w:i w:val="false"/>
+                <w:iCs w:val="false"/>
+                <w:color w:val="2E3B34"/>
+                <w:sz w:val="21"/>
+                <w:szCs w:val="21"/>
+              </w:rPr>
+              <w:t xml:space="preserve">養生茶包（冷泡）</w:t>
+            </w:r>
+          </w:p>
+        </w:tc>
+        <w:tc>
+          <w:tcPr>
+            <w:tcW w:type="pct" w:w="30%"/>
+            <w:tcBorders>
+              <w:top w:val="single" w:color="C8D3CC" w:sz="4"/>
+              <w:left w:val="single" w:color="C8D3CC" w:sz="4"/>
+              <w:bottom w:val="single" w:color="C8D3CC" w:sz="4"/>
+              <w:right w:val="single" w:color="C8D3CC" w:sz="4"/>
+            </w:tcBorders>
+            <w:tcMar>
+              <w:top w:type="dxa" w:w="80"/>
+              <w:left w:type="dxa" w:w="120"/>
+              <w:bottom w:type="dxa" w:w="80"/>
+              <w:right w:type="dxa" w:w="120"/>
+            </w:tcMar>
+            <w:vAlign w:val="center"/>
+          </w:tcPr>
+          <w:p>
+            <w:pPr>
+              <w:spacing w:after="60" w:before="60" w:line="280"/>
+              <w:jc w:val="center"/>
+            </w:pPr>
+            <w:r>
+              <w:rPr>
+                <w:rFonts w:ascii="Microsoft JhengHei" w:cs="Microsoft JhengHei" w:eastAsia="Microsoft JhengHei" w:hAnsi="Microsoft JhengHei"/>
+                <w:b w:val="false"/>
+                <w:bCs w:val="false"/>
+                <w:i w:val="false"/>
+                <w:iCs w:val="false"/>
+                <w:color w:val="6B7C72"/>
+                <w:sz w:val="21"/>
+                <w:szCs w:val="21"/>
+              </w:rPr>
+              <w:t xml:space="preserve">視・味</w:t>
+            </w:r>
+          </w:p>
+        </w:tc>
+      </w:tr>
+      <w:tr>
+        <w:tc>
+          <w:tcPr>
+            <w:tcW w:type="pct" w:w="12%"/>
+            <w:tcBorders>
+              <w:top w:val="single" w:color="C8D3CC" w:sz="4"/>
+              <w:left w:val="single" w:color="C8D3CC" w:sz="4"/>
+              <w:bottom w:val="single" w:color="C8D3CC" w:sz="4"/>
+              <w:right w:val="single" w:color="C8D3CC" w:sz="4"/>
+            </w:tcBorders>
+            <w:shd w:fill="EEF3F0" w:val="clear"/>
+            <w:tcMar>
+              <w:top w:type="dxa" w:w="80"/>
+              <w:left w:type="dxa" w:w="120"/>
+              <w:bottom w:type="dxa" w:w="80"/>
+              <w:right w:type="dxa" w:w="120"/>
+            </w:tcMar>
+            <w:vAlign w:val="center"/>
+          </w:tcPr>
+          <w:p>
+            <w:pPr>
+              <w:spacing w:after="60" w:before="60" w:line="280"/>
+              <w:jc w:val="center"/>
+            </w:pPr>
+            <w:r>
+              <w:rPr>
+                <w:rFonts w:ascii="Microsoft JhengHei" w:cs="Microsoft JhengHei" w:eastAsia="Microsoft JhengHei" w:hAnsi="Microsoft JhengHei"/>
+                <w:b w:val="false"/>
+                <w:bCs w:val="false"/>
+                <w:i w:val="false"/>
+                <w:iCs w:val="false"/>
+                <w:color w:val="2E3B34"/>
+                <w:sz w:val="21"/>
+                <w:szCs w:val="21"/>
+              </w:rPr>
+              <w:t xml:space="preserve">8月</w:t>
+            </w:r>
+          </w:p>
+        </w:tc>
+        <w:tc>
+          <w:tcPr>
+            <w:tcW w:type="pct" w:w="16%"/>
+            <w:tcBorders>
+              <w:top w:val="single" w:color="C8D3CC" w:sz="4"/>
+              <w:left w:val="single" w:color="C8D3CC" w:sz="4"/>
+              <w:bottom w:val="single" w:color="C8D3CC" w:sz="4"/>
+              <w:right w:val="single" w:color="C8D3CC" w:sz="4"/>
+            </w:tcBorders>
+            <w:shd w:fill="EEF3F0" w:val="clear"/>
+            <w:tcMar>
+              <w:top w:type="dxa" w:w="80"/>
+              <w:left w:type="dxa" w:w="120"/>
+              <w:bottom w:type="dxa" w:w="80"/>
+              <w:right w:type="dxa" w:w="120"/>
+            </w:tcMar>
+            <w:vAlign w:val="center"/>
+          </w:tcPr>
+          <w:p>
+            <w:pPr>
+              <w:spacing w:after="60" w:before="60" w:line="280"/>
+              <w:jc w:val="center"/>
+            </w:pPr>
+            <w:r>
+              <w:rPr>
+                <w:rFonts w:ascii="Microsoft JhengHei" w:cs="Microsoft JhengHei" w:eastAsia="Microsoft JhengHei" w:hAnsi="Microsoft JhengHei"/>
+                <w:b/>
+                <w:bCs/>
+                <w:i w:val="false"/>
+                <w:iCs w:val="false"/>
+                <w:color w:val="2E3B34"/>
+                <w:sz w:val="21"/>
+                <w:szCs w:val="21"/>
+              </w:rPr>
+              <w:t xml:space="preserve">立秋</w:t>
+            </w:r>
+          </w:p>
+        </w:tc>
+        <w:tc>
+          <w:tcPr>
+            <w:tcW w:type="pct" w:w="42%"/>
+            <w:tcBorders>
+              <w:top w:val="single" w:color="C8D3CC" w:sz="4"/>
+              <w:left w:val="single" w:color="C8D3CC" w:sz="4"/>
+              <w:bottom w:val="single" w:color="C8D3CC" w:sz="4"/>
+              <w:right w:val="single" w:color="C8D3CC" w:sz="4"/>
+            </w:tcBorders>
+            <w:shd w:fill="EEF3F0" w:val="clear"/>
+            <w:tcMar>
+              <w:top w:type="dxa" w:w="80"/>
+              <w:left w:type="dxa" w:w="120"/>
+              <w:bottom w:type="dxa" w:w="80"/>
+              <w:right w:type="dxa" w:w="120"/>
+            </w:tcMar>
+            <w:vAlign w:val="center"/>
+          </w:tcPr>
+          <w:p>
+            <w:pPr>
+              <w:spacing w:after="60" w:before="60" w:line="280"/>
+            </w:pPr>
+            <w:r>
+              <w:rPr>
+                <w:rFonts w:ascii="Microsoft JhengHei" w:cs="Microsoft JhengHei" w:eastAsia="Microsoft JhengHei" w:hAnsi="Microsoft JhengHei"/>
+                <w:b w:val="false"/>
+                <w:bCs w:val="false"/>
+                <w:i w:val="false"/>
+                <w:iCs w:val="false"/>
+                <w:color w:val="2E3B34"/>
+                <w:sz w:val="21"/>
+                <w:szCs w:val="21"/>
+              </w:rPr>
+              <w:t xml:space="preserve">精華液</w:t>
+            </w:r>
+          </w:p>
+        </w:tc>
+        <w:tc>
+          <w:tcPr>
+            <w:tcW w:type="pct" w:w="30%"/>
+            <w:tcBorders>
+              <w:top w:val="single" w:color="C8D3CC" w:sz="4"/>
+              <w:left w:val="single" w:color="C8D3CC" w:sz="4"/>
+              <w:bottom w:val="single" w:color="C8D3CC" w:sz="4"/>
+              <w:right w:val="single" w:color="C8D3CC" w:sz="4"/>
+            </w:tcBorders>
+            <w:shd w:fill="EEF3F0" w:val="clear"/>
+            <w:tcMar>
+              <w:top w:type="dxa" w:w="80"/>
+              <w:left w:type="dxa" w:w="120"/>
+              <w:bottom w:type="dxa" w:w="80"/>
+              <w:right w:type="dxa" w:w="120"/>
+            </w:tcMar>
+            <w:vAlign w:val="center"/>
+          </w:tcPr>
+          <w:p>
+            <w:pPr>
+              <w:spacing w:after="60" w:before="60" w:line="280"/>
+              <w:jc w:val="center"/>
+            </w:pPr>
+            <w:r>
+              <w:rPr>
+                <w:rFonts w:ascii="Microsoft JhengHei" w:cs="Microsoft JhengHei" w:eastAsia="Microsoft JhengHei" w:hAnsi="Microsoft JhengHei"/>
+                <w:b w:val="false"/>
+                <w:bCs w:val="false"/>
+                <w:i w:val="false"/>
+                <w:iCs w:val="false"/>
+                <w:color w:val="6B7C72"/>
+                <w:sz w:val="21"/>
+                <w:szCs w:val="21"/>
+              </w:rPr>
+              <w:t xml:space="preserve">觸</w:t>
+            </w:r>
+          </w:p>
+        </w:tc>
+      </w:tr>
+      <w:tr>
+        <w:tc>
+          <w:tcPr>
+            <w:tcW w:type="pct" w:w="12%"/>
+            <w:tcBorders>
+              <w:top w:val="single" w:color="C8D3CC" w:sz="4"/>
+              <w:left w:val="single" w:color="C8D3CC" w:sz="4"/>
+              <w:bottom w:val="single" w:color="C8D3CC" w:sz="4"/>
+              <w:right w:val="single" w:color="C8D3CC" w:sz="4"/>
+            </w:tcBorders>
+            <w:tcMar>
+              <w:top w:type="dxa" w:w="80"/>
+              <w:left w:type="dxa" w:w="120"/>
+              <w:bottom w:type="dxa" w:w="80"/>
+              <w:right w:type="dxa" w:w="120"/>
+            </w:tcMar>
+            <w:vAlign w:val="center"/>
+          </w:tcPr>
+          <w:p>
+            <w:pPr>
+              <w:spacing w:after="60" w:before="60" w:line="280"/>
+              <w:jc w:val="center"/>
+            </w:pPr>
+            <w:r>
+              <w:rPr>
+                <w:rFonts w:ascii="Microsoft JhengHei" w:cs="Microsoft JhengHei" w:eastAsia="Microsoft JhengHei" w:hAnsi="Microsoft JhengHei"/>
+                <w:b w:val="false"/>
+                <w:bCs w:val="false"/>
+                <w:i w:val="false"/>
+                <w:iCs w:val="false"/>
+                <w:color w:val="2E3B34"/>
+                <w:sz w:val="21"/>
+                <w:szCs w:val="21"/>
+              </w:rPr>
+              <w:t xml:space="preserve">10月</w:t>
+            </w:r>
+          </w:p>
+        </w:tc>
+        <w:tc>
+          <w:tcPr>
+            <w:tcW w:type="pct" w:w="16%"/>
+            <w:tcBorders>
+              <w:top w:val="single" w:color="C8D3CC" w:sz="4"/>
+              <w:left w:val="single" w:color="C8D3CC" w:sz="4"/>
+              <w:bottom w:val="single" w:color="C8D3CC" w:sz="4"/>
+              <w:right w:val="single" w:color="C8D3CC" w:sz="4"/>
+            </w:tcBorders>
+            <w:tcMar>
+              <w:top w:type="dxa" w:w="80"/>
+              <w:left w:type="dxa" w:w="120"/>
+              <w:bottom w:type="dxa" w:w="80"/>
+              <w:right w:type="dxa" w:w="120"/>
+            </w:tcMar>
+            <w:vAlign w:val="center"/>
+          </w:tcPr>
+          <w:p>
+            <w:pPr>
+              <w:spacing w:after="60" w:before="60" w:line="280"/>
+              <w:jc w:val="center"/>
+            </w:pPr>
+            <w:r>
+              <w:rPr>
+                <w:rFonts w:ascii="Microsoft JhengHei" w:cs="Microsoft JhengHei" w:eastAsia="Microsoft JhengHei" w:hAnsi="Microsoft JhengHei"/>
+                <w:b/>
+                <w:bCs/>
+                <w:i w:val="false"/>
+                <w:iCs w:val="false"/>
+                <w:color w:val="2E3B34"/>
+                <w:sz w:val="21"/>
+                <w:szCs w:val="21"/>
+              </w:rPr>
+              <w:t xml:space="preserve">寒露</w:t>
+            </w:r>
+          </w:p>
+        </w:tc>
+        <w:tc>
+          <w:tcPr>
+            <w:tcW w:type="pct" w:w="42%"/>
+            <w:tcBorders>
+              <w:top w:val="single" w:color="C8D3CC" w:sz="4"/>
+              <w:left w:val="single" w:color="C8D3CC" w:sz="4"/>
+              <w:bottom w:val="single" w:color="C8D3CC" w:sz="4"/>
+              <w:right w:val="single" w:color="C8D3CC" w:sz="4"/>
+            </w:tcBorders>
+            <w:tcMar>
+              <w:top w:type="dxa" w:w="80"/>
+              <w:left w:type="dxa" w:w="120"/>
+              <w:bottom w:type="dxa" w:w="80"/>
+              <w:right w:type="dxa" w:w="120"/>
+            </w:tcMar>
+            <w:vAlign w:val="center"/>
+          </w:tcPr>
+          <w:p>
+            <w:pPr>
+              <w:spacing w:after="60" w:before="60" w:line="280"/>
+            </w:pPr>
+            <w:r>
+              <w:rPr>
+                <w:rFonts w:ascii="Microsoft JhengHei" w:cs="Microsoft JhengHei" w:eastAsia="Microsoft JhengHei" w:hAnsi="Microsoft JhengHei"/>
+                <w:b w:val="false"/>
+                <w:bCs w:val="false"/>
+                <w:i w:val="false"/>
+                <w:iCs w:val="false"/>
+                <w:color w:val="2E3B34"/>
+                <w:sz w:val="21"/>
+                <w:szCs w:val="21"/>
+              </w:rPr>
+              <w:t xml:space="preserve">面霜</w:t>
+            </w:r>
+          </w:p>
+        </w:tc>
+        <w:tc>
+          <w:tcPr>
+            <w:tcW w:type="pct" w:w="30%"/>
+            <w:tcBorders>
+              <w:top w:val="single" w:color="C8D3CC" w:sz="4"/>
+              <w:left w:val="single" w:color="C8D3CC" w:sz="4"/>
+              <w:bottom w:val="single" w:color="C8D3CC" w:sz="4"/>
+              <w:right w:val="single" w:color="C8D3CC" w:sz="4"/>
+            </w:tcBorders>
+            <w:tcMar>
+              <w:top w:type="dxa" w:w="80"/>
+              <w:left w:type="dxa" w:w="120"/>
+              <w:bottom w:type="dxa" w:w="80"/>
+              <w:right w:type="dxa" w:w="120"/>
+            </w:tcMar>
+            <w:vAlign w:val="center"/>
+          </w:tcPr>
+          <w:p>
+            <w:pPr>
+              <w:spacing w:after="60" w:before="60" w:line="280"/>
+              <w:jc w:val="center"/>
+            </w:pPr>
+            <w:r>
+              <w:rPr>
+                <w:rFonts w:ascii="Microsoft JhengHei" w:cs="Microsoft JhengHei" w:eastAsia="Microsoft JhengHei" w:hAnsi="Microsoft JhengHei"/>
+                <w:b w:val="false"/>
+                <w:bCs w:val="false"/>
+                <w:i w:val="false"/>
+                <w:iCs w:val="false"/>
+                <w:color w:val="6B7C72"/>
+                <w:sz w:val="21"/>
+                <w:szCs w:val="21"/>
+              </w:rPr>
+              <w:t xml:space="preserve">嗅・觸</w:t>
+            </w:r>
+          </w:p>
+        </w:tc>
+      </w:tr>
+      <w:tr>
+        <w:tc>
+          <w:tcPr>
+            <w:tcW w:type="pct" w:w="12%"/>
+            <w:tcBorders>
+              <w:top w:val="single" w:color="C8D3CC" w:sz="4"/>
+              <w:left w:val="single" w:color="C8D3CC" w:sz="4"/>
+              <w:bottom w:val="single" w:color="C8D3CC" w:sz="4"/>
+              <w:right w:val="single" w:color="C8D3CC" w:sz="4"/>
+            </w:tcBorders>
+            <w:shd w:fill="EEF3F0" w:val="clear"/>
+            <w:tcMar>
+              <w:top w:type="dxa" w:w="80"/>
+              <w:left w:type="dxa" w:w="120"/>
+              <w:bottom w:type="dxa" w:w="80"/>
+              <w:right w:type="dxa" w:w="120"/>
+            </w:tcMar>
+            <w:vAlign w:val="center"/>
+          </w:tcPr>
+          <w:p>
+            <w:pPr>
+              <w:spacing w:after="60" w:before="60" w:line="280"/>
+              <w:jc w:val="center"/>
+            </w:pPr>
+            <w:r>
+              <w:rPr>
+                <w:rFonts w:ascii="Microsoft JhengHei" w:cs="Microsoft JhengHei" w:eastAsia="Microsoft JhengHei" w:hAnsi="Microsoft JhengHei"/>
+                <w:b w:val="false"/>
+                <w:bCs w:val="false"/>
+                <w:i w:val="false"/>
+                <w:iCs w:val="false"/>
+                <w:color w:val="2E3B34"/>
+                <w:sz w:val="21"/>
+                <w:szCs w:val="21"/>
+              </w:rPr>
+              <w:t xml:space="preserve">12月</w:t>
+            </w:r>
+          </w:p>
+        </w:tc>
+        <w:tc>
+          <w:tcPr>
+            <w:tcW w:type="pct" w:w="16%"/>
+            <w:tcBorders>
+              <w:top w:val="single" w:color="C8D3CC" w:sz="4"/>
+              <w:left w:val="single" w:color="C8D3CC" w:sz="4"/>
+              <w:bottom w:val="single" w:color="C8D3CC" w:sz="4"/>
+              <w:right w:val="single" w:color="C8D3CC" w:sz="4"/>
+            </w:tcBorders>
+            <w:shd w:fill="EEF3F0" w:val="clear"/>
+            <w:tcMar>
+              <w:top w:type="dxa" w:w="80"/>
+              <w:left w:type="dxa" w:w="120"/>
+              <w:bottom w:type="dxa" w:w="80"/>
+              <w:right w:type="dxa" w:w="120"/>
+            </w:tcMar>
+            <w:vAlign w:val="center"/>
+          </w:tcPr>
+          <w:p>
+            <w:pPr>
+              <w:spacing w:after="60" w:before="60" w:line="280"/>
+              <w:jc w:val="center"/>
+            </w:pPr>
+            <w:r>
+              <w:rPr>
+                <w:rFonts w:ascii="Microsoft JhengHei" w:cs="Microsoft JhengHei" w:eastAsia="Microsoft JhengHei" w:hAnsi="Microsoft JhengHei"/>
+                <w:b/>
+                <w:bCs/>
+                <w:i w:val="false"/>
+                <w:iCs w:val="false"/>
+                <w:color w:val="2E3B34"/>
+                <w:sz w:val="21"/>
+                <w:szCs w:val="21"/>
+              </w:rPr>
+              <w:t xml:space="preserve">冬至</w:t>
+            </w:r>
+          </w:p>
+        </w:tc>
+        <w:tc>
+          <w:tcPr>
+            <w:tcW w:type="pct" w:w="42%"/>
+            <w:tcBorders>
+              <w:top w:val="single" w:color="C8D3CC" w:sz="4"/>
+              <w:left w:val="single" w:color="C8D3CC" w:sz="4"/>
+              <w:bottom w:val="single" w:color="C8D3CC" w:sz="4"/>
+              <w:right w:val="single" w:color="C8D3CC" w:sz="4"/>
+            </w:tcBorders>
+            <w:shd w:fill="EEF3F0" w:val="clear"/>
+            <w:tcMar>
+              <w:top w:type="dxa" w:w="80"/>
+              <w:left w:type="dxa" w:w="120"/>
+              <w:bottom w:type="dxa" w:w="80"/>
+              <w:right w:type="dxa" w:w="120"/>
+            </w:tcMar>
+            <w:vAlign w:val="center"/>
+          </w:tcPr>
+          <w:p>
+            <w:pPr>
+              <w:spacing w:after="60" w:before="60" w:line="280"/>
+            </w:pPr>
+            <w:r>
+              <w:rPr>
+                <w:rFonts w:ascii="Microsoft JhengHei" w:cs="Microsoft JhengHei" w:eastAsia="Microsoft JhengHei" w:hAnsi="Microsoft JhengHei"/>
+                <w:b w:val="false"/>
+                <w:bCs w:val="false"/>
+                <w:i w:val="false"/>
+                <w:iCs w:val="false"/>
+                <w:color w:val="2E3B34"/>
+                <w:sz w:val="21"/>
+                <w:szCs w:val="21"/>
+              </w:rPr>
+              <w:t xml:space="preserve">化妝水＋精華液＋面霜（年末三步驟）</w:t>
+            </w:r>
+          </w:p>
+        </w:tc>
+        <w:tc>
+          <w:tcPr>
+            <w:tcW w:type="pct" w:w="30%"/>
+            <w:tcBorders>
+              <w:top w:val="single" w:color="C8D3CC" w:sz="4"/>
+              <w:left w:val="single" w:color="C8D3CC" w:sz="4"/>
+              <w:bottom w:val="single" w:color="C8D3CC" w:sz="4"/>
+              <w:right w:val="single" w:color="C8D3CC" w:sz="4"/>
+            </w:tcBorders>
+            <w:shd w:fill="EEF3F0" w:val="clear"/>
+            <w:tcMar>
+              <w:top w:type="dxa" w:w="80"/>
+              <w:left w:type="dxa" w:w="120"/>
+              <w:bottom w:type="dxa" w:w="80"/>
+              <w:right w:type="dxa" w:w="120"/>
+            </w:tcMar>
+            <w:vAlign w:val="center"/>
+          </w:tcPr>
+          <w:p>
+            <w:pPr>
+              <w:spacing w:after="60" w:before="60" w:line="280"/>
+              <w:jc w:val="center"/>
+            </w:pPr>
+            <w:r>
+              <w:rPr>
+                <w:rFonts w:ascii="Microsoft JhengHei" w:cs="Microsoft JhengHei" w:eastAsia="Microsoft JhengHei" w:hAnsi="Microsoft JhengHei"/>
+                <w:b w:val="false"/>
+                <w:bCs w:val="false"/>
+                <w:i w:val="false"/>
+                <w:iCs w:val="false"/>
+                <w:color w:val="6B7C72"/>
+                <w:sz w:val="21"/>
+                <w:szCs w:val="21"/>
+              </w:rPr>
+              <w:t xml:space="preserve">觸</w:t>
+            </w:r>
+          </w:p>
+        </w:tc>
+      </w:tr>
+    </w:tbl>
+    <w:p>
+      <w:pPr>
+        <w:spacing w:after="120" w:before="200" w:line="300"/>
+      </w:pPr>
+      <w:r>
+        <w:rPr>
+          <w:rFonts w:ascii="Microsoft JhengHei" w:cs="Microsoft JhengHei" w:eastAsia="Microsoft JhengHei" w:hAnsi="Microsoft JhengHei"/>
+          <w:b w:val="false"/>
+          <w:bCs w:val="false"/>
+          <w:i w:val="false"/>
+          <w:iCs w:val="false"/>
+          <w:color w:val="2E3B34"/>
+          <w:sz w:val="22"/>
+          <w:szCs w:val="22"/>
+        </w:rPr>
+        <w:t xml:space="preserve">四樣商品各出現 2 次。茶包刻意分熱泡（1 月）與冷泡（5 月），示範兩種喝法；12 月三件一起用，做年末收尾儀式。</w:t>
+      </w:r>
+    </w:p>
+    <w:p>
+      <w:pPr>
+        <w:spacing w:after="240" w:before="0" w:line="300"/>
+      </w:pPr>
+      <w:r>
+        <w:rPr>
+          <w:rFonts w:ascii="Microsoft JhengHei" w:cs="Microsoft JhengHei" w:eastAsia="Microsoft JhengHei" w:hAnsi="Microsoft JhengHei"/>
+          <w:b w:val="false"/>
+          <w:bCs w:val="false"/>
+          <w:i w:val="false"/>
+          <w:iCs w:val="false"/>
+          <w:color w:val="2E3B34"/>
+          <w:sz w:val="22"/>
+          <w:szCs w:val="22"/>
+        </w:rPr>
+        <w:t xml:space="preserve">其餘 6 個月（2／4／6／7／9／11）不置入商品，維持節氣本身，避免整本變成型錄。</w:t>
+      </w:r>
+    </w:p>
+    <w:p>
+      <w:pPr>
+        <w:spacing w:after="100" w:before="160" w:line="300"/>
+      </w:pPr>
+      <w:r>
+        <w:rPr>
+          <w:rFonts w:ascii="Microsoft JhengHei" w:cs="Microsoft JhengHei" w:eastAsia="Microsoft JhengHei" w:hAnsi="Microsoft JhengHei"/>
+          <w:b/>
+          <w:bCs/>
+          <w:i w:val="false"/>
+          <w:iCs w:val="false"/>
+          <w:color w:val="9C3A2E"/>
+          <w:sz w:val="24"/>
+          <w:szCs w:val="24"/>
+        </w:rPr>
+        <w:t xml:space="preserve">印刷前必須確認</w:t>
+      </w:r>
+    </w:p>
+    <w:p>
+      <w:pPr>
+        <w:spacing w:after="80" w:before="0" w:line="300"/>
+      </w:pPr>
+      <w:r>
+        <w:rPr>
+          <w:rFonts w:ascii="Microsoft JhengHei" w:cs="Microsoft JhengHei" w:eastAsia="Microsoft JhengHei" w:hAnsi="Microsoft JhengHei"/>
+          <w:b w:val="false"/>
+          <w:bCs w:val="false"/>
+          <w:i w:val="false"/>
+          <w:iCs w:val="false"/>
+          <w:color w:val="2E3B34"/>
+          <w:sz w:val="22"/>
+          <w:szCs w:val="22"/>
+        </w:rPr>
+        <w:t xml:space="preserve">1.　養生茶包的完整成分，以及各原料是否皆列於衛福部「可供食品使用原料」。若含中藥材，需確認是否屬可食用品項。</w:t>
+      </w:r>
+    </w:p>
+    <w:p>
+      <w:pPr>
+        <w:spacing w:after="80" w:before="0" w:line="300"/>
+      </w:pPr>
+      <w:r>
+        <w:rPr>
+          <w:rFonts w:ascii="Microsoft JhengHei" w:cs="Microsoft JhengHei" w:eastAsia="Microsoft JhengHei" w:hAnsi="Microsoft JhengHei"/>
+          <w:b w:val="false"/>
+          <w:bCs w:val="false"/>
+          <w:i w:val="false"/>
+          <w:iCs w:val="false"/>
+          <w:color w:val="2E3B34"/>
+          <w:sz w:val="22"/>
+          <w:szCs w:val="22"/>
+        </w:rPr>
+        <w:t xml:space="preserve">2.　保養品小樣是否已完成化粧品產品登錄，包裝標示是否齊備。</w:t>
+      </w:r>
+    </w:p>
+    <w:p>
+      <w:pPr>
+        <w:spacing w:after="0" w:before="0" w:line="300"/>
+      </w:pPr>
+      <w:r>
+        <w:rPr>
+          <w:rFonts w:ascii="Microsoft JhengHei" w:cs="Microsoft JhengHei" w:eastAsia="Microsoft JhengHei" w:hAnsi="Microsoft JhengHei"/>
+          <w:b w:val="false"/>
+          <w:bCs w:val="false"/>
+          <w:i w:val="false"/>
+          <w:iCs w:val="false"/>
+          <w:color w:val="2E3B34"/>
+          <w:sz w:val="22"/>
+          <w:szCs w:val="22"/>
+        </w:rPr>
+        <w:t xml:space="preserve">3.　贈品外包裝與月曆內頁的文字，需同一套禁用詞標準；贈品包裝若印有效能詞，月曆不得沿用。</w:t>
+      </w:r>
+    </w:p>
+    <w:p>
+      <w:r>
+        <w:br w:type="page"/>
+      </w:r>
+    </w:p>
+    <w:p>
+      <w:pPr>
+        <w:spacing w:after="80" w:before="0" w:line="300"/>
       </w:pPr>
       <w:r>
         <w:rPr>
@@ -3946,6 +5357,37 @@
           <w:szCs w:val="24"/>
         </w:rPr>
         <w:t xml:space="preserve">　1/20（週三）</w:t>
+      </w:r>
+    </w:p>
+    <w:p>
+      <w:pPr>
+        <w:spacing w:after="140" w:before="0" w:line="300"/>
+      </w:pPr>
+      <w:r>
+        <w:rPr>
+          <w:rFonts w:ascii="Microsoft JhengHei" w:cs="Microsoft JhengHei" w:eastAsia="Microsoft JhengHei" w:hAnsi="Microsoft JhengHei"/>
+          <w:b/>
+          <w:bCs/>
+          <w:i w:val="false"/>
+          <w:iCs w:val="false"/>
+          <w:color w:val="8A6A3B"/>
+          <w:sz w:val="20"/>
+          <w:szCs w:val="20"/>
+        </w:rPr>
+        <w:t xml:space="preserve">搭配贈品　</w:t>
+      </w:r>
+      <w:r>
+        <w:rPr>
+          <w:rFonts w:ascii="Microsoft JhengHei" w:cs="Microsoft JhengHei" w:eastAsia="Microsoft JhengHei" w:hAnsi="Microsoft JhengHei"/>
+          <w:b w:val="false"/>
+          <w:bCs w:val="false"/>
+          <w:i w:val="false"/>
+          <w:iCs w:val="false"/>
+          <w:color w:val="8A6A3B"/>
+          <w:sz w:val="20"/>
+          <w:szCs w:val="20"/>
+        </w:rPr>
+        <w:t xml:space="preserve">養生茶包（熱泡）</w:t>
       </w:r>
     </w:p>
     <w:tbl>
@@ -4186,7 +5628,7 @@
                 <w:sz w:val="22"/>
                 <w:szCs w:val="22"/>
               </w:rPr>
-              <w:t xml:space="preserve">看窗上結的霧氣，用指尖畫一個記號</w:t>
+              <w:t xml:space="preserve">看茶葉在熱水裡慢慢舒展開，顏色一層一層染出來</w:t>
             </w:r>
           </w:p>
         </w:tc>
@@ -4338,7 +5780,7 @@
                 <w:sz w:val="22"/>
                 <w:szCs w:val="22"/>
               </w:rPr>
-              <w:t xml:space="preserve">煮一鍋薑湯，讓廚房的熱氣先暖了鼻子</w:t>
+              <w:t xml:space="preserve">茶包剛拆開的那一下，把袋口湊近聞一次</w:t>
             </w:r>
           </w:p>
         </w:tc>
@@ -4415,7 +5857,7 @@
                 <w:sz w:val="22"/>
                 <w:szCs w:val="22"/>
               </w:rPr>
-              <w:t xml:space="preserve">喝一碗熱甜湯，慢慢地喝，不要趕</w:t>
+              <w:t xml:space="preserve">喝一口熱茶，先含著，再慢慢吞下去</w:t>
             </w:r>
           </w:p>
         </w:tc>
@@ -4490,7 +5932,7 @@
                 <w:sz w:val="22"/>
                 <w:szCs w:val="22"/>
               </w:rPr>
-              <w:t xml:space="preserve">把手掌貼在溫熱的馬克杯上，停留三十秒</w:t>
+              <w:t xml:space="preserve">雙手捧著溫熱的杯子，停留三十秒再放下</w:t>
             </w:r>
           </w:p>
         </w:tc>
@@ -5304,7 +6746,7 @@
     </w:p>
     <w:p>
       <w:pPr>
-        <w:spacing w:after="140" w:before="0" w:line="300"/>
+        <w:spacing w:after="80" w:before="0" w:line="300"/>
       </w:pPr>
       <w:r>
         <w:rPr>
@@ -5344,6 +6786,37 @@
           <w:szCs w:val="24"/>
         </w:rPr>
         <w:t xml:space="preserve">　3/21（週日）</w:t>
+      </w:r>
+    </w:p>
+    <w:p>
+      <w:pPr>
+        <w:spacing w:after="140" w:before="0" w:line="300"/>
+      </w:pPr>
+      <w:r>
+        <w:rPr>
+          <w:rFonts w:ascii="Microsoft JhengHei" w:cs="Microsoft JhengHei" w:eastAsia="Microsoft JhengHei" w:hAnsi="Microsoft JhengHei"/>
+          <w:b/>
+          <w:bCs/>
+          <w:i w:val="false"/>
+          <w:iCs w:val="false"/>
+          <w:color w:val="8A6A3B"/>
+          <w:sz w:val="20"/>
+          <w:szCs w:val="20"/>
+        </w:rPr>
+        <w:t xml:space="preserve">搭配贈品　</w:t>
+      </w:r>
+      <w:r>
+        <w:rPr>
+          <w:rFonts w:ascii="Microsoft JhengHei" w:cs="Microsoft JhengHei" w:eastAsia="Microsoft JhengHei" w:hAnsi="Microsoft JhengHei"/>
+          <w:b w:val="false"/>
+          <w:bCs w:val="false"/>
+          <w:i w:val="false"/>
+          <w:iCs w:val="false"/>
+          <w:color w:val="8A6A3B"/>
+          <w:sz w:val="20"/>
+          <w:szCs w:val="20"/>
+        </w:rPr>
+        <w:t xml:space="preserve">化妝水</w:t>
       </w:r>
     </w:p>
     <w:tbl>
@@ -5584,7 +7057,7 @@
                 <w:sz w:val="22"/>
                 <w:szCs w:val="22"/>
               </w:rPr>
-              <w:t xml:space="preserve">找一株植物，記下它今天的樣子，下個月再看一次</w:t>
+              <w:t xml:space="preserve">桌上放一株植物，記下它今天的樣子，下個月再看一次</w:t>
             </w:r>
           </w:p>
         </w:tc>
@@ -5661,7 +7134,7 @@
                 <w:sz w:val="22"/>
                 <w:szCs w:val="22"/>
               </w:rPr>
-              <w:t xml:space="preserve">清晨窗外的鳥叫，比上個月密了一些</w:t>
+              <w:t xml:space="preserve">打開窗，聽清晨的鳥叫比上個月密了一些</w:t>
             </w:r>
           </w:p>
         </w:tc>
@@ -5736,7 +7209,7 @@
                 <w:sz w:val="22"/>
                 <w:szCs w:val="22"/>
               </w:rPr>
-              <w:t xml:space="preserve">剪一小段香草放在桌上，每次經過就聞一下</w:t>
+              <w:t xml:space="preserve">倒一點化妝水在掌心，先聞過它的氣味，再往臉上拍</w:t>
             </w:r>
           </w:p>
         </w:tc>
@@ -5813,7 +7286,7 @@
                 <w:sz w:val="22"/>
                 <w:szCs w:val="22"/>
               </w:rPr>
-              <w:t xml:space="preserve">吃當季的春天蔬菜，嚐嚐那股清甜</w:t>
+              <w:t xml:space="preserve">煮一份當季的春天蔬菜，嚐嚐那股清甜</w:t>
             </w:r>
           </w:p>
         </w:tc>
@@ -5888,7 +7361,7 @@
                 <w:sz w:val="22"/>
                 <w:szCs w:val="22"/>
               </w:rPr>
-              <w:t xml:space="preserve">把冬衣收起來，摸摸換季時布料的差別</w:t>
+              <w:t xml:space="preserve">把冬衣收進箱子，摸摸換季時布料厚薄的差別</w:t>
             </w:r>
           </w:p>
         </w:tc>
@@ -6360,7 +7833,7 @@
                 <w:sz w:val="22"/>
                 <w:szCs w:val="22"/>
               </w:rPr>
-              <w:t xml:space="preserve">走一段有風的路，聽樹葉翻動的聲音</w:t>
+              <w:t xml:space="preserve">打開窗，聽樹葉被風翻動的聲音</w:t>
             </w:r>
           </w:p>
         </w:tc>
@@ -6702,7 +8175,7 @@
     </w:p>
     <w:p>
       <w:pPr>
-        <w:spacing w:after="140" w:before="0" w:line="300"/>
+        <w:spacing w:after="80" w:before="0" w:line="300"/>
       </w:pPr>
       <w:r>
         <w:rPr>
@@ -6742,6 +8215,37 @@
           <w:szCs w:val="24"/>
         </w:rPr>
         <w:t xml:space="preserve">　5/6（週四）</w:t>
+      </w:r>
+    </w:p>
+    <w:p>
+      <w:pPr>
+        <w:spacing w:after="140" w:before="0" w:line="300"/>
+      </w:pPr>
+      <w:r>
+        <w:rPr>
+          <w:rFonts w:ascii="Microsoft JhengHei" w:cs="Microsoft JhengHei" w:eastAsia="Microsoft JhengHei" w:hAnsi="Microsoft JhengHei"/>
+          <w:b/>
+          <w:bCs/>
+          <w:i w:val="false"/>
+          <w:iCs w:val="false"/>
+          <w:color w:val="8A6A3B"/>
+          <w:sz w:val="20"/>
+          <w:szCs w:val="20"/>
+        </w:rPr>
+        <w:t xml:space="preserve">搭配贈品　</w:t>
+      </w:r>
+      <w:r>
+        <w:rPr>
+          <w:rFonts w:ascii="Microsoft JhengHei" w:cs="Microsoft JhengHei" w:eastAsia="Microsoft JhengHei" w:hAnsi="Microsoft JhengHei"/>
+          <w:b w:val="false"/>
+          <w:bCs w:val="false"/>
+          <w:i w:val="false"/>
+          <w:iCs w:val="false"/>
+          <w:color w:val="8A6A3B"/>
+          <w:sz w:val="20"/>
+          <w:szCs w:val="20"/>
+        </w:rPr>
+        <w:t xml:space="preserve">養生茶包（冷泡）</w:t>
       </w:r>
     </w:p>
     <w:tbl>
@@ -6982,7 +8486,7 @@
                 <w:sz w:val="22"/>
                 <w:szCs w:val="22"/>
               </w:rPr>
-              <w:t xml:space="preserve">注意日落時間往後移了，天黑得比上個月晚</w:t>
+              <w:t xml:space="preserve">睡前泡一壺冷泡茶放進冰箱，隔天看顏色深了多少</w:t>
             </w:r>
           </w:p>
         </w:tc>
@@ -7059,7 +8563,7 @@
                 <w:sz w:val="22"/>
                 <w:szCs w:val="22"/>
               </w:rPr>
-              <w:t xml:space="preserve">今年第一聲蟬鳴，記住它是哪一天</w:t>
+              <w:t xml:space="preserve">開窗聽今年第一聲蟬鳴，記住它是哪一天</w:t>
             </w:r>
           </w:p>
         </w:tc>
@@ -7134,7 +8638,7 @@
                 <w:sz w:val="22"/>
                 <w:szCs w:val="22"/>
               </w:rPr>
-              <w:t xml:space="preserve">切開一顆檸檬，讓那股酸香醒醒神</w:t>
+              <w:t xml:space="preserve">切開一顆檸檬放在桌邊，讓那股酸香醒醒神</w:t>
             </w:r>
           </w:p>
         </w:tc>
@@ -7211,7 +8715,7 @@
                 <w:sz w:val="22"/>
                 <w:szCs w:val="22"/>
               </w:rPr>
-              <w:t xml:space="preserve">喝一杯冰過的麥茶或青草茶</w:t>
+              <w:t xml:space="preserve">喝一杯自己冷泡的茶，冰的比熱的更清楚喝到回甘</w:t>
             </w:r>
           </w:p>
         </w:tc>
@@ -7681,7 +9185,7 @@
                 <w:sz w:val="22"/>
                 <w:szCs w:val="22"/>
               </w:rPr>
-              <w:t xml:space="preserve">今天特別晚才天黑，找個地方看完整的日落</w:t>
+              <w:t xml:space="preserve">今天特別晚才天黑，從窗邊看天色一路暗下去</w:t>
             </w:r>
           </w:p>
         </w:tc>
@@ -7910,7 +9414,7 @@
                 <w:sz w:val="22"/>
                 <w:szCs w:val="22"/>
               </w:rPr>
-              <w:t xml:space="preserve">吃一碗剉冰，讓涼意從嘴裡開始擴散</w:t>
+              <w:t xml:space="preserve">在家弄一碗簡單的冰，讓涼意從嘴裡開始擴散</w:t>
             </w:r>
           </w:p>
         </w:tc>
@@ -8799,7 +10303,7 @@
     </w:p>
     <w:p>
       <w:pPr>
-        <w:spacing w:after="140" w:before="0" w:line="300"/>
+        <w:spacing w:after="80" w:before="0" w:line="300"/>
       </w:pPr>
       <w:r>
         <w:rPr>
@@ -8839,6 +10343,37 @@
           <w:szCs w:val="24"/>
         </w:rPr>
         <w:t xml:space="preserve">　8/8（週日）</w:t>
+      </w:r>
+    </w:p>
+    <w:p>
+      <w:pPr>
+        <w:spacing w:after="140" w:before="0" w:line="300"/>
+      </w:pPr>
+      <w:r>
+        <w:rPr>
+          <w:rFonts w:ascii="Microsoft JhengHei" w:cs="Microsoft JhengHei" w:eastAsia="Microsoft JhengHei" w:hAnsi="Microsoft JhengHei"/>
+          <w:b/>
+          <w:bCs/>
+          <w:i w:val="false"/>
+          <w:iCs w:val="false"/>
+          <w:color w:val="8A6A3B"/>
+          <w:sz w:val="20"/>
+          <w:szCs w:val="20"/>
+        </w:rPr>
+        <w:t xml:space="preserve">搭配贈品　</w:t>
+      </w:r>
+      <w:r>
+        <w:rPr>
+          <w:rFonts w:ascii="Microsoft JhengHei" w:cs="Microsoft JhengHei" w:eastAsia="Microsoft JhengHei" w:hAnsi="Microsoft JhengHei"/>
+          <w:b w:val="false"/>
+          <w:bCs w:val="false"/>
+          <w:i w:val="false"/>
+          <w:iCs w:val="false"/>
+          <w:color w:val="8A6A3B"/>
+          <w:sz w:val="20"/>
+          <w:szCs w:val="20"/>
+        </w:rPr>
+        <w:t xml:space="preserve">精華液</w:t>
       </w:r>
     </w:p>
     <w:tbl>
@@ -9079,7 +10614,7 @@
                 <w:sz w:val="22"/>
                 <w:szCs w:val="22"/>
               </w:rPr>
-              <w:t xml:space="preserve">注意傍晚的雲，開始變高、變薄了</w:t>
+              <w:t xml:space="preserve">從窗邊看傍晚的雲，開始變高、變薄了</w:t>
             </w:r>
           </w:p>
         </w:tc>
@@ -9383,7 +10918,7 @@
                 <w:sz w:val="22"/>
                 <w:szCs w:val="22"/>
               </w:rPr>
-              <w:t xml:space="preserve">清晨開窗，讓涼一點的空氣碰碰手臂</w:t>
+              <w:t xml:space="preserve">精華液在掌心搓熱再按上臉，感覺它一點一點被吃進去</w:t>
             </w:r>
           </w:p>
         </w:tc>
@@ -9855,7 +11390,7 @@
                 <w:sz w:val="22"/>
                 <w:szCs w:val="22"/>
               </w:rPr>
-              <w:t xml:space="preserve">秋天的風聲比夏天乾，仔細聽得出差別</w:t>
+              <w:t xml:space="preserve">開窗聽秋天的風聲，比夏天乾，仔細聽得出差別</w:t>
             </w:r>
           </w:p>
         </w:tc>
@@ -10197,7 +11732,7 @@
     </w:p>
     <w:p>
       <w:pPr>
-        <w:spacing w:after="140" w:before="0" w:line="300"/>
+        <w:spacing w:after="80" w:before="0" w:line="300"/>
       </w:pPr>
       <w:r>
         <w:rPr>
@@ -10237,6 +11772,37 @@
           <w:szCs w:val="24"/>
         </w:rPr>
         <w:t xml:space="preserve">　10/8（週五）</w:t>
+      </w:r>
+    </w:p>
+    <w:p>
+      <w:pPr>
+        <w:spacing w:after="140" w:before="0" w:line="300"/>
+      </w:pPr>
+      <w:r>
+        <w:rPr>
+          <w:rFonts w:ascii="Microsoft JhengHei" w:cs="Microsoft JhengHei" w:eastAsia="Microsoft JhengHei" w:hAnsi="Microsoft JhengHei"/>
+          <w:b/>
+          <w:bCs/>
+          <w:i w:val="false"/>
+          <w:iCs w:val="false"/>
+          <w:color w:val="8A6A3B"/>
+          <w:sz w:val="20"/>
+          <w:szCs w:val="20"/>
+        </w:rPr>
+        <w:t xml:space="preserve">搭配贈品　</w:t>
+      </w:r>
+      <w:r>
+        <w:rPr>
+          <w:rFonts w:ascii="Microsoft JhengHei" w:cs="Microsoft JhengHei" w:eastAsia="Microsoft JhengHei" w:hAnsi="Microsoft JhengHei"/>
+          <w:b w:val="false"/>
+          <w:bCs w:val="false"/>
+          <w:i w:val="false"/>
+          <w:iCs w:val="false"/>
+          <w:color w:val="8A6A3B"/>
+          <w:sz w:val="20"/>
+          <w:szCs w:val="20"/>
+        </w:rPr>
+        <w:t xml:space="preserve">面霜</w:t>
       </w:r>
     </w:p>
     <w:tbl>
@@ -10477,7 +12043,7 @@
                 <w:sz w:val="22"/>
                 <w:szCs w:val="22"/>
               </w:rPr>
-              <w:t xml:space="preserve">清晨草地上還有露，蹲下來看一次</w:t>
+              <w:t xml:space="preserve">清晨從窗戶往外看，玻璃上開始有薄薄的霧氣</w:t>
             </w:r>
           </w:p>
         </w:tc>
@@ -10629,7 +12195,7 @@
                 <w:sz w:val="22"/>
                 <w:szCs w:val="22"/>
               </w:rPr>
-              <w:t xml:space="preserve">煮一壺桂圓紅棗茶，讓甜香填滿廚房</w:t>
+              <w:t xml:space="preserve">挖一點面霜在指腹，先聞過再抹開</w:t>
             </w:r>
           </w:p>
         </w:tc>
@@ -10706,7 +12272,7 @@
                 <w:sz w:val="22"/>
                 <w:szCs w:val="22"/>
               </w:rPr>
-              <w:t xml:space="preserve">喝溫熱的湯，感覺它從喉嚨一路暖到胃</w:t>
+              <w:t xml:space="preserve">喝一碗溫熱的湯，感覺它從喉嚨一路暖到胃</w:t>
             </w:r>
           </w:p>
         </w:tc>
@@ -10781,7 +12347,7 @@
                 <w:sz w:val="22"/>
                 <w:szCs w:val="22"/>
               </w:rPr>
-              <w:t xml:space="preserve">換上厚一點的襪子，讓腳先暖起來</w:t>
+              <w:t xml:space="preserve">睡前把面霜抹在手背和指節，這是今年第一次覺得需要它</w:t>
             </w:r>
           </w:p>
         </w:tc>
@@ -11595,7 +13161,7 @@
     </w:p>
     <w:p>
       <w:pPr>
-        <w:spacing w:after="140" w:before="0" w:line="300"/>
+        <w:spacing w:after="80" w:before="0" w:line="300"/>
       </w:pPr>
       <w:r>
         <w:rPr>
@@ -11635,6 +13201,37 @@
           <w:szCs w:val="24"/>
         </w:rPr>
         <w:t xml:space="preserve">　12/22（週三）</w:t>
+      </w:r>
+    </w:p>
+    <w:p>
+      <w:pPr>
+        <w:spacing w:after="140" w:before="0" w:line="300"/>
+      </w:pPr>
+      <w:r>
+        <w:rPr>
+          <w:rFonts w:ascii="Microsoft JhengHei" w:cs="Microsoft JhengHei" w:eastAsia="Microsoft JhengHei" w:hAnsi="Microsoft JhengHei"/>
+          <w:b/>
+          <w:bCs/>
+          <w:i w:val="false"/>
+          <w:iCs w:val="false"/>
+          <w:color w:val="8A6A3B"/>
+          <w:sz w:val="20"/>
+          <w:szCs w:val="20"/>
+        </w:rPr>
+        <w:t xml:space="preserve">搭配贈品　</w:t>
+      </w:r>
+      <w:r>
+        <w:rPr>
+          <w:rFonts w:ascii="Microsoft JhengHei" w:cs="Microsoft JhengHei" w:eastAsia="Microsoft JhengHei" w:hAnsi="Microsoft JhengHei"/>
+          <w:b w:val="false"/>
+          <w:bCs w:val="false"/>
+          <w:i w:val="false"/>
+          <w:iCs w:val="false"/>
+          <w:color w:val="8A6A3B"/>
+          <w:sz w:val="20"/>
+          <w:szCs w:val="20"/>
+        </w:rPr>
+        <w:t xml:space="preserve">化妝水＋精華液＋面霜（年末三步驟）</w:t>
       </w:r>
     </w:p>
     <w:tbl>
@@ -11875,7 +13472,7 @@
                 <w:sz w:val="22"/>
                 <w:szCs w:val="22"/>
               </w:rPr>
-              <w:t xml:space="preserve">今天最早天黑，把家裡的燈點得暖一點</w:t>
+              <w:t xml:space="preserve">今天最早天黑，把家裡的燈調得暖一點</w:t>
             </w:r>
           </w:p>
         </w:tc>
@@ -12179,7 +13776,7 @@
                 <w:sz w:val="22"/>
                 <w:szCs w:val="22"/>
               </w:rPr>
-              <w:t xml:space="preserve">泡個熱水澡，讓一整年的疲憊化開</w:t>
+              <w:t xml:space="preserve">洗完澡，化妝水、精華液、面霜依序慢慢抹上，一步都不省略</w:t>
             </w:r>
           </w:p>
         </w:tc>
@@ -12343,7 +13940,7 @@
           <w:sz w:val="22"/>
           <w:szCs w:val="22"/>
         </w:rPr>
-        <w:t xml:space="preserve">食材只談感官：薑湯談熱氣與香味、桂圓談甜香、柚子栗子談味道，皆未連結任何身體效果。</w:t>
+        <w:t xml:space="preserve">食材只談感官：桂圓談甜香、柚子栗子談味道，皆未連結任何身體效果。</w:t>
       </w:r>
     </w:p>
     <w:p>
@@ -12366,7 +13963,7 @@
     </w:p>
     <w:p>
       <w:pPr>
-        <w:spacing w:after="320" w:before="0" w:line="300"/>
+        <w:spacing w:after="120" w:before="0" w:line="300"/>
       </w:pPr>
       <w:r>
         <w:rPr>
@@ -12380,6 +13977,78 @@
           <w:szCs w:val="22"/>
         </w:rPr>
         <w:t xml:space="preserve">十二個月主節氣皆完整具備視、聽、嗅、味、觸五感各一則，共 60 則五感練習。</w:t>
+      </w:r>
+    </w:p>
+    <w:p>
+      <w:pPr>
+        <w:spacing w:after="120" w:before="0" w:line="300"/>
+      </w:pPr>
+      <w:r>
+        <w:rPr>
+          <w:rFonts w:ascii="Microsoft JhengHei" w:cs="Microsoft JhengHei" w:eastAsia="Microsoft JhengHei" w:hAnsi="Microsoft JhengHei"/>
+          <w:b w:val="false"/>
+          <w:bCs w:val="false"/>
+          <w:i w:val="false"/>
+          <w:iCs w:val="false"/>
+          <w:color w:val="2E3B34"/>
+          <w:sz w:val="22"/>
+          <w:szCs w:val="22"/>
+        </w:rPr>
+        <w:t xml:space="preserve">場域全數限縮在家或辦公室：60 則練習皆可獨自完成，不需外出、不需他人配合、不需臨時採買。原三則外出型練習（4 月走一段有風的路、6 月找地方看日落、10 月蹲在草地上看露水）已改為窗邊或室內版本。</w:t>
+      </w:r>
+    </w:p>
+    <w:p>
+      <w:pPr>
+        <w:spacing w:after="80" w:before="0" w:line="300"/>
+      </w:pPr>
+      <w:r>
+        <w:rPr>
+          <w:rFonts w:ascii="Microsoft JhengHei" w:cs="Microsoft JhengHei" w:eastAsia="Microsoft JhengHei" w:hAnsi="Microsoft JhengHei"/>
+          <w:b/>
+          <w:bCs/>
+          <w:i w:val="false"/>
+          <w:iCs w:val="false"/>
+          <w:color w:val="2E3B34"/>
+          <w:sz w:val="22"/>
+          <w:szCs w:val="22"/>
+        </w:rPr>
+        <w:t xml:space="preserve">搭售商品只寫感官，未寫效能：</w:t>
+      </w:r>
+    </w:p>
+    <w:p>
+      <w:pPr>
+        <w:spacing w:after="60" w:before="0" w:line="300"/>
+      </w:pPr>
+      <w:r>
+        <w:rPr>
+          <w:rFonts w:ascii="Microsoft JhengHei" w:cs="Microsoft JhengHei" w:eastAsia="Microsoft JhengHei" w:hAnsi="Microsoft JhengHei"/>
+          <w:b w:val="false"/>
+          <w:bCs w:val="false"/>
+          <w:i w:val="false"/>
+          <w:iCs w:val="false"/>
+          <w:color w:val="2E3B34"/>
+          <w:sz w:val="22"/>
+          <w:szCs w:val="22"/>
+        </w:rPr>
+        <w:t xml:space="preserve">　‧　化妝水／精華液／面霜——只寫氣味、指腹挖取的動作、抹開與吸收的當下感覺。全篇未出現保濕、鎖水、修護、緊緻、抗老、抗皺、美白、淡斑、再生、有效等敏感詞</w:t>
+      </w:r>
+    </w:p>
+    <w:p>
+      <w:pPr>
+        <w:spacing w:after="320" w:before="0" w:line="300"/>
+      </w:pPr>
+      <w:r>
+        <w:rPr>
+          <w:rFonts w:ascii="Microsoft JhengHei" w:cs="Microsoft JhengHei" w:eastAsia="Microsoft JhengHei" w:hAnsi="Microsoft JhengHei"/>
+          <w:b w:val="false"/>
+          <w:bCs w:val="false"/>
+          <w:i w:val="false"/>
+          <w:iCs w:val="false"/>
+          <w:color w:val="2E3B34"/>
+          <w:sz w:val="22"/>
+          <w:szCs w:val="22"/>
+        </w:rPr>
+        <w:t xml:space="preserve">　‧　養生茶包——只寫茶葉舒展、顏色、袋口香氣、回甘、杯子溫度。未出現排毒、去油、代謝、暖身、調理、養顏等功效詞</w:t>
       </w:r>
     </w:p>
     <w:p>

--- a/淨養好好生活_2027節氣月曆_十二個月文案.docx
+++ b/淨養好好生活_2027節氣月曆_十二個月文案.docx
@@ -131,7 +131,7 @@
           <w:sz w:val="20"/>
           <w:szCs w:val="20"/>
         </w:rPr>
-        <w:t xml:space="preserve">撰稿：布蕾　｜　版本：2026-09-13 v2　｜　狀態：待校稿</w:t>
+        <w:t xml:space="preserve">撰稿：布蕾　｜　版本：2026-09-13 v3　｜　狀態：待校稿</w:t>
       </w:r>
     </w:p>
     <w:p>
@@ -407,6 +407,78 @@
           <w:szCs w:val="22"/>
         </w:rPr>
         <w:t xml:space="preserve">　‧　不得需要臨時採買才能完成</w:t>
+      </w:r>
+    </w:p>
+    <w:p>
+      <w:pPr>
+        <w:spacing w:after="100" w:before="160" w:line="300"/>
+      </w:pPr>
+      <w:r>
+        <w:rPr>
+          <w:rFonts w:ascii="Microsoft JhengHei" w:cs="Microsoft JhengHei" w:eastAsia="Microsoft JhengHei" w:hAnsi="Microsoft JhengHei"/>
+          <w:b/>
+          <w:bCs/>
+          <w:i w:val="false"/>
+          <w:iCs w:val="false"/>
+          <w:color w:val="2E3B34"/>
+          <w:sz w:val="24"/>
+          <w:szCs w:val="24"/>
+        </w:rPr>
+        <w:t xml:space="preserve">不預設個人物品與天氣</w:t>
+      </w:r>
+    </w:p>
+    <w:p>
+      <w:pPr>
+        <w:spacing w:after="60" w:before="0" w:line="300"/>
+      </w:pPr>
+      <w:r>
+        <w:rPr>
+          <w:rFonts w:ascii="Microsoft JhengHei" w:cs="Microsoft JhengHei" w:eastAsia="Microsoft JhengHei" w:hAnsi="Microsoft JhengHei"/>
+          <w:b w:val="false"/>
+          <w:bCs w:val="false"/>
+          <w:i w:val="false"/>
+          <w:iCs w:val="false"/>
+          <w:color w:val="2E3B34"/>
+          <w:sz w:val="22"/>
+          <w:szCs w:val="22"/>
+        </w:rPr>
+        <w:t xml:space="preserve">　‧　不假設讀者家裡有特定物品（木地板、香草盆栽等）</w:t>
+      </w:r>
+    </w:p>
+    <w:p>
+      <w:pPr>
+        <w:spacing w:after="60" w:before="0" w:line="300"/>
+      </w:pPr>
+      <w:r>
+        <w:rPr>
+          <w:rFonts w:ascii="Microsoft JhengHei" w:cs="Microsoft JhengHei" w:eastAsia="Microsoft JhengHei" w:hAnsi="Microsoft JhengHei"/>
+          <w:b w:val="false"/>
+          <w:bCs w:val="false"/>
+          <w:i w:val="false"/>
+          <w:iCs w:val="false"/>
+          <w:color w:val="2E3B34"/>
+          <w:sz w:val="22"/>
+          <w:szCs w:val="22"/>
+        </w:rPr>
+        <w:t xml:space="preserve">　‧　不把整頁的感官綁在「當天有下雨」這種不可控條件上；雨的意象集中放在清明</w:t>
+      </w:r>
+    </w:p>
+    <w:p>
+      <w:pPr>
+        <w:spacing w:after="200" w:before="0" w:line="300"/>
+      </w:pPr>
+      <w:r>
+        <w:rPr>
+          <w:rFonts w:ascii="Microsoft JhengHei" w:cs="Microsoft JhengHei" w:eastAsia="Microsoft JhengHei" w:hAnsi="Microsoft JhengHei"/>
+          <w:b w:val="false"/>
+          <w:bCs w:val="false"/>
+          <w:i w:val="false"/>
+          <w:iCs w:val="false"/>
+          <w:color w:val="2E3B34"/>
+          <w:sz w:val="22"/>
+          <w:szCs w:val="22"/>
+        </w:rPr>
+        <w:t xml:space="preserve">　‧　同一個月的嗅與味盡量用同一樣食材，減少準備負擔</w:t>
       </w:r>
     </w:p>
     <w:p>
@@ -4329,7 +4401,7 @@
                 <w:sz w:val="21"/>
                 <w:szCs w:val="21"/>
               </w:rPr>
-              <w:t xml:space="preserve">1月</w:t>
+              <w:t xml:space="preserve">2月</w:t>
             </w:r>
           </w:p>
         </w:tc>
@@ -4366,7 +4438,7 @@
                 <w:sz w:val="21"/>
                 <w:szCs w:val="21"/>
               </w:rPr>
-              <w:t xml:space="preserve">大寒</w:t>
+              <w:t xml:space="preserve">雨水</w:t>
             </w:r>
           </w:p>
         </w:tc>
@@ -4439,7 +4511,7 @@
                 <w:sz w:val="21"/>
                 <w:szCs w:val="21"/>
               </w:rPr>
-              <w:t xml:space="preserve">視・嗅・味・觸</w:t>
+              <w:t xml:space="preserve">嗅・味</w:t>
             </w:r>
           </w:p>
         </w:tc>
@@ -4592,7 +4664,7 @@
                 <w:sz w:val="21"/>
                 <w:szCs w:val="21"/>
               </w:rPr>
-              <w:t xml:space="preserve">嗅</w:t>
+              <w:t xml:space="preserve">嗅・觸</w:t>
             </w:r>
           </w:p>
         </w:tc>
@@ -5217,7 +5289,7 @@
           <w:sz w:val="22"/>
           <w:szCs w:val="22"/>
         </w:rPr>
-        <w:t xml:space="preserve">四樣商品各出現 2 次。茶包刻意分熱泡（1 月）與冷泡（5 月），示範兩種喝法；12 月三件一起用，做年末收尾儀式。</w:t>
+        <w:t xml:space="preserve">四樣商品各出現 2 次，每月置入不超過 2 個感官。茶包刻意分熱泡（2 月）與冷泡（5 月），示範兩種喝法；12 月三件一起用，做年末收尾儀式。</w:t>
       </w:r>
     </w:p>
     <w:p>
@@ -5235,7 +5307,7 @@
           <w:sz w:val="22"/>
           <w:szCs w:val="22"/>
         </w:rPr>
-        <w:t xml:space="preserve">其餘 6 個月（2／4／6／7／9／11）不置入商品，維持節氣本身，避免整本變成型錄。</w:t>
+        <w:t xml:space="preserve">其餘 6 個月（1／4／6／7／9／11）不置入商品，維持節氣本身，避免整本變成型錄。</w:t>
       </w:r>
     </w:p>
     <w:p>
@@ -5317,7 +5389,7 @@
     </w:p>
     <w:p>
       <w:pPr>
-        <w:spacing w:after="80" w:before="0" w:line="300"/>
+        <w:spacing w:after="140" w:before="0" w:line="300"/>
       </w:pPr>
       <w:r>
         <w:rPr>
@@ -5357,37 +5429,6 @@
           <w:szCs w:val="24"/>
         </w:rPr>
         <w:t xml:space="preserve">　1/20（週三）</w:t>
-      </w:r>
-    </w:p>
-    <w:p>
-      <w:pPr>
-        <w:spacing w:after="140" w:before="0" w:line="300"/>
-      </w:pPr>
-      <w:r>
-        <w:rPr>
-          <w:rFonts w:ascii="Microsoft JhengHei" w:cs="Microsoft JhengHei" w:eastAsia="Microsoft JhengHei" w:hAnsi="Microsoft JhengHei"/>
-          <w:b/>
-          <w:bCs/>
-          <w:i w:val="false"/>
-          <w:iCs w:val="false"/>
-          <w:color w:val="8A6A3B"/>
-          <w:sz w:val="20"/>
-          <w:szCs w:val="20"/>
-        </w:rPr>
-        <w:t xml:space="preserve">搭配贈品　</w:t>
-      </w:r>
-      <w:r>
-        <w:rPr>
-          <w:rFonts w:ascii="Microsoft JhengHei" w:cs="Microsoft JhengHei" w:eastAsia="Microsoft JhengHei" w:hAnsi="Microsoft JhengHei"/>
-          <w:b w:val="false"/>
-          <w:bCs w:val="false"/>
-          <w:i w:val="false"/>
-          <w:iCs w:val="false"/>
-          <w:color w:val="8A6A3B"/>
-          <w:sz w:val="20"/>
-          <w:szCs w:val="20"/>
-        </w:rPr>
-        <w:t xml:space="preserve">養生茶包（熱泡）</w:t>
       </w:r>
     </w:p>
     <w:tbl>
@@ -5628,7 +5669,7 @@
                 <w:sz w:val="22"/>
                 <w:szCs w:val="22"/>
               </w:rPr>
-              <w:t xml:space="preserve">看茶葉在熱水裡慢慢舒展開，顏色一層一層染出來</w:t>
+              <w:t xml:space="preserve">看窗上結的霧氣，用指尖畫一個記號</w:t>
             </w:r>
           </w:p>
         </w:tc>
@@ -5780,7 +5821,7 @@
                 <w:sz w:val="22"/>
                 <w:szCs w:val="22"/>
               </w:rPr>
-              <w:t xml:space="preserve">茶包剛拆開的那一下，把袋口湊近聞一次</w:t>
+              <w:t xml:space="preserve">煮一鍋薑湯，讓廚房的熱氣先暖了鼻子</w:t>
             </w:r>
           </w:p>
         </w:tc>
@@ -5857,7 +5898,7 @@
                 <w:sz w:val="22"/>
                 <w:szCs w:val="22"/>
               </w:rPr>
-              <w:t xml:space="preserve">喝一口熱茶，先含著，再慢慢吞下去</w:t>
+              <w:t xml:space="preserve">喝一碗熱甜湯，慢慢地喝，不要趕</w:t>
             </w:r>
           </w:p>
         </w:tc>
@@ -5932,7 +5973,7 @@
                 <w:sz w:val="22"/>
                 <w:szCs w:val="22"/>
               </w:rPr>
-              <w:t xml:space="preserve">雙手捧著溫熱的杯子，停留三十秒再放下</w:t>
+              <w:t xml:space="preserve">把手掌貼在溫熱的馬克杯上，停留三十秒</w:t>
             </w:r>
           </w:p>
         </w:tc>
@@ -6047,7 +6088,7 @@
     </w:p>
     <w:p>
       <w:pPr>
-        <w:spacing w:after="140" w:before="0" w:line="300"/>
+        <w:spacing w:after="80" w:before="0" w:line="300"/>
       </w:pPr>
       <w:r>
         <w:rPr>
@@ -6087,6 +6128,37 @@
           <w:szCs w:val="24"/>
         </w:rPr>
         <w:t xml:space="preserve">　2/19（週五）</w:t>
+      </w:r>
+    </w:p>
+    <w:p>
+      <w:pPr>
+        <w:spacing w:after="140" w:before="0" w:line="300"/>
+      </w:pPr>
+      <w:r>
+        <w:rPr>
+          <w:rFonts w:ascii="Microsoft JhengHei" w:cs="Microsoft JhengHei" w:eastAsia="Microsoft JhengHei" w:hAnsi="Microsoft JhengHei"/>
+          <w:b/>
+          <w:bCs/>
+          <w:i w:val="false"/>
+          <w:iCs w:val="false"/>
+          <w:color w:val="8A6A3B"/>
+          <w:sz w:val="20"/>
+          <w:szCs w:val="20"/>
+        </w:rPr>
+        <w:t xml:space="preserve">搭配贈品　</w:t>
+      </w:r>
+      <w:r>
+        <w:rPr>
+          <w:rFonts w:ascii="Microsoft JhengHei" w:cs="Microsoft JhengHei" w:eastAsia="Microsoft JhengHei" w:hAnsi="Microsoft JhengHei"/>
+          <w:b w:val="false"/>
+          <w:bCs w:val="false"/>
+          <w:i w:val="false"/>
+          <w:iCs w:val="false"/>
+          <w:color w:val="8A6A3B"/>
+          <w:sz w:val="20"/>
+          <w:szCs w:val="20"/>
+        </w:rPr>
+        <w:t xml:space="preserve">養生茶包（熱泡）</w:t>
       </w:r>
     </w:p>
     <w:tbl>
@@ -6327,7 +6399,7 @@
                 <w:sz w:val="22"/>
                 <w:szCs w:val="22"/>
               </w:rPr>
-              <w:t xml:space="preserve">看雨珠在窗上滑下來的痕跡，一道一道都不一樣</w:t>
+              <w:t xml:space="preserve">看窗玻璃上的水氣，用指尖畫一道，看它多久又糊回來</w:t>
             </w:r>
           </w:p>
         </w:tc>
@@ -6404,7 +6476,7 @@
                 <w:sz w:val="22"/>
                 <w:szCs w:val="22"/>
               </w:rPr>
-              <w:t xml:space="preserve">關掉音樂，聽雨打在不同東西上的聲音</w:t>
+              <w:t xml:space="preserve">把音樂關掉，聽窗外的聲音——有雨就聽雨，沒雨就聽風</w:t>
             </w:r>
           </w:p>
         </w:tc>
@@ -6479,7 +6551,7 @@
                 <w:sz w:val="22"/>
                 <w:szCs w:val="22"/>
               </w:rPr>
-              <w:t xml:space="preserve">雨後推開窗，聞泥土和濕葉子的味道</w:t>
+              <w:t xml:space="preserve">熱水沖進茶包的那一刻，把鼻子靠近杯口聞一次</w:t>
             </w:r>
           </w:p>
         </w:tc>
@@ -6556,7 +6628,7 @@
                 <w:sz w:val="22"/>
                 <w:szCs w:val="22"/>
               </w:rPr>
-              <w:t xml:space="preserve">泡一壺帶花香的茶，讓熱氣先上來</w:t>
+              <w:t xml:space="preserve">喝一口熱茶，先含著，再慢慢吞下去</w:t>
             </w:r>
           </w:p>
         </w:tc>
@@ -6631,7 +6703,7 @@
                 <w:sz w:val="22"/>
                 <w:szCs w:val="22"/>
               </w:rPr>
-              <w:t xml:space="preserve">赤腳踩在木地板上，感覺溫度從腳底慢慢傳上來</w:t>
+              <w:t xml:space="preserve">摸摸晾在室內的衣服，感覺這個季節它乾得比平常慢</w:t>
             </w:r>
           </w:p>
         </w:tc>
@@ -7361,7 +7433,7 @@
                 <w:sz w:val="22"/>
                 <w:szCs w:val="22"/>
               </w:rPr>
-              <w:t xml:space="preserve">把冬衣收進箱子，摸摸換季時布料厚薄的差別</w:t>
+              <w:t xml:space="preserve">化妝水拍完，用手背貼一下臉頰，感覺那股微涼還停在皮膚上</w:t>
             </w:r>
           </w:p>
         </w:tc>
@@ -7833,7 +7905,7 @@
                 <w:sz w:val="22"/>
                 <w:szCs w:val="22"/>
               </w:rPr>
-              <w:t xml:space="preserve">打開窗，聽樹葉被風翻動的聲音</w:t>
+              <w:t xml:space="preserve">下雨的時候別急著關窗，聽雨打在不同東西上的聲音</w:t>
             </w:r>
           </w:p>
         </w:tc>
@@ -7908,7 +7980,7 @@
                 <w:sz w:val="22"/>
                 <w:szCs w:val="22"/>
               </w:rPr>
-              <w:t xml:space="preserve">泡一杯清香的綠茶，讓水氣帶著香上來</w:t>
+              <w:t xml:space="preserve">雨停後推開窗，聞空氣裡那股濕濕的、乾淨的味道</w:t>
             </w:r>
           </w:p>
         </w:tc>
@@ -9337,7 +9409,7 @@
                 <w:sz w:val="22"/>
                 <w:szCs w:val="22"/>
               </w:rPr>
-              <w:t xml:space="preserve">把薄荷葉在手心搓一搓，讓氣味散出來</w:t>
+              <w:t xml:space="preserve">滴一滴清涼調性的精油在手心，搓開後摀住口鼻，深吸一次</w:t>
             </w:r>
           </w:p>
         </w:tc>
@@ -10036,7 +10108,7 @@
                 <w:sz w:val="22"/>
                 <w:szCs w:val="22"/>
               </w:rPr>
-              <w:t xml:space="preserve">用薄荷或柑橘類精油，提振悶熱中的精神</w:t>
+              <w:t xml:space="preserve">打開冰箱門，站在那裡聞一下冷空氣的味道</w:t>
             </w:r>
           </w:p>
         </w:tc>
@@ -11465,7 +11537,7 @@
                 <w:sz w:val="22"/>
                 <w:szCs w:val="22"/>
               </w:rPr>
-              <w:t xml:space="preserve">煮一鍋桂圓，讓那股甜香留在屋子裡</w:t>
+              <w:t xml:space="preserve">剝一顆柚子，指甲劃開皮的那一下，香氣最衝</w:t>
             </w:r>
           </w:p>
         </w:tc>
@@ -11542,7 +11614,7 @@
                 <w:sz w:val="22"/>
                 <w:szCs w:val="22"/>
               </w:rPr>
-              <w:t xml:space="preserve">吃一口當季的柚子或栗子</w:t>
+              <w:t xml:space="preserve">剝好就吃，一瓣一瓣慢慢吃，嚐嚐今年的柚子甜不甜</w:t>
             </w:r>
           </w:p>
         </w:tc>
@@ -12552,7 +12624,7 @@
                 <w:sz w:val="26"/>
                 <w:szCs w:val="26"/>
               </w:rPr>
-              <w:t xml:space="preserve">冬天開始了，該收起來的，都收起來了。</w:t>
+              <w:t xml:space="preserve">立冬補冬，補嘴空——冬天第一件事，是好好吃一頓。</w:t>
             </w:r>
           </w:p>
         </w:tc>
@@ -12894,7 +12966,7 @@
                 <w:sz w:val="22"/>
                 <w:szCs w:val="22"/>
               </w:rPr>
-              <w:t xml:space="preserve">點一支溫暖調性的香，木質或琥珀都好</w:t>
+              <w:t xml:space="preserve">麻油爆薑那一下的香氣，是台灣人認得的冬天開場</w:t>
             </w:r>
           </w:p>
         </w:tc>
@@ -12971,7 +13043,7 @@
                 <w:sz w:val="22"/>
                 <w:szCs w:val="22"/>
               </w:rPr>
-              <w:t xml:space="preserve">燉一鍋熱湯，讓廚房的熱氣暖了整個屋子</w:t>
+              <w:t xml:space="preserve">煮一鍋冬天的湯，羊肉爐、薑母鴨、麻油雞都好，第一口先嚐紅棗的甘</w:t>
             </w:r>
           </w:p>
         </w:tc>
@@ -13940,7 +14012,7 @@
           <w:sz w:val="22"/>
           <w:szCs w:val="22"/>
         </w:rPr>
-        <w:t xml:space="preserve">食材只談感官：桂圓談甜香、柚子栗子談味道，皆未連結任何身體效果。</w:t>
+        <w:t xml:space="preserve">食材只談感官：柚子談剝皮香氣與甜度、麻油爆薑談氣味、紅棗談甘，皆未連結任何身體效果。</w:t>
       </w:r>
     </w:p>
     <w:p>
@@ -14035,7 +14107,7 @@
     </w:p>
     <w:p>
       <w:pPr>
-        <w:spacing w:after="320" w:before="0" w:line="300"/>
+        <w:spacing w:after="200" w:before="0" w:line="300"/>
       </w:pPr>
       <w:r>
         <w:rPr>
@@ -14048,7 +14120,97 @@
           <w:sz w:val="22"/>
           <w:szCs w:val="22"/>
         </w:rPr>
-        <w:t xml:space="preserve">　‧　養生茶包——只寫茶葉舒展、顏色、袋口香氣、回甘、杯子溫度。未出現排毒、去油、代謝、暖身、調理、養顏等功效詞</w:t>
+        <w:t xml:space="preserve">　‧　養生茶包——只寫熱水沖下的香氣、回甘、冷泡後的顏色變化。未出現排毒、去油、代謝、暖身、調理、養顏等功效詞</w:t>
+      </w:r>
+    </w:p>
+    <w:p>
+      <w:pPr>
+        <w:spacing w:after="80" w:before="0" w:line="300"/>
+      </w:pPr>
+      <w:r>
+        <w:rPr>
+          <w:rFonts w:ascii="Microsoft JhengHei" w:cs="Microsoft JhengHei" w:eastAsia="Microsoft JhengHei" w:hAnsi="Microsoft JhengHei"/>
+          <w:b/>
+          <w:bCs/>
+          <w:i w:val="false"/>
+          <w:iCs w:val="false"/>
+          <w:color w:val="2E3B34"/>
+          <w:sz w:val="22"/>
+          <w:szCs w:val="22"/>
+        </w:rPr>
+        <w:t xml:space="preserve">11 月立冬的中醫療效字眼已全數排除：</w:t>
+      </w:r>
+    </w:p>
+    <w:p>
+      <w:pPr>
+        <w:spacing w:after="60" w:before="0" w:line="300"/>
+      </w:pPr>
+      <w:r>
+        <w:rPr>
+          <w:rFonts w:ascii="Microsoft JhengHei" w:cs="Microsoft JhengHei" w:eastAsia="Microsoft JhengHei" w:hAnsi="Microsoft JhengHei"/>
+          <w:b w:val="false"/>
+          <w:bCs w:val="false"/>
+          <w:i w:val="false"/>
+          <w:iCs w:val="false"/>
+          <w:color w:val="2E3B34"/>
+          <w:sz w:val="22"/>
+          <w:szCs w:val="22"/>
+        </w:rPr>
+        <w:t xml:space="preserve">　‧　溫補陽氣、滋陰養血、補氣血、驅寒、暖身、進補、調理體質，一律未使用</w:t>
+      </w:r>
+    </w:p>
+    <w:p>
+      <w:pPr>
+        <w:spacing w:after="60" w:before="0" w:line="300"/>
+      </w:pPr>
+      <w:r>
+        <w:rPr>
+          <w:rFonts w:ascii="Microsoft JhengHei" w:cs="Microsoft JhengHei" w:eastAsia="Microsoft JhengHei" w:hAnsi="Microsoft JhengHei"/>
+          <w:b w:val="false"/>
+          <w:bCs w:val="false"/>
+          <w:i w:val="false"/>
+          <w:iCs w:val="false"/>
+          <w:color w:val="2E3B34"/>
+          <w:sz w:val="22"/>
+          <w:szCs w:val="22"/>
+        </w:rPr>
+        <w:t xml:space="preserve">　‧　五感只寫麻油爆薑的氣味與紅棗的甘，未連結任何身體作用</w:t>
+      </w:r>
+    </w:p>
+    <w:p>
+      <w:pPr>
+        <w:spacing w:after="60" w:before="0" w:line="300"/>
+      </w:pPr>
+      <w:r>
+        <w:rPr>
+          <w:rFonts w:ascii="Microsoft JhengHei" w:cs="Microsoft JhengHei" w:eastAsia="Microsoft JhengHei" w:hAnsi="Microsoft JhengHei"/>
+          <w:b w:val="false"/>
+          <w:bCs w:val="false"/>
+          <w:i w:val="false"/>
+          <w:iCs w:val="false"/>
+          <w:color w:val="2E3B34"/>
+          <w:sz w:val="22"/>
+          <w:szCs w:val="22"/>
+        </w:rPr>
+        <w:t xml:space="preserve">　‧　感受句沿用民間諺語「立冬補冬，補嘴空」，屬節俗文化描述，不指向任何商品，且 11 月無商品置入</w:t>
+      </w:r>
+    </w:p>
+    <w:p>
+      <w:pPr>
+        <w:spacing w:after="320" w:before="0" w:line="300"/>
+      </w:pPr>
+      <w:r>
+        <w:rPr>
+          <w:rFonts w:ascii="Microsoft JhengHei" w:cs="Microsoft JhengHei" w:eastAsia="Microsoft JhengHei" w:hAnsi="Microsoft JhengHei"/>
+          <w:b w:val="false"/>
+          <w:bCs w:val="false"/>
+          <w:i w:val="false"/>
+          <w:iCs w:val="false"/>
+          <w:color w:val="2E3B34"/>
+          <w:sz w:val="22"/>
+          <w:szCs w:val="22"/>
+        </w:rPr>
+        <w:t xml:space="preserve">　‧　中藥材只點名紅棗。黃耆、當歸、枸杞雖列於衛福部「可同時提供食品使用之中藥材」清單內，仍刻意不寫——月曆一旦點名中藥材，讀者易自行連結功效</w:t>
       </w:r>
     </w:p>
     <w:p>
@@ -14102,7 +14264,7 @@
           <w:sz w:val="22"/>
           <w:szCs w:val="22"/>
         </w:rPr>
-        <w:t xml:space="preserve">2.　十二篇的情緒曲線刻意安排為一個循環，若某月想改情緒，請一併看前後月是否還接得起來。</w:t>
+        <w:t xml:space="preserve">2.　十二篇的情緒曲線刻意安排為一個循環，若某月想改情緒，請一併看前後月是否還接得起來。11 月感受句已於 2026-09-13 從「該收起來的都收起來了」（收斂）改為「立冬補冬，補嘴空」（豐盛），但該月的視（整理抽屜）與聽（安靜的夜）仍是收斂調性，校稿時請確認整頁讀起來會不會分裂。</w:t>
       </w:r>
     </w:p>
     <w:p>

--- a/淨養好好生活_2027節氣月曆_十二個月文案.docx
+++ b/淨養好好生活_2027節氣月曆_十二個月文案.docx
@@ -4,7 +4,7 @@
   <w:body>
     <w:p>
       <w:pPr>
-        <w:spacing w:after="2400"/>
+        <w:spacing w:after="2400" w:before="0" w:line="300"/>
       </w:pPr>
       <w:r>
         <w:rPr>
@@ -117,7 +117,7 @@
     </w:p>
     <w:p>
       <w:pPr>
-        <w:spacing w:after="0" w:before="0" w:line="300"/>
+        <w:spacing w:after="120" w:before="0" w:line="300"/>
         <w:jc w:val="center"/>
       </w:pPr>
       <w:r>
@@ -154,12 +154,12 @@
           <w:sz w:val="32"/>
           <w:szCs w:val="32"/>
         </w:rPr>
-        <w:t xml:space="preserve">撰寫規範</w:t>
+        <w:t xml:space="preserve">撰寫規範（每篇都要守）</w:t>
       </w:r>
     </w:p>
     <w:p>
       <w:pPr>
-        <w:spacing w:after="100" w:before="160" w:line="300"/>
+        <w:spacing w:after="120" w:before="0" w:line="300"/>
       </w:pPr>
       <w:r>
         <w:rPr>
@@ -169,88 +169,73 @@
           <w:i w:val="false"/>
           <w:iCs w:val="false"/>
           <w:color w:val="2E3B34"/>
-          <w:sz w:val="24"/>
-          <w:szCs w:val="24"/>
+          <w:sz w:val="22"/>
+          <w:szCs w:val="22"/>
         </w:rPr>
         <w:t xml:space="preserve">四段式結構</w:t>
+      </w:r>
+      <w:r>
+        <w:rPr>
+          <w:rFonts w:ascii="Microsoft JhengHei" w:cs="Microsoft JhengHei" w:eastAsia="Microsoft JhengHei" w:hAnsi="Microsoft JhengHei"/>
+          <w:b w:val="false"/>
+          <w:bCs w:val="false"/>
+          <w:i w:val="false"/>
+          <w:iCs w:val="false"/>
+          <w:color w:val="2E3B34"/>
+          <w:sz w:val="22"/>
+          <w:szCs w:val="22"/>
+        </w:rPr>
+        <w:t xml:space="preserve">：節氣名＋日期 → 一句節氣感受 → 五感淨養（視聽嗅味觸各一）→ 身心安頓小 tip</w:t>
       </w:r>
     </w:p>
     <w:p>
       <w:pPr>
-        <w:spacing w:after="200" w:before="0" w:line="300"/>
+        <w:spacing w:after="120" w:before="0" w:line="300"/>
       </w:pPr>
       <w:r>
         <w:rPr>
           <w:rFonts w:ascii="Microsoft JhengHei" w:cs="Microsoft JhengHei" w:eastAsia="Microsoft JhengHei" w:hAnsi="Microsoft JhengHei"/>
-          <w:b w:val="false"/>
-          <w:bCs w:val="false"/>
+          <w:b/>
+          <w:bCs/>
           <w:i w:val="false"/>
           <w:iCs w:val="false"/>
           <w:color w:val="2E3B34"/>
           <w:sz w:val="22"/>
           <w:szCs w:val="22"/>
         </w:rPr>
-        <w:t xml:space="preserve">節氣名＋日期　→　一句節氣感受　→　五感淨養（視／聽／嗅／味／觸各一）　→　身心安頓小 tip</w:t>
+        <w:t xml:space="preserve">語氣</w:t>
+      </w:r>
+      <w:r>
+        <w:rPr>
+          <w:rFonts w:ascii="Microsoft JhengHei" w:cs="Microsoft JhengHei" w:eastAsia="Microsoft JhengHei" w:hAnsi="Microsoft JhengHei"/>
+          <w:b w:val="false"/>
+          <w:bCs w:val="false"/>
+          <w:i w:val="false"/>
+          <w:iCs w:val="false"/>
+          <w:color w:val="2E3B34"/>
+          <w:sz w:val="22"/>
+          <w:szCs w:val="22"/>
+        </w:rPr>
+        <w:t xml:space="preserve">：溫暖、具體、可執行。給的是邀請不是指令。</w:t>
       </w:r>
     </w:p>
     <w:p>
       <w:pPr>
-        <w:spacing w:after="100" w:before="160" w:line="300"/>
+        <w:spacing w:after="120" w:before="0" w:line="300"/>
       </w:pPr>
       <w:r>
         <w:rPr>
           <w:rFonts w:ascii="Microsoft JhengHei" w:cs="Microsoft JhengHei" w:eastAsia="Microsoft JhengHei" w:hAnsi="Microsoft JhengHei"/>
           <w:b/>
           <w:bCs/>
-          <w:i w:val="false"/>
-          <w:iCs w:val="false"/>
-          <w:color w:val="2E3B34"/>
-          <w:sz w:val="24"/>
-          <w:szCs w:val="24"/>
-        </w:rPr>
-        <w:t xml:space="preserve">語氣</w:t>
-      </w:r>
-    </w:p>
-    <w:p>
-      <w:pPr>
-        <w:spacing w:after="200" w:before="0" w:line="300"/>
-      </w:pPr>
-      <w:r>
-        <w:rPr>
-          <w:rFonts w:ascii="Microsoft JhengHei" w:cs="Microsoft JhengHei" w:eastAsia="Microsoft JhengHei" w:hAnsi="Microsoft JhengHei"/>
-          <w:b w:val="false"/>
-          <w:bCs w:val="false"/>
           <w:i w:val="false"/>
           <w:iCs w:val="false"/>
           <w:color w:val="2E3B34"/>
           <w:sz w:val="22"/>
           <w:szCs w:val="22"/>
         </w:rPr>
-        <w:t xml:space="preserve">溫暖、具體、可執行。給的是邀請，不是指令。</w:t>
-      </w:r>
-    </w:p>
-    <w:p>
-      <w:pPr>
-        <w:spacing w:after="100" w:before="160" w:line="300"/>
-      </w:pPr>
-      <w:r>
-        <w:rPr>
-          <w:rFonts w:ascii="Microsoft JhengHei" w:cs="Microsoft JhengHei" w:eastAsia="Microsoft JhengHei" w:hAnsi="Microsoft JhengHei"/>
-          <w:b/>
-          <w:bCs/>
-          <w:i w:val="false"/>
-          <w:iCs w:val="false"/>
-          <w:color w:val="9C3A2E"/>
-          <w:sz w:val="24"/>
-          <w:szCs w:val="24"/>
-        </w:rPr>
-        <w:t xml:space="preserve">合規紅線</w:t>
-      </w:r>
-    </w:p>
-    <w:p>
-      <w:pPr>
-        <w:spacing w:after="80" w:before="0" w:line="300"/>
-      </w:pPr>
+        <w:t xml:space="preserve">⚠️ 合規紅線</w:t>
+      </w:r>
       <w:r>
         <w:rPr>
           <w:rFonts w:ascii="Microsoft JhengHei" w:cs="Microsoft JhengHei" w:eastAsia="Microsoft JhengHei" w:hAnsi="Microsoft JhengHei"/>
@@ -262,7 +247,7 @@
           <w:sz w:val="22"/>
           <w:szCs w:val="22"/>
         </w:rPr>
-        <w:t xml:space="preserve">一律走生活儀式／自我覺察角度，不走養生療效角度。</w:t>
+        <w:t xml:space="preserve">：一律走生活儀式／自我覺察角度。</w:t>
       </w:r>
     </w:p>
     <w:p>
@@ -280,7 +265,20 @@
           <w:sz w:val="22"/>
           <w:szCs w:val="22"/>
         </w:rPr>
-        <w:t xml:space="preserve">　‧　不得出現：治療、改善、預防、療效、養生功效類措辭</w:t>
+        <w:t xml:space="preserve">　‧　</w:t>
+      </w:r>
+      <w:r>
+        <w:rPr>
+          <w:rFonts w:ascii="Microsoft JhengHei" w:cs="Microsoft JhengHei" w:eastAsia="Microsoft JhengHei" w:hAnsi="Microsoft JhengHei"/>
+          <w:b w:val="false"/>
+          <w:bCs w:val="false"/>
+          <w:i w:val="false"/>
+          <w:iCs w:val="false"/>
+          <w:color w:val="2E3B34"/>
+          <w:sz w:val="22"/>
+          <w:szCs w:val="22"/>
+        </w:rPr>
+        <w:t xml:space="preserve">不得出現：治療、改善、預防、療效、養生功效類措辭</w:t>
       </w:r>
     </w:p>
     <w:p>
@@ -298,13 +296,8 @@
           <w:sz w:val="22"/>
           <w:szCs w:val="22"/>
         </w:rPr>
-        <w:t xml:space="preserve">　‧　不寫穴位、不寫食材功效（食材只談氣味、口感、當季感）</w:t>
-      </w:r>
-    </w:p>
-    <w:p>
-      <w:pPr>
-        <w:spacing w:after="200" w:before="0" w:line="300"/>
-      </w:pPr>
+        <w:t xml:space="preserve">　‧　</w:t>
+      </w:r>
       <w:r>
         <w:rPr>
           <w:rFonts w:ascii="Microsoft JhengHei" w:cs="Microsoft JhengHei" w:eastAsia="Microsoft JhengHei" w:hAnsi="Microsoft JhengHei"/>
@@ -316,43 +309,7 @@
           <w:sz w:val="22"/>
           <w:szCs w:val="22"/>
         </w:rPr>
-        <w:t xml:space="preserve">　‧　五感練習寫「做什麼」與「感覺到什麼」，不寫「對身體有什麼好處」</w:t>
-      </w:r>
-    </w:p>
-    <w:p>
-      <w:pPr>
-        <w:spacing w:after="100" w:before="160" w:line="300"/>
-      </w:pPr>
-      <w:r>
-        <w:rPr>
-          <w:rFonts w:ascii="Microsoft JhengHei" w:cs="Microsoft JhengHei" w:eastAsia="Microsoft JhengHei" w:hAnsi="Microsoft JhengHei"/>
-          <w:b/>
-          <w:bCs/>
-          <w:i w:val="false"/>
-          <w:iCs w:val="false"/>
-          <w:color w:val="2E3B34"/>
-          <w:sz w:val="24"/>
-          <w:szCs w:val="24"/>
-        </w:rPr>
-        <w:t xml:space="preserve">場域限制</w:t>
-      </w:r>
-    </w:p>
-    <w:p>
-      <w:pPr>
-        <w:spacing w:after="80" w:before="0" w:line="300"/>
-      </w:pPr>
-      <w:r>
-        <w:rPr>
-          <w:rFonts w:ascii="Microsoft JhengHei" w:cs="Microsoft JhengHei" w:eastAsia="Microsoft JhengHei" w:hAnsi="Microsoft JhengHei"/>
-          <w:b w:val="false"/>
-          <w:bCs w:val="false"/>
-          <w:i w:val="false"/>
-          <w:iCs w:val="false"/>
-          <w:color w:val="2E3B34"/>
-          <w:sz w:val="22"/>
-          <w:szCs w:val="22"/>
-        </w:rPr>
-        <w:t xml:space="preserve">五感練習一律限定在家裡或辦公室可獨自完成。</w:t>
+        <w:t xml:space="preserve">不寫穴位、不寫食材功效（食材只談氣味、口感、當季感）</w:t>
       </w:r>
     </w:p>
     <w:p>
@@ -370,7 +327,77 @@
           <w:sz w:val="22"/>
           <w:szCs w:val="22"/>
         </w:rPr>
-        <w:t xml:space="preserve">　‧　不得要求外出、旅行、到特定地點</w:t>
+        <w:t xml:space="preserve">　‧　</w:t>
+      </w:r>
+      <w:r>
+        <w:rPr>
+          <w:rFonts w:ascii="Microsoft JhengHei" w:cs="Microsoft JhengHei" w:eastAsia="Microsoft JhengHei" w:hAnsi="Microsoft JhengHei"/>
+          <w:b w:val="false"/>
+          <w:bCs w:val="false"/>
+          <w:i w:val="false"/>
+          <w:iCs w:val="false"/>
+          <w:color w:val="2E3B34"/>
+          <w:sz w:val="22"/>
+          <w:szCs w:val="22"/>
+        </w:rPr>
+        <w:t xml:space="preserve">五感練習寫「做什麼」與「感覺到什麼」，不寫「對身體有什麼好處」</w:t>
+      </w:r>
+    </w:p>
+    <w:p>
+      <w:pPr>
+        <w:spacing w:after="120" w:before="0" w:line="300"/>
+      </w:pPr>
+      <w:r>
+        <w:rPr>
+          <w:rFonts w:ascii="Microsoft JhengHei" w:cs="Microsoft JhengHei" w:eastAsia="Microsoft JhengHei" w:hAnsi="Microsoft JhengHei"/>
+          <w:b/>
+          <w:bCs/>
+          <w:i w:val="false"/>
+          <w:iCs w:val="false"/>
+          <w:color w:val="2E3B34"/>
+          <w:sz w:val="22"/>
+          <w:szCs w:val="22"/>
+        </w:rPr>
+        <w:t xml:space="preserve">場域限制（2026-09-13 追加）</w:t>
+      </w:r>
+      <w:r>
+        <w:rPr>
+          <w:rFonts w:ascii="Microsoft JhengHei" w:cs="Microsoft JhengHei" w:eastAsia="Microsoft JhengHei" w:hAnsi="Microsoft JhengHei"/>
+          <w:b w:val="false"/>
+          <w:bCs w:val="false"/>
+          <w:i w:val="false"/>
+          <w:iCs w:val="false"/>
+          <w:color w:val="2E3B34"/>
+          <w:sz w:val="22"/>
+          <w:szCs w:val="22"/>
+        </w:rPr>
+        <w:t xml:space="preserve">：五感練習一律限定在</w:t>
+      </w:r>
+      <w:r>
+        <w:rPr>
+          <w:rFonts w:ascii="Microsoft JhengHei" w:cs="Microsoft JhengHei" w:eastAsia="Microsoft JhengHei" w:hAnsi="Microsoft JhengHei"/>
+          <w:b/>
+          <w:bCs/>
+          <w:i w:val="false"/>
+          <w:iCs w:val="false"/>
+          <w:color w:val="2E3B34"/>
+          <w:sz w:val="22"/>
+          <w:szCs w:val="22"/>
+        </w:rPr>
+        <w:t xml:space="preserve">家裡或辦公室</w:t>
+      </w:r>
+      <w:r>
+        <w:rPr>
+          <w:rFonts w:ascii="Microsoft JhengHei" w:cs="Microsoft JhengHei" w:eastAsia="Microsoft JhengHei" w:hAnsi="Microsoft JhengHei"/>
+          <w:b w:val="false"/>
+          <w:bCs w:val="false"/>
+          <w:i w:val="false"/>
+          <w:iCs w:val="false"/>
+          <w:color w:val="2E3B34"/>
+          <w:sz w:val="22"/>
+          <w:szCs w:val="22"/>
+        </w:rPr>
+        <w:t xml:space="preserve">可獨自完成。</w:t>
       </w:r>
     </w:p>
     <w:p>
@@ -388,13 +415,8 @@
           <w:sz w:val="22"/>
           <w:szCs w:val="22"/>
         </w:rPr>
-        <w:t xml:space="preserve">　‧　不得需要他人配合才能完成</w:t>
-      </w:r>
-    </w:p>
-    <w:p>
-      <w:pPr>
-        <w:spacing w:after="200" w:before="0" w:line="300"/>
-      </w:pPr>
+        <w:t xml:space="preserve">　‧　</w:t>
+      </w:r>
       <w:r>
         <w:rPr>
           <w:rFonts w:ascii="Microsoft JhengHei" w:cs="Microsoft JhengHei" w:eastAsia="Microsoft JhengHei" w:hAnsi="Microsoft JhengHei"/>
@@ -406,25 +428,7 @@
           <w:sz w:val="22"/>
           <w:szCs w:val="22"/>
         </w:rPr>
-        <w:t xml:space="preserve">　‧　不得需要臨時採買才能完成</w:t>
-      </w:r>
-    </w:p>
-    <w:p>
-      <w:pPr>
-        <w:spacing w:after="100" w:before="160" w:line="300"/>
-      </w:pPr>
-      <w:r>
-        <w:rPr>
-          <w:rFonts w:ascii="Microsoft JhengHei" w:cs="Microsoft JhengHei" w:eastAsia="Microsoft JhengHei" w:hAnsi="Microsoft JhengHei"/>
-          <w:b/>
-          <w:bCs/>
-          <w:i w:val="false"/>
-          <w:iCs w:val="false"/>
-          <w:color w:val="2E3B34"/>
-          <w:sz w:val="24"/>
-          <w:szCs w:val="24"/>
-        </w:rPr>
-        <w:t xml:space="preserve">不預設個人物品與天氣</w:t>
+        <w:t xml:space="preserve">不得要求外出、旅行、到特定地點（原「走一段有風的路」「找個地方看日落」「蹲在草地上看露水」已全數改寫為窗邊或室內版本）</w:t>
       </w:r>
     </w:p>
     <w:p>
@@ -442,7 +446,20 @@
           <w:sz w:val="22"/>
           <w:szCs w:val="22"/>
         </w:rPr>
-        <w:t xml:space="preserve">　‧　不假設讀者家裡有特定物品（木地板、香草盆栽等）</w:t>
+        <w:t xml:space="preserve">　‧　</w:t>
+      </w:r>
+      <w:r>
+        <w:rPr>
+          <w:rFonts w:ascii="Microsoft JhengHei" w:cs="Microsoft JhengHei" w:eastAsia="Microsoft JhengHei" w:hAnsi="Microsoft JhengHei"/>
+          <w:b w:val="false"/>
+          <w:bCs w:val="false"/>
+          <w:i w:val="false"/>
+          <w:iCs w:val="false"/>
+          <w:color w:val="2E3B34"/>
+          <w:sz w:val="22"/>
+          <w:szCs w:val="22"/>
+        </w:rPr>
+        <w:t xml:space="preserve">不得需要他人配合才能完成</w:t>
       </w:r>
     </w:p>
     <w:p>
@@ -460,49 +477,39 @@
           <w:sz w:val="22"/>
           <w:szCs w:val="22"/>
         </w:rPr>
-        <w:t xml:space="preserve">　‧　不把整頁的感官綁在「當天有下雨」這種不可控條件上；雨的意象集中放在清明</w:t>
+        <w:t xml:space="preserve">　‧　</w:t>
+      </w:r>
+      <w:r>
+        <w:rPr>
+          <w:rFonts w:ascii="Microsoft JhengHei" w:cs="Microsoft JhengHei" w:eastAsia="Microsoft JhengHei" w:hAnsi="Microsoft JhengHei"/>
+          <w:b w:val="false"/>
+          <w:bCs w:val="false"/>
+          <w:i w:val="false"/>
+          <w:iCs w:val="false"/>
+          <w:color w:val="2E3B34"/>
+          <w:sz w:val="22"/>
+          <w:szCs w:val="22"/>
+        </w:rPr>
+        <w:t xml:space="preserve">不得需要臨時採買才能完成</w:t>
       </w:r>
     </w:p>
     <w:p>
       <w:pPr>
-        <w:spacing w:after="200" w:before="0" w:line="300"/>
+        <w:spacing w:after="120" w:before="0" w:line="300"/>
       </w:pPr>
       <w:r>
         <w:rPr>
           <w:rFonts w:ascii="Microsoft JhengHei" w:cs="Microsoft JhengHei" w:eastAsia="Microsoft JhengHei" w:hAnsi="Microsoft JhengHei"/>
-          <w:b w:val="false"/>
-          <w:bCs w:val="false"/>
+          <w:b/>
+          <w:bCs/>
           <w:i w:val="false"/>
           <w:iCs w:val="false"/>
           <w:color w:val="2E3B34"/>
           <w:sz w:val="22"/>
           <w:szCs w:val="22"/>
         </w:rPr>
-        <w:t xml:space="preserve">　‧　同一個月的嗅與味盡量用同一樣食材，減少準備負擔</w:t>
-      </w:r>
-    </w:p>
-    <w:p>
-      <w:pPr>
-        <w:spacing w:after="100" w:before="160" w:line="300"/>
-      </w:pPr>
-      <w:r>
-        <w:rPr>
-          <w:rFonts w:ascii="Microsoft JhengHei" w:cs="Microsoft JhengHei" w:eastAsia="Microsoft JhengHei" w:hAnsi="Microsoft JhengHei"/>
-          <w:b/>
-          <w:bCs/>
-          <w:i w:val="false"/>
-          <w:iCs w:val="false"/>
-          <w:color w:val="9C3A2E"/>
-          <w:sz w:val="24"/>
-          <w:szCs w:val="24"/>
-        </w:rPr>
-        <w:t xml:space="preserve">搭售商品置入規範</w:t>
-      </w:r>
-    </w:p>
-    <w:p>
-      <w:pPr>
-        <w:spacing w:after="80" w:before="0" w:line="300"/>
-      </w:pPr>
+        <w:t xml:space="preserve">搭售商品置入規範（2026-09-13 追加）</w:t>
+      </w:r>
       <w:r>
         <w:rPr>
           <w:rFonts w:ascii="Microsoft JhengHei" w:cs="Microsoft JhengHei" w:eastAsia="Microsoft JhengHei" w:hAnsi="Microsoft JhengHei"/>
@@ -514,7 +521,7 @@
           <w:sz w:val="22"/>
           <w:szCs w:val="22"/>
         </w:rPr>
-        <w:t xml:space="preserve">月曆附贈養生茶包與保養品小樣（化妝水／精華液／面霜），指定 6 個主節氣置入。</w:t>
+        <w:t xml:space="preserve">：月曆附贈養生茶包與保養品小樣（化妝水／精華液／面霜），指定 6 個主節氣置入。</w:t>
       </w:r>
     </w:p>
     <w:p>
@@ -532,7 +539,33 @@
           <w:sz w:val="22"/>
           <w:szCs w:val="22"/>
         </w:rPr>
-        <w:t xml:space="preserve">　‧　只寫感官，不寫效能：質地、氣味、顏色、溫度，以及抹上去或喝下去的當下感覺</w:t>
+        <w:t xml:space="preserve">　‧　</w:t>
+      </w:r>
+      <w:r>
+        <w:rPr>
+          <w:rFonts w:ascii="Microsoft JhengHei" w:cs="Microsoft JhengHei" w:eastAsia="Microsoft JhengHei" w:hAnsi="Microsoft JhengHei"/>
+          <w:b/>
+          <w:bCs/>
+          <w:i w:val="false"/>
+          <w:iCs w:val="false"/>
+          <w:color w:val="2E3B34"/>
+          <w:sz w:val="22"/>
+          <w:szCs w:val="22"/>
+        </w:rPr>
+        <w:t xml:space="preserve">只寫感官，不寫效能</w:t>
+      </w:r>
+      <w:r>
+        <w:rPr>
+          <w:rFonts w:ascii="Microsoft JhengHei" w:cs="Microsoft JhengHei" w:eastAsia="Microsoft JhengHei" w:hAnsi="Microsoft JhengHei"/>
+          <w:b w:val="false"/>
+          <w:bCs w:val="false"/>
+          <w:i w:val="false"/>
+          <w:iCs w:val="false"/>
+          <w:color w:val="2E3B34"/>
+          <w:sz w:val="22"/>
+          <w:szCs w:val="22"/>
+        </w:rPr>
+        <w:t xml:space="preserve">：質地、氣味、顏色、溫度、抹上去或喝下去的當下感覺</w:t>
       </w:r>
     </w:p>
     <w:p>
@@ -550,7 +583,33 @@
           <w:sz w:val="22"/>
           <w:szCs w:val="22"/>
         </w:rPr>
-        <w:t xml:space="preserve">　‧　保養品禁用詞（化粧品衛生安全管理法）：保濕、鎖水、修護、緊緻、抗老、抗皺、美白、淡斑、再生、無瑕、醫美級、有效</w:t>
+        <w:t xml:space="preserve">　‧　</w:t>
+      </w:r>
+      <w:r>
+        <w:rPr>
+          <w:rFonts w:ascii="Microsoft JhengHei" w:cs="Microsoft JhengHei" w:eastAsia="Microsoft JhengHei" w:hAnsi="Microsoft JhengHei"/>
+          <w:b/>
+          <w:bCs/>
+          <w:i w:val="false"/>
+          <w:iCs w:val="false"/>
+          <w:color w:val="2E3B34"/>
+          <w:sz w:val="22"/>
+          <w:szCs w:val="22"/>
+        </w:rPr>
+        <w:t xml:space="preserve">保養品禁用詞</w:t>
+      </w:r>
+      <w:r>
+        <w:rPr>
+          <w:rFonts w:ascii="Microsoft JhengHei" w:cs="Microsoft JhengHei" w:eastAsia="Microsoft JhengHei" w:hAnsi="Microsoft JhengHei"/>
+          <w:b w:val="false"/>
+          <w:bCs w:val="false"/>
+          <w:i w:val="false"/>
+          <w:iCs w:val="false"/>
+          <w:color w:val="2E3B34"/>
+          <w:sz w:val="22"/>
+          <w:szCs w:val="22"/>
+        </w:rPr>
+        <w:t xml:space="preserve">（《化粧品衛生安全管理法》）：保濕、鎖水、修護、緊緻、抗老、抗皺、美白、淡斑、再生、無瑕、醫美級、有效</w:t>
       </w:r>
     </w:p>
     <w:p>
@@ -568,12 +627,38 @@
           <w:sz w:val="22"/>
           <w:szCs w:val="22"/>
         </w:rPr>
-        <w:t xml:space="preserve">　‧　茶包禁用詞：排毒、去油、代謝、暖身、調理、養顏，以及任何身體作用描述。「養生」二字僅為品名，文案不做功效延伸</w:t>
+        <w:t xml:space="preserve">　‧　</w:t>
+      </w:r>
+      <w:r>
+        <w:rPr>
+          <w:rFonts w:ascii="Microsoft JhengHei" w:cs="Microsoft JhengHei" w:eastAsia="Microsoft JhengHei" w:hAnsi="Microsoft JhengHei"/>
+          <w:b/>
+          <w:bCs/>
+          <w:i w:val="false"/>
+          <w:iCs w:val="false"/>
+          <w:color w:val="2E3B34"/>
+          <w:sz w:val="22"/>
+          <w:szCs w:val="22"/>
+        </w:rPr>
+        <w:t xml:space="preserve">茶包禁用詞</w:t>
+      </w:r>
+      <w:r>
+        <w:rPr>
+          <w:rFonts w:ascii="Microsoft JhengHei" w:cs="Microsoft JhengHei" w:eastAsia="Microsoft JhengHei" w:hAnsi="Microsoft JhengHei"/>
+          <w:b w:val="false"/>
+          <w:bCs w:val="false"/>
+          <w:i w:val="false"/>
+          <w:iCs w:val="false"/>
+          <w:color w:val="2E3B34"/>
+          <w:sz w:val="22"/>
+          <w:szCs w:val="22"/>
+        </w:rPr>
+        <w:t xml:space="preserve">：排毒、去油、代謝、暖身、調理、養顏，以及任何身體作用描述。「養生」二字僅為品名，文案不做功效延伸</w:t>
       </w:r>
     </w:p>
     <w:p>
       <w:pPr>
-        <w:spacing w:after="200" w:before="0" w:line="300"/>
+        <w:spacing w:after="60" w:before="0" w:line="300"/>
       </w:pPr>
       <w:r>
         <w:rPr>
@@ -586,67 +671,21 @@
           <w:sz w:val="22"/>
           <w:szCs w:val="22"/>
         </w:rPr>
-        <w:t xml:space="preserve">　‧　置入密度：每月最多 2 個感官帶到商品，其餘維持節氣本身。這是月曆，不是型錄</w:t>
-      </w:r>
-    </w:p>
-    <w:p>
-      <w:pPr>
-        <w:spacing w:after="100" w:before="160" w:line="300"/>
-      </w:pPr>
+        <w:t xml:space="preserve">　‧　</w:t>
+      </w:r>
       <w:r>
         <w:rPr>
           <w:rFonts w:ascii="Microsoft JhengHei" w:cs="Microsoft JhengHei" w:eastAsia="Microsoft JhengHei" w:hAnsi="Microsoft JhengHei"/>
           <w:b/>
           <w:bCs/>
-          <w:i w:val="false"/>
-          <w:iCs w:val="false"/>
-          <w:color w:val="2E3B34"/>
-          <w:sz w:val="24"/>
-          <w:szCs w:val="24"/>
-        </w:rPr>
-        <w:t xml:space="preserve">情緒曲線</w:t>
-      </w:r>
-    </w:p>
-    <w:p>
-      <w:pPr>
-        <w:spacing w:after="200" w:before="0" w:line="300"/>
-      </w:pPr>
-      <w:r>
-        <w:rPr>
-          <w:rFonts w:ascii="Microsoft JhengHei" w:cs="Microsoft JhengHei" w:eastAsia="Microsoft JhengHei" w:hAnsi="Microsoft JhengHei"/>
-          <w:b w:val="false"/>
-          <w:bCs w:val="false"/>
           <w:i w:val="false"/>
           <w:iCs w:val="false"/>
           <w:color w:val="2E3B34"/>
           <w:sz w:val="22"/>
           <w:szCs w:val="22"/>
         </w:rPr>
-        <w:t xml:space="preserve">安靜（冬）→ 舒展（春）→ 飽滿（夏）→ 收斂（秋）→ 回到安靜（冬），十二個月形成一個完整循環。若要改動某月情緒，需一併確認前後月是否還接得起來。</w:t>
-      </w:r>
-    </w:p>
-    <w:p>
-      <w:pPr>
-        <w:spacing w:after="100" w:before="160" w:line="300"/>
-      </w:pPr>
-      <w:r>
-        <w:rPr>
-          <w:rFonts w:ascii="Microsoft JhengHei" w:cs="Microsoft JhengHei" w:eastAsia="Microsoft JhengHei" w:hAnsi="Microsoft JhengHei"/>
-          <w:b/>
-          <w:bCs/>
-          <w:i w:val="false"/>
-          <w:iCs w:val="false"/>
-          <w:color w:val="2E3B34"/>
-          <w:sz w:val="24"/>
-          <w:szCs w:val="24"/>
-        </w:rPr>
-        <w:t xml:space="preserve">排版備註</w:t>
-      </w:r>
-    </w:p>
-    <w:p>
-      <w:pPr>
-        <w:spacing w:after="0" w:before="0" w:line="300"/>
-      </w:pPr>
+        <w:t xml:space="preserve">置入密度</w:t>
+      </w:r>
       <w:r>
         <w:rPr>
           <w:rFonts w:ascii="Microsoft JhengHei" w:cs="Microsoft JhengHei" w:eastAsia="Microsoft JhengHei" w:hAnsi="Microsoft JhengHei"/>
@@ -658,7 +697,7 @@
           <w:sz w:val="22"/>
           <w:szCs w:val="22"/>
         </w:rPr>
-        <w:t xml:space="preserve">次節氣為小字標註，字級小於主節氣感受句，只有一句小標，不做五感展開。</w:t>
+        <w:t xml:space="preserve">：每月最多 2 個感官帶到商品，其餘 3 個維持節氣本身。這是月曆不是型錄</w:t>
       </w:r>
     </w:p>
     <w:p>
@@ -4153,7 +4192,7 @@
     </w:tbl>
     <w:p>
       <w:pPr>
-        <w:spacing w:after="0" w:before="200" w:line="300"/>
+        <w:spacing w:after="120" w:before="200" w:line="300"/>
       </w:pPr>
       <w:r>
         <w:rPr>
@@ -4189,7 +4228,7 @@
           <w:sz w:val="32"/>
           <w:szCs w:val="32"/>
         </w:rPr>
-        <w:t xml:space="preserve">搭售商品置入對照</w:t>
+        <w:t xml:space="preserve">搭售商品置入對照表（2026-09-13）</w:t>
       </w:r>
     </w:p>
     <w:tbl>
@@ -4216,7 +4255,7 @@
         </w:trPr>
         <w:tc>
           <w:tcPr>
-            <w:tcW w:type="pct" w:w="12%"/>
+            <w:tcW w:type="pct" w:w="25%"/>
             <w:tcBorders>
               <w:top w:val="single" w:color="C8D3CC" w:sz="4"/>
               <w:left w:val="single" w:color="C8D3CC" w:sz="4"/>
@@ -4240,8 +4279,8 @@
             <w:r>
               <w:rPr>
                 <w:rFonts w:ascii="Microsoft JhengHei" w:cs="Microsoft JhengHei" w:eastAsia="Microsoft JhengHei" w:hAnsi="Microsoft JhengHei"/>
-                <w:b/>
-                <w:bCs/>
+                <w:b w:val="false"/>
+                <w:bCs w:val="false"/>
                 <w:i w:val="false"/>
                 <w:iCs w:val="false"/>
                 <w:color w:val="2E3B34"/>
@@ -4254,7 +4293,7 @@
         </w:tc>
         <w:tc>
           <w:tcPr>
-            <w:tcW w:type="pct" w:w="16%"/>
+            <w:tcW w:type="pct" w:w="25%"/>
             <w:tcBorders>
               <w:top w:val="single" w:color="C8D3CC" w:sz="4"/>
               <w:left w:val="single" w:color="C8D3CC" w:sz="4"/>
@@ -4278,8 +4317,8 @@
             <w:r>
               <w:rPr>
                 <w:rFonts w:ascii="Microsoft JhengHei" w:cs="Microsoft JhengHei" w:eastAsia="Microsoft JhengHei" w:hAnsi="Microsoft JhengHei"/>
-                <w:b/>
-                <w:bCs/>
+                <w:b w:val="false"/>
+                <w:bCs w:val="false"/>
                 <w:i w:val="false"/>
                 <w:iCs w:val="false"/>
                 <w:color w:val="2E3B34"/>
@@ -4292,7 +4331,7 @@
         </w:tc>
         <w:tc>
           <w:tcPr>
-            <w:tcW w:type="pct" w:w="42%"/>
+            <w:tcW w:type="pct" w:w="25%"/>
             <w:tcBorders>
               <w:top w:val="single" w:color="C8D3CC" w:sz="4"/>
               <w:left w:val="single" w:color="C8D3CC" w:sz="4"/>
@@ -4316,8 +4355,8 @@
             <w:r>
               <w:rPr>
                 <w:rFonts w:ascii="Microsoft JhengHei" w:cs="Microsoft JhengHei" w:eastAsia="Microsoft JhengHei" w:hAnsi="Microsoft JhengHei"/>
-                <w:b/>
-                <w:bCs/>
+                <w:b w:val="false"/>
+                <w:bCs w:val="false"/>
                 <w:i w:val="false"/>
                 <w:iCs w:val="false"/>
                 <w:color w:val="2E3B34"/>
@@ -4330,7 +4369,7 @@
         </w:tc>
         <w:tc>
           <w:tcPr>
-            <w:tcW w:type="pct" w:w="30%"/>
+            <w:tcW w:type="pct" w:w="25%"/>
             <w:tcBorders>
               <w:top w:val="single" w:color="C8D3CC" w:sz="4"/>
               <w:left w:val="single" w:color="C8D3CC" w:sz="4"/>
@@ -4354,8 +4393,8 @@
             <w:r>
               <w:rPr>
                 <w:rFonts w:ascii="Microsoft JhengHei" w:cs="Microsoft JhengHei" w:eastAsia="Microsoft JhengHei" w:hAnsi="Microsoft JhengHei"/>
-                <w:b/>
-                <w:bCs/>
+                <w:b w:val="false"/>
+                <w:bCs w:val="false"/>
                 <w:i w:val="false"/>
                 <w:iCs w:val="false"/>
                 <w:color w:val="2E3B34"/>
@@ -4368,27 +4407,29 @@
         </w:tc>
       </w:tr>
       <w:tr>
-        <w:tc>
-          <w:tcPr>
-            <w:tcW w:type="pct" w:w="12%"/>
-            <w:tcBorders>
-              <w:top w:val="single" w:color="C8D3CC" w:sz="4"/>
-              <w:left w:val="single" w:color="C8D3CC" w:sz="4"/>
-              <w:bottom w:val="single" w:color="C8D3CC" w:sz="4"/>
-              <w:right w:val="single" w:color="C8D3CC" w:sz="4"/>
-            </w:tcBorders>
-            <w:tcMar>
-              <w:top w:type="dxa" w:w="80"/>
-              <w:left w:type="dxa" w:w="120"/>
-              <w:bottom w:type="dxa" w:w="80"/>
-              <w:right w:type="dxa" w:w="120"/>
-            </w:tcMar>
-            <w:vAlign w:val="center"/>
-          </w:tcPr>
-          <w:p>
-            <w:pPr>
-              <w:spacing w:after="60" w:before="60" w:line="280"/>
-              <w:jc w:val="center"/>
+        <w:trPr>
+          <w:tblHeader w:val="false"/>
+        </w:trPr>
+        <w:tc>
+          <w:tcPr>
+            <w:tcW w:type="pct" w:w="25%"/>
+            <w:tcBorders>
+              <w:top w:val="single" w:color="C8D3CC" w:sz="4"/>
+              <w:left w:val="single" w:color="C8D3CC" w:sz="4"/>
+              <w:bottom w:val="single" w:color="C8D3CC" w:sz="4"/>
+              <w:right w:val="single" w:color="C8D3CC" w:sz="4"/>
+            </w:tcBorders>
+            <w:tcMar>
+              <w:top w:type="dxa" w:w="80"/>
+              <w:left w:type="dxa" w:w="120"/>
+              <w:bottom w:type="dxa" w:w="80"/>
+              <w:right w:type="dxa" w:w="120"/>
+            </w:tcMar>
+            <w:vAlign w:val="center"/>
+          </w:tcPr>
+          <w:p>
+            <w:pPr>
+              <w:spacing w:after="60" w:before="60" w:line="280"/>
             </w:pPr>
             <w:r>
               <w:rPr>
@@ -4407,31 +4448,30 @@
         </w:tc>
         <w:tc>
           <w:tcPr>
-            <w:tcW w:type="pct" w:w="16%"/>
-            <w:tcBorders>
-              <w:top w:val="single" w:color="C8D3CC" w:sz="4"/>
-              <w:left w:val="single" w:color="C8D3CC" w:sz="4"/>
-              <w:bottom w:val="single" w:color="C8D3CC" w:sz="4"/>
-              <w:right w:val="single" w:color="C8D3CC" w:sz="4"/>
-            </w:tcBorders>
-            <w:tcMar>
-              <w:top w:type="dxa" w:w="80"/>
-              <w:left w:type="dxa" w:w="120"/>
-              <w:bottom w:type="dxa" w:w="80"/>
-              <w:right w:type="dxa" w:w="120"/>
-            </w:tcMar>
-            <w:vAlign w:val="center"/>
-          </w:tcPr>
-          <w:p>
-            <w:pPr>
-              <w:spacing w:after="60" w:before="60" w:line="280"/>
-              <w:jc w:val="center"/>
-            </w:pPr>
-            <w:r>
-              <w:rPr>
-                <w:rFonts w:ascii="Microsoft JhengHei" w:cs="Microsoft JhengHei" w:eastAsia="Microsoft JhengHei" w:hAnsi="Microsoft JhengHei"/>
-                <w:b/>
-                <w:bCs/>
+            <w:tcW w:type="pct" w:w="25%"/>
+            <w:tcBorders>
+              <w:top w:val="single" w:color="C8D3CC" w:sz="4"/>
+              <w:left w:val="single" w:color="C8D3CC" w:sz="4"/>
+              <w:bottom w:val="single" w:color="C8D3CC" w:sz="4"/>
+              <w:right w:val="single" w:color="C8D3CC" w:sz="4"/>
+            </w:tcBorders>
+            <w:tcMar>
+              <w:top w:type="dxa" w:w="80"/>
+              <w:left w:type="dxa" w:w="120"/>
+              <w:bottom w:type="dxa" w:w="80"/>
+              <w:right w:type="dxa" w:w="120"/>
+            </w:tcMar>
+            <w:vAlign w:val="center"/>
+          </w:tcPr>
+          <w:p>
+            <w:pPr>
+              <w:spacing w:after="60" w:before="60" w:line="280"/>
+            </w:pPr>
+            <w:r>
+              <w:rPr>
+                <w:rFonts w:ascii="Microsoft JhengHei" w:cs="Microsoft JhengHei" w:eastAsia="Microsoft JhengHei" w:hAnsi="Microsoft JhengHei"/>
+                <w:b w:val="false"/>
+                <w:bCs w:val="false"/>
                 <w:i w:val="false"/>
                 <w:iCs w:val="false"/>
                 <w:color w:val="2E3B34"/>
@@ -4444,7 +4484,7 @@
         </w:tc>
         <w:tc>
           <w:tcPr>
-            <w:tcW w:type="pct" w:w="42%"/>
+            <w:tcW w:type="pct" w:w="25%"/>
             <w:tcBorders>
               <w:top w:val="single" w:color="C8D3CC" w:sz="4"/>
               <w:left w:val="single" w:color="C8D3CC" w:sz="4"/>
@@ -4480,34 +4520,33 @@
         </w:tc>
         <w:tc>
           <w:tcPr>
-            <w:tcW w:type="pct" w:w="30%"/>
-            <w:tcBorders>
-              <w:top w:val="single" w:color="C8D3CC" w:sz="4"/>
-              <w:left w:val="single" w:color="C8D3CC" w:sz="4"/>
-              <w:bottom w:val="single" w:color="C8D3CC" w:sz="4"/>
-              <w:right w:val="single" w:color="C8D3CC" w:sz="4"/>
-            </w:tcBorders>
-            <w:tcMar>
-              <w:top w:type="dxa" w:w="80"/>
-              <w:left w:type="dxa" w:w="120"/>
-              <w:bottom w:type="dxa" w:w="80"/>
-              <w:right w:type="dxa" w:w="120"/>
-            </w:tcMar>
-            <w:vAlign w:val="center"/>
-          </w:tcPr>
-          <w:p>
-            <w:pPr>
-              <w:spacing w:after="60" w:before="60" w:line="280"/>
-              <w:jc w:val="center"/>
-            </w:pPr>
-            <w:r>
-              <w:rPr>
-                <w:rFonts w:ascii="Microsoft JhengHei" w:cs="Microsoft JhengHei" w:eastAsia="Microsoft JhengHei" w:hAnsi="Microsoft JhengHei"/>
-                <w:b w:val="false"/>
-                <w:bCs w:val="false"/>
-                <w:i w:val="false"/>
-                <w:iCs w:val="false"/>
-                <w:color w:val="6B7C72"/>
+            <w:tcW w:type="pct" w:w="25%"/>
+            <w:tcBorders>
+              <w:top w:val="single" w:color="C8D3CC" w:sz="4"/>
+              <w:left w:val="single" w:color="C8D3CC" w:sz="4"/>
+              <w:bottom w:val="single" w:color="C8D3CC" w:sz="4"/>
+              <w:right w:val="single" w:color="C8D3CC" w:sz="4"/>
+            </w:tcBorders>
+            <w:tcMar>
+              <w:top w:type="dxa" w:w="80"/>
+              <w:left w:type="dxa" w:w="120"/>
+              <w:bottom w:type="dxa" w:w="80"/>
+              <w:right w:type="dxa" w:w="120"/>
+            </w:tcMar>
+            <w:vAlign w:val="center"/>
+          </w:tcPr>
+          <w:p>
+            <w:pPr>
+              <w:spacing w:after="60" w:before="60" w:line="280"/>
+            </w:pPr>
+            <w:r>
+              <w:rPr>
+                <w:rFonts w:ascii="Microsoft JhengHei" w:cs="Microsoft JhengHei" w:eastAsia="Microsoft JhengHei" w:hAnsi="Microsoft JhengHei"/>
+                <w:b w:val="false"/>
+                <w:bCs w:val="false"/>
+                <w:i w:val="false"/>
+                <w:iCs w:val="false"/>
+                <w:color w:val="2E3B34"/>
                 <w:sz w:val="21"/>
                 <w:szCs w:val="21"/>
               </w:rPr>
@@ -4517,9 +4556,12 @@
         </w:tc>
       </w:tr>
       <w:tr>
-        <w:tc>
-          <w:tcPr>
-            <w:tcW w:type="pct" w:w="12%"/>
+        <w:trPr>
+          <w:tblHeader w:val="false"/>
+        </w:trPr>
+        <w:tc>
+          <w:tcPr>
+            <w:tcW w:type="pct" w:w="25%"/>
             <w:tcBorders>
               <w:top w:val="single" w:color="C8D3CC" w:sz="4"/>
               <w:left w:val="single" w:color="C8D3CC" w:sz="4"/>
@@ -4538,7 +4580,6 @@
           <w:p>
             <w:pPr>
               <w:spacing w:after="60" w:before="60" w:line="280"/>
-              <w:jc w:val="center"/>
             </w:pPr>
             <w:r>
               <w:rPr>
@@ -4557,7 +4598,7 @@
         </w:tc>
         <w:tc>
           <w:tcPr>
-            <w:tcW w:type="pct" w:w="16%"/>
+            <w:tcW w:type="pct" w:w="25%"/>
             <w:tcBorders>
               <w:top w:val="single" w:color="C8D3CC" w:sz="4"/>
               <w:left w:val="single" w:color="C8D3CC" w:sz="4"/>
@@ -4576,13 +4617,12 @@
           <w:p>
             <w:pPr>
               <w:spacing w:after="60" w:before="60" w:line="280"/>
-              <w:jc w:val="center"/>
-            </w:pPr>
-            <w:r>
-              <w:rPr>
-                <w:rFonts w:ascii="Microsoft JhengHei" w:cs="Microsoft JhengHei" w:eastAsia="Microsoft JhengHei" w:hAnsi="Microsoft JhengHei"/>
-                <w:b/>
-                <w:bCs/>
+            </w:pPr>
+            <w:r>
+              <w:rPr>
+                <w:rFonts w:ascii="Microsoft JhengHei" w:cs="Microsoft JhengHei" w:eastAsia="Microsoft JhengHei" w:hAnsi="Microsoft JhengHei"/>
+                <w:b w:val="false"/>
+                <w:bCs w:val="false"/>
                 <w:i w:val="false"/>
                 <w:iCs w:val="false"/>
                 <w:color w:val="2E3B34"/>
@@ -4595,7 +4635,7 @@
         </w:tc>
         <w:tc>
           <w:tcPr>
-            <w:tcW w:type="pct" w:w="42%"/>
+            <w:tcW w:type="pct" w:w="25%"/>
             <w:tcBorders>
               <w:top w:val="single" w:color="C8D3CC" w:sz="4"/>
               <w:left w:val="single" w:color="C8D3CC" w:sz="4"/>
@@ -4632,7 +4672,7 @@
         </w:tc>
         <w:tc>
           <w:tcPr>
-            <w:tcW w:type="pct" w:w="30%"/>
+            <w:tcW w:type="pct" w:w="25%"/>
             <w:tcBorders>
               <w:top w:val="single" w:color="C8D3CC" w:sz="4"/>
               <w:left w:val="single" w:color="C8D3CC" w:sz="4"/>
@@ -4651,16 +4691,15 @@
           <w:p>
             <w:pPr>
               <w:spacing w:after="60" w:before="60" w:line="280"/>
-              <w:jc w:val="center"/>
-            </w:pPr>
-            <w:r>
-              <w:rPr>
-                <w:rFonts w:ascii="Microsoft JhengHei" w:cs="Microsoft JhengHei" w:eastAsia="Microsoft JhengHei" w:hAnsi="Microsoft JhengHei"/>
-                <w:b w:val="false"/>
-                <w:bCs w:val="false"/>
-                <w:i w:val="false"/>
-                <w:iCs w:val="false"/>
-                <w:color w:val="6B7C72"/>
+            </w:pPr>
+            <w:r>
+              <w:rPr>
+                <w:rFonts w:ascii="Microsoft JhengHei" w:cs="Microsoft JhengHei" w:eastAsia="Microsoft JhengHei" w:hAnsi="Microsoft JhengHei"/>
+                <w:b w:val="false"/>
+                <w:bCs w:val="false"/>
+                <w:i w:val="false"/>
+                <w:iCs w:val="false"/>
+                <w:color w:val="2E3B34"/>
                 <w:sz w:val="21"/>
                 <w:szCs w:val="21"/>
               </w:rPr>
@@ -4670,27 +4709,29 @@
         </w:tc>
       </w:tr>
       <w:tr>
-        <w:tc>
-          <w:tcPr>
-            <w:tcW w:type="pct" w:w="12%"/>
-            <w:tcBorders>
-              <w:top w:val="single" w:color="C8D3CC" w:sz="4"/>
-              <w:left w:val="single" w:color="C8D3CC" w:sz="4"/>
-              <w:bottom w:val="single" w:color="C8D3CC" w:sz="4"/>
-              <w:right w:val="single" w:color="C8D3CC" w:sz="4"/>
-            </w:tcBorders>
-            <w:tcMar>
-              <w:top w:type="dxa" w:w="80"/>
-              <w:left w:type="dxa" w:w="120"/>
-              <w:bottom w:type="dxa" w:w="80"/>
-              <w:right w:type="dxa" w:w="120"/>
-            </w:tcMar>
-            <w:vAlign w:val="center"/>
-          </w:tcPr>
-          <w:p>
-            <w:pPr>
-              <w:spacing w:after="60" w:before="60" w:line="280"/>
-              <w:jc w:val="center"/>
+        <w:trPr>
+          <w:tblHeader w:val="false"/>
+        </w:trPr>
+        <w:tc>
+          <w:tcPr>
+            <w:tcW w:type="pct" w:w="25%"/>
+            <w:tcBorders>
+              <w:top w:val="single" w:color="C8D3CC" w:sz="4"/>
+              <w:left w:val="single" w:color="C8D3CC" w:sz="4"/>
+              <w:bottom w:val="single" w:color="C8D3CC" w:sz="4"/>
+              <w:right w:val="single" w:color="C8D3CC" w:sz="4"/>
+            </w:tcBorders>
+            <w:tcMar>
+              <w:top w:type="dxa" w:w="80"/>
+              <w:left w:type="dxa" w:w="120"/>
+              <w:bottom w:type="dxa" w:w="80"/>
+              <w:right w:type="dxa" w:w="120"/>
+            </w:tcMar>
+            <w:vAlign w:val="center"/>
+          </w:tcPr>
+          <w:p>
+            <w:pPr>
+              <w:spacing w:after="60" w:before="60" w:line="280"/>
             </w:pPr>
             <w:r>
               <w:rPr>
@@ -4709,31 +4750,30 @@
         </w:tc>
         <w:tc>
           <w:tcPr>
-            <w:tcW w:type="pct" w:w="16%"/>
-            <w:tcBorders>
-              <w:top w:val="single" w:color="C8D3CC" w:sz="4"/>
-              <w:left w:val="single" w:color="C8D3CC" w:sz="4"/>
-              <w:bottom w:val="single" w:color="C8D3CC" w:sz="4"/>
-              <w:right w:val="single" w:color="C8D3CC" w:sz="4"/>
-            </w:tcBorders>
-            <w:tcMar>
-              <w:top w:type="dxa" w:w="80"/>
-              <w:left w:type="dxa" w:w="120"/>
-              <w:bottom w:type="dxa" w:w="80"/>
-              <w:right w:type="dxa" w:w="120"/>
-            </w:tcMar>
-            <w:vAlign w:val="center"/>
-          </w:tcPr>
-          <w:p>
-            <w:pPr>
-              <w:spacing w:after="60" w:before="60" w:line="280"/>
-              <w:jc w:val="center"/>
-            </w:pPr>
-            <w:r>
-              <w:rPr>
-                <w:rFonts w:ascii="Microsoft JhengHei" w:cs="Microsoft JhengHei" w:eastAsia="Microsoft JhengHei" w:hAnsi="Microsoft JhengHei"/>
-                <w:b/>
-                <w:bCs/>
+            <w:tcW w:type="pct" w:w="25%"/>
+            <w:tcBorders>
+              <w:top w:val="single" w:color="C8D3CC" w:sz="4"/>
+              <w:left w:val="single" w:color="C8D3CC" w:sz="4"/>
+              <w:bottom w:val="single" w:color="C8D3CC" w:sz="4"/>
+              <w:right w:val="single" w:color="C8D3CC" w:sz="4"/>
+            </w:tcBorders>
+            <w:tcMar>
+              <w:top w:type="dxa" w:w="80"/>
+              <w:left w:type="dxa" w:w="120"/>
+              <w:bottom w:type="dxa" w:w="80"/>
+              <w:right w:type="dxa" w:w="120"/>
+            </w:tcMar>
+            <w:vAlign w:val="center"/>
+          </w:tcPr>
+          <w:p>
+            <w:pPr>
+              <w:spacing w:after="60" w:before="60" w:line="280"/>
+            </w:pPr>
+            <w:r>
+              <w:rPr>
+                <w:rFonts w:ascii="Microsoft JhengHei" w:cs="Microsoft JhengHei" w:eastAsia="Microsoft JhengHei" w:hAnsi="Microsoft JhengHei"/>
+                <w:b w:val="false"/>
+                <w:bCs w:val="false"/>
                 <w:i w:val="false"/>
                 <w:iCs w:val="false"/>
                 <w:color w:val="2E3B34"/>
@@ -4746,7 +4786,7 @@
         </w:tc>
         <w:tc>
           <w:tcPr>
-            <w:tcW w:type="pct" w:w="42%"/>
+            <w:tcW w:type="pct" w:w="25%"/>
             <w:tcBorders>
               <w:top w:val="single" w:color="C8D3CC" w:sz="4"/>
               <w:left w:val="single" w:color="C8D3CC" w:sz="4"/>
@@ -4782,34 +4822,33 @@
         </w:tc>
         <w:tc>
           <w:tcPr>
-            <w:tcW w:type="pct" w:w="30%"/>
-            <w:tcBorders>
-              <w:top w:val="single" w:color="C8D3CC" w:sz="4"/>
-              <w:left w:val="single" w:color="C8D3CC" w:sz="4"/>
-              <w:bottom w:val="single" w:color="C8D3CC" w:sz="4"/>
-              <w:right w:val="single" w:color="C8D3CC" w:sz="4"/>
-            </w:tcBorders>
-            <w:tcMar>
-              <w:top w:type="dxa" w:w="80"/>
-              <w:left w:type="dxa" w:w="120"/>
-              <w:bottom w:type="dxa" w:w="80"/>
-              <w:right w:type="dxa" w:w="120"/>
-            </w:tcMar>
-            <w:vAlign w:val="center"/>
-          </w:tcPr>
-          <w:p>
-            <w:pPr>
-              <w:spacing w:after="60" w:before="60" w:line="280"/>
-              <w:jc w:val="center"/>
-            </w:pPr>
-            <w:r>
-              <w:rPr>
-                <w:rFonts w:ascii="Microsoft JhengHei" w:cs="Microsoft JhengHei" w:eastAsia="Microsoft JhengHei" w:hAnsi="Microsoft JhengHei"/>
-                <w:b w:val="false"/>
-                <w:bCs w:val="false"/>
-                <w:i w:val="false"/>
-                <w:iCs w:val="false"/>
-                <w:color w:val="6B7C72"/>
+            <w:tcW w:type="pct" w:w="25%"/>
+            <w:tcBorders>
+              <w:top w:val="single" w:color="C8D3CC" w:sz="4"/>
+              <w:left w:val="single" w:color="C8D3CC" w:sz="4"/>
+              <w:bottom w:val="single" w:color="C8D3CC" w:sz="4"/>
+              <w:right w:val="single" w:color="C8D3CC" w:sz="4"/>
+            </w:tcBorders>
+            <w:tcMar>
+              <w:top w:type="dxa" w:w="80"/>
+              <w:left w:type="dxa" w:w="120"/>
+              <w:bottom w:type="dxa" w:w="80"/>
+              <w:right w:type="dxa" w:w="120"/>
+            </w:tcMar>
+            <w:vAlign w:val="center"/>
+          </w:tcPr>
+          <w:p>
+            <w:pPr>
+              <w:spacing w:after="60" w:before="60" w:line="280"/>
+            </w:pPr>
+            <w:r>
+              <w:rPr>
+                <w:rFonts w:ascii="Microsoft JhengHei" w:cs="Microsoft JhengHei" w:eastAsia="Microsoft JhengHei" w:hAnsi="Microsoft JhengHei"/>
+                <w:b w:val="false"/>
+                <w:bCs w:val="false"/>
+                <w:i w:val="false"/>
+                <w:iCs w:val="false"/>
+                <w:color w:val="2E3B34"/>
                 <w:sz w:val="21"/>
                 <w:szCs w:val="21"/>
               </w:rPr>
@@ -4819,9 +4858,12 @@
         </w:tc>
       </w:tr>
       <w:tr>
-        <w:tc>
-          <w:tcPr>
-            <w:tcW w:type="pct" w:w="12%"/>
+        <w:trPr>
+          <w:tblHeader w:val="false"/>
+        </w:trPr>
+        <w:tc>
+          <w:tcPr>
+            <w:tcW w:type="pct" w:w="25%"/>
             <w:tcBorders>
               <w:top w:val="single" w:color="C8D3CC" w:sz="4"/>
               <w:left w:val="single" w:color="C8D3CC" w:sz="4"/>
@@ -4840,7 +4882,6 @@
           <w:p>
             <w:pPr>
               <w:spacing w:after="60" w:before="60" w:line="280"/>
-              <w:jc w:val="center"/>
             </w:pPr>
             <w:r>
               <w:rPr>
@@ -4859,7 +4900,7 @@
         </w:tc>
         <w:tc>
           <w:tcPr>
-            <w:tcW w:type="pct" w:w="16%"/>
+            <w:tcW w:type="pct" w:w="25%"/>
             <w:tcBorders>
               <w:top w:val="single" w:color="C8D3CC" w:sz="4"/>
               <w:left w:val="single" w:color="C8D3CC" w:sz="4"/>
@@ -4878,13 +4919,12 @@
           <w:p>
             <w:pPr>
               <w:spacing w:after="60" w:before="60" w:line="280"/>
-              <w:jc w:val="center"/>
-            </w:pPr>
-            <w:r>
-              <w:rPr>
-                <w:rFonts w:ascii="Microsoft JhengHei" w:cs="Microsoft JhengHei" w:eastAsia="Microsoft JhengHei" w:hAnsi="Microsoft JhengHei"/>
-                <w:b/>
-                <w:bCs/>
+            </w:pPr>
+            <w:r>
+              <w:rPr>
+                <w:rFonts w:ascii="Microsoft JhengHei" w:cs="Microsoft JhengHei" w:eastAsia="Microsoft JhengHei" w:hAnsi="Microsoft JhengHei"/>
+                <w:b w:val="false"/>
+                <w:bCs w:val="false"/>
                 <w:i w:val="false"/>
                 <w:iCs w:val="false"/>
                 <w:color w:val="2E3B34"/>
@@ -4897,7 +4937,7 @@
         </w:tc>
         <w:tc>
           <w:tcPr>
-            <w:tcW w:type="pct" w:w="42%"/>
+            <w:tcW w:type="pct" w:w="25%"/>
             <w:tcBorders>
               <w:top w:val="single" w:color="C8D3CC" w:sz="4"/>
               <w:left w:val="single" w:color="C8D3CC" w:sz="4"/>
@@ -4934,7 +4974,7 @@
         </w:tc>
         <w:tc>
           <w:tcPr>
-            <w:tcW w:type="pct" w:w="30%"/>
+            <w:tcW w:type="pct" w:w="25%"/>
             <w:tcBorders>
               <w:top w:val="single" w:color="C8D3CC" w:sz="4"/>
               <w:left w:val="single" w:color="C8D3CC" w:sz="4"/>
@@ -4953,16 +4993,15 @@
           <w:p>
             <w:pPr>
               <w:spacing w:after="60" w:before="60" w:line="280"/>
-              <w:jc w:val="center"/>
-            </w:pPr>
-            <w:r>
-              <w:rPr>
-                <w:rFonts w:ascii="Microsoft JhengHei" w:cs="Microsoft JhengHei" w:eastAsia="Microsoft JhengHei" w:hAnsi="Microsoft JhengHei"/>
-                <w:b w:val="false"/>
-                <w:bCs w:val="false"/>
-                <w:i w:val="false"/>
-                <w:iCs w:val="false"/>
-                <w:color w:val="6B7C72"/>
+            </w:pPr>
+            <w:r>
+              <w:rPr>
+                <w:rFonts w:ascii="Microsoft JhengHei" w:cs="Microsoft JhengHei" w:eastAsia="Microsoft JhengHei" w:hAnsi="Microsoft JhengHei"/>
+                <w:b w:val="false"/>
+                <w:bCs w:val="false"/>
+                <w:i w:val="false"/>
+                <w:iCs w:val="false"/>
+                <w:color w:val="2E3B34"/>
                 <w:sz w:val="21"/>
                 <w:szCs w:val="21"/>
               </w:rPr>
@@ -4972,27 +5011,29 @@
         </w:tc>
       </w:tr>
       <w:tr>
-        <w:tc>
-          <w:tcPr>
-            <w:tcW w:type="pct" w:w="12%"/>
-            <w:tcBorders>
-              <w:top w:val="single" w:color="C8D3CC" w:sz="4"/>
-              <w:left w:val="single" w:color="C8D3CC" w:sz="4"/>
-              <w:bottom w:val="single" w:color="C8D3CC" w:sz="4"/>
-              <w:right w:val="single" w:color="C8D3CC" w:sz="4"/>
-            </w:tcBorders>
-            <w:tcMar>
-              <w:top w:type="dxa" w:w="80"/>
-              <w:left w:type="dxa" w:w="120"/>
-              <w:bottom w:type="dxa" w:w="80"/>
-              <w:right w:type="dxa" w:w="120"/>
-            </w:tcMar>
-            <w:vAlign w:val="center"/>
-          </w:tcPr>
-          <w:p>
-            <w:pPr>
-              <w:spacing w:after="60" w:before="60" w:line="280"/>
-              <w:jc w:val="center"/>
+        <w:trPr>
+          <w:tblHeader w:val="false"/>
+        </w:trPr>
+        <w:tc>
+          <w:tcPr>
+            <w:tcW w:type="pct" w:w="25%"/>
+            <w:tcBorders>
+              <w:top w:val="single" w:color="C8D3CC" w:sz="4"/>
+              <w:left w:val="single" w:color="C8D3CC" w:sz="4"/>
+              <w:bottom w:val="single" w:color="C8D3CC" w:sz="4"/>
+              <w:right w:val="single" w:color="C8D3CC" w:sz="4"/>
+            </w:tcBorders>
+            <w:tcMar>
+              <w:top w:type="dxa" w:w="80"/>
+              <w:left w:type="dxa" w:w="120"/>
+              <w:bottom w:type="dxa" w:w="80"/>
+              <w:right w:type="dxa" w:w="120"/>
+            </w:tcMar>
+            <w:vAlign w:val="center"/>
+          </w:tcPr>
+          <w:p>
+            <w:pPr>
+              <w:spacing w:after="60" w:before="60" w:line="280"/>
             </w:pPr>
             <w:r>
               <w:rPr>
@@ -5011,31 +5052,30 @@
         </w:tc>
         <w:tc>
           <w:tcPr>
-            <w:tcW w:type="pct" w:w="16%"/>
-            <w:tcBorders>
-              <w:top w:val="single" w:color="C8D3CC" w:sz="4"/>
-              <w:left w:val="single" w:color="C8D3CC" w:sz="4"/>
-              <w:bottom w:val="single" w:color="C8D3CC" w:sz="4"/>
-              <w:right w:val="single" w:color="C8D3CC" w:sz="4"/>
-            </w:tcBorders>
-            <w:tcMar>
-              <w:top w:type="dxa" w:w="80"/>
-              <w:left w:type="dxa" w:w="120"/>
-              <w:bottom w:type="dxa" w:w="80"/>
-              <w:right w:type="dxa" w:w="120"/>
-            </w:tcMar>
-            <w:vAlign w:val="center"/>
-          </w:tcPr>
-          <w:p>
-            <w:pPr>
-              <w:spacing w:after="60" w:before="60" w:line="280"/>
-              <w:jc w:val="center"/>
-            </w:pPr>
-            <w:r>
-              <w:rPr>
-                <w:rFonts w:ascii="Microsoft JhengHei" w:cs="Microsoft JhengHei" w:eastAsia="Microsoft JhengHei" w:hAnsi="Microsoft JhengHei"/>
-                <w:b/>
-                <w:bCs/>
+            <w:tcW w:type="pct" w:w="25%"/>
+            <w:tcBorders>
+              <w:top w:val="single" w:color="C8D3CC" w:sz="4"/>
+              <w:left w:val="single" w:color="C8D3CC" w:sz="4"/>
+              <w:bottom w:val="single" w:color="C8D3CC" w:sz="4"/>
+              <w:right w:val="single" w:color="C8D3CC" w:sz="4"/>
+            </w:tcBorders>
+            <w:tcMar>
+              <w:top w:type="dxa" w:w="80"/>
+              <w:left w:type="dxa" w:w="120"/>
+              <w:bottom w:type="dxa" w:w="80"/>
+              <w:right w:type="dxa" w:w="120"/>
+            </w:tcMar>
+            <w:vAlign w:val="center"/>
+          </w:tcPr>
+          <w:p>
+            <w:pPr>
+              <w:spacing w:after="60" w:before="60" w:line="280"/>
+            </w:pPr>
+            <w:r>
+              <w:rPr>
+                <w:rFonts w:ascii="Microsoft JhengHei" w:cs="Microsoft JhengHei" w:eastAsia="Microsoft JhengHei" w:hAnsi="Microsoft JhengHei"/>
+                <w:b w:val="false"/>
+                <w:bCs w:val="false"/>
                 <w:i w:val="false"/>
                 <w:iCs w:val="false"/>
                 <w:color w:val="2E3B34"/>
@@ -5048,7 +5088,7 @@
         </w:tc>
         <w:tc>
           <w:tcPr>
-            <w:tcW w:type="pct" w:w="42%"/>
+            <w:tcW w:type="pct" w:w="25%"/>
             <w:tcBorders>
               <w:top w:val="single" w:color="C8D3CC" w:sz="4"/>
               <w:left w:val="single" w:color="C8D3CC" w:sz="4"/>
@@ -5084,34 +5124,33 @@
         </w:tc>
         <w:tc>
           <w:tcPr>
-            <w:tcW w:type="pct" w:w="30%"/>
-            <w:tcBorders>
-              <w:top w:val="single" w:color="C8D3CC" w:sz="4"/>
-              <w:left w:val="single" w:color="C8D3CC" w:sz="4"/>
-              <w:bottom w:val="single" w:color="C8D3CC" w:sz="4"/>
-              <w:right w:val="single" w:color="C8D3CC" w:sz="4"/>
-            </w:tcBorders>
-            <w:tcMar>
-              <w:top w:type="dxa" w:w="80"/>
-              <w:left w:type="dxa" w:w="120"/>
-              <w:bottom w:type="dxa" w:w="80"/>
-              <w:right w:type="dxa" w:w="120"/>
-            </w:tcMar>
-            <w:vAlign w:val="center"/>
-          </w:tcPr>
-          <w:p>
-            <w:pPr>
-              <w:spacing w:after="60" w:before="60" w:line="280"/>
-              <w:jc w:val="center"/>
-            </w:pPr>
-            <w:r>
-              <w:rPr>
-                <w:rFonts w:ascii="Microsoft JhengHei" w:cs="Microsoft JhengHei" w:eastAsia="Microsoft JhengHei" w:hAnsi="Microsoft JhengHei"/>
-                <w:b w:val="false"/>
-                <w:bCs w:val="false"/>
-                <w:i w:val="false"/>
-                <w:iCs w:val="false"/>
-                <w:color w:val="6B7C72"/>
+            <w:tcW w:type="pct" w:w="25%"/>
+            <w:tcBorders>
+              <w:top w:val="single" w:color="C8D3CC" w:sz="4"/>
+              <w:left w:val="single" w:color="C8D3CC" w:sz="4"/>
+              <w:bottom w:val="single" w:color="C8D3CC" w:sz="4"/>
+              <w:right w:val="single" w:color="C8D3CC" w:sz="4"/>
+            </w:tcBorders>
+            <w:tcMar>
+              <w:top w:type="dxa" w:w="80"/>
+              <w:left w:type="dxa" w:w="120"/>
+              <w:bottom w:type="dxa" w:w="80"/>
+              <w:right w:type="dxa" w:w="120"/>
+            </w:tcMar>
+            <w:vAlign w:val="center"/>
+          </w:tcPr>
+          <w:p>
+            <w:pPr>
+              <w:spacing w:after="60" w:before="60" w:line="280"/>
+            </w:pPr>
+            <w:r>
+              <w:rPr>
+                <w:rFonts w:ascii="Microsoft JhengHei" w:cs="Microsoft JhengHei" w:eastAsia="Microsoft JhengHei" w:hAnsi="Microsoft JhengHei"/>
+                <w:b w:val="false"/>
+                <w:bCs w:val="false"/>
+                <w:i w:val="false"/>
+                <w:iCs w:val="false"/>
+                <w:color w:val="2E3B34"/>
                 <w:sz w:val="21"/>
                 <w:szCs w:val="21"/>
               </w:rPr>
@@ -5121,9 +5160,12 @@
         </w:tc>
       </w:tr>
       <w:tr>
-        <w:tc>
-          <w:tcPr>
-            <w:tcW w:type="pct" w:w="12%"/>
+        <w:trPr>
+          <w:tblHeader w:val="false"/>
+        </w:trPr>
+        <w:tc>
+          <w:tcPr>
+            <w:tcW w:type="pct" w:w="25%"/>
             <w:tcBorders>
               <w:top w:val="single" w:color="C8D3CC" w:sz="4"/>
               <w:left w:val="single" w:color="C8D3CC" w:sz="4"/>
@@ -5142,7 +5184,6 @@
           <w:p>
             <w:pPr>
               <w:spacing w:after="60" w:before="60" w:line="280"/>
-              <w:jc w:val="center"/>
             </w:pPr>
             <w:r>
               <w:rPr>
@@ -5161,7 +5202,7 @@
         </w:tc>
         <w:tc>
           <w:tcPr>
-            <w:tcW w:type="pct" w:w="16%"/>
+            <w:tcW w:type="pct" w:w="25%"/>
             <w:tcBorders>
               <w:top w:val="single" w:color="C8D3CC" w:sz="4"/>
               <w:left w:val="single" w:color="C8D3CC" w:sz="4"/>
@@ -5180,13 +5221,12 @@
           <w:p>
             <w:pPr>
               <w:spacing w:after="60" w:before="60" w:line="280"/>
-              <w:jc w:val="center"/>
-            </w:pPr>
-            <w:r>
-              <w:rPr>
-                <w:rFonts w:ascii="Microsoft JhengHei" w:cs="Microsoft JhengHei" w:eastAsia="Microsoft JhengHei" w:hAnsi="Microsoft JhengHei"/>
-                <w:b/>
-                <w:bCs/>
+            </w:pPr>
+            <w:r>
+              <w:rPr>
+                <w:rFonts w:ascii="Microsoft JhengHei" w:cs="Microsoft JhengHei" w:eastAsia="Microsoft JhengHei" w:hAnsi="Microsoft JhengHei"/>
+                <w:b w:val="false"/>
+                <w:bCs w:val="false"/>
                 <w:i w:val="false"/>
                 <w:iCs w:val="false"/>
                 <w:color w:val="2E3B34"/>
@@ -5199,7 +5239,7 @@
         </w:tc>
         <w:tc>
           <w:tcPr>
-            <w:tcW w:type="pct" w:w="42%"/>
+            <w:tcW w:type="pct" w:w="25%"/>
             <w:tcBorders>
               <w:top w:val="single" w:color="C8D3CC" w:sz="4"/>
               <w:left w:val="single" w:color="C8D3CC" w:sz="4"/>
@@ -5230,13 +5270,13 @@
                 <w:sz w:val="21"/>
                 <w:szCs w:val="21"/>
               </w:rPr>
-              <w:t xml:space="preserve">化妝水＋精華液＋面霜（年末三步驟）</w:t>
-            </w:r>
-          </w:p>
-        </w:tc>
-        <w:tc>
-          <w:tcPr>
-            <w:tcW w:type="pct" w:w="30%"/>
+              <w:t xml:space="preserve">化妝水＋精華液＋面霜</w:t>
+            </w:r>
+          </w:p>
+        </w:tc>
+        <w:tc>
+          <w:tcPr>
+            <w:tcW w:type="pct" w:w="25%"/>
             <w:tcBorders>
               <w:top w:val="single" w:color="C8D3CC" w:sz="4"/>
               <w:left w:val="single" w:color="C8D3CC" w:sz="4"/>
@@ -5255,16 +5295,15 @@
           <w:p>
             <w:pPr>
               <w:spacing w:after="60" w:before="60" w:line="280"/>
-              <w:jc w:val="center"/>
-            </w:pPr>
-            <w:r>
-              <w:rPr>
-                <w:rFonts w:ascii="Microsoft JhengHei" w:cs="Microsoft JhengHei" w:eastAsia="Microsoft JhengHei" w:hAnsi="Microsoft JhengHei"/>
-                <w:b w:val="false"/>
-                <w:bCs w:val="false"/>
-                <w:i w:val="false"/>
-                <w:iCs w:val="false"/>
-                <w:color w:val="6B7C72"/>
+            </w:pPr>
+            <w:r>
+              <w:rPr>
+                <w:rFonts w:ascii="Microsoft JhengHei" w:cs="Microsoft JhengHei" w:eastAsia="Microsoft JhengHei" w:hAnsi="Microsoft JhengHei"/>
+                <w:b w:val="false"/>
+                <w:bCs w:val="false"/>
+                <w:i w:val="false"/>
+                <w:iCs w:val="false"/>
+                <w:color w:val="2E3B34"/>
                 <w:sz w:val="21"/>
                 <w:szCs w:val="21"/>
               </w:rPr>
@@ -5276,7 +5315,7 @@
     </w:tbl>
     <w:p>
       <w:pPr>
-        <w:spacing w:after="120" w:before="200" w:line="300"/>
+        <w:spacing w:after="120" w:before="0" w:line="300"/>
       </w:pPr>
       <w:r>
         <w:rPr>
@@ -5289,12 +5328,12 @@
           <w:sz w:val="22"/>
           <w:szCs w:val="22"/>
         </w:rPr>
-        <w:t xml:space="preserve">四樣商品各出現 2 次，每月置入不超過 2 個感官。茶包刻意分熱泡（2 月）與冷泡（5 月），示範兩種喝法；12 月三件一起用，做年末收尾儀式。</w:t>
+        <w:t xml:space="preserve"/>
       </w:r>
     </w:p>
     <w:p>
       <w:pPr>
-        <w:spacing w:after="240" w:before="0" w:line="300"/>
+        <w:spacing w:after="120" w:before="0" w:line="300"/>
       </w:pPr>
       <w:r>
         <w:rPr>
@@ -5307,31 +5346,44 @@
           <w:sz w:val="22"/>
           <w:szCs w:val="22"/>
         </w:rPr>
-        <w:t xml:space="preserve">其餘 6 個月（1／4／6／7／9／11）不置入商品，維持節氣本身，避免整本變成型錄。</w:t>
+        <w:t xml:space="preserve">四樣商品各出現 2 次，每月置入不超過 2 個感官。茶包刻意分熱泡（2月）與冷泡（5月），示範兩種喝法。12 月三件一起用，做年末收尾儀式。</w:t>
       </w:r>
     </w:p>
     <w:p>
       <w:pPr>
-        <w:spacing w:after="100" w:before="160" w:line="300"/>
+        <w:spacing w:after="120" w:before="0" w:line="300"/>
       </w:pPr>
       <w:r>
         <w:rPr>
           <w:rFonts w:ascii="Microsoft JhengHei" w:cs="Microsoft JhengHei" w:eastAsia="Microsoft JhengHei" w:hAnsi="Microsoft JhengHei"/>
-          <w:b/>
-          <w:bCs/>
-          <w:i w:val="false"/>
-          <w:iCs w:val="false"/>
-          <w:color w:val="9C3A2E"/>
-          <w:sz w:val="24"/>
-          <w:szCs w:val="24"/>
-        </w:rPr>
-        <w:t xml:space="preserve">印刷前必須確認</w:t>
+          <w:b w:val="false"/>
+          <w:bCs w:val="false"/>
+          <w:i w:val="false"/>
+          <w:iCs w:val="false"/>
+          <w:color w:val="2E3B34"/>
+          <w:sz w:val="22"/>
+          <w:szCs w:val="22"/>
+        </w:rPr>
+        <w:t xml:space="preserve">其餘 6 個月（1／4／6／7／9／11）不置入商品，維持節氣本身，避免整本變型錄。</w:t>
       </w:r>
     </w:p>
     <w:p>
       <w:pPr>
-        <w:spacing w:after="80" w:before="0" w:line="300"/>
+        <w:spacing w:after="140" w:before="60" w:line="300"/>
       </w:pPr>
+      <w:r>
+        <w:rPr>
+          <w:rFonts w:ascii="Microsoft JhengHei" w:cs="Microsoft JhengHei" w:eastAsia="Microsoft JhengHei" w:hAnsi="Microsoft JhengHei"/>
+          <w:b/>
+          <w:bCs/>
+          <w:i w:val="false"/>
+          <w:iCs w:val="false"/>
+          <w:color w:val="6B7C72"/>
+          <w:sz w:val="20"/>
+          <w:szCs w:val="20"/>
+        </w:rPr>
+        <w:t xml:space="preserve">茶包原排 1 月，2026-09-13 改排 2 月</w:t>
+      </w:r>
       <w:r>
         <w:rPr>
           <w:rFonts w:ascii="Microsoft JhengHei" w:cs="Microsoft JhengHei" w:eastAsia="Microsoft JhengHei" w:hAnsi="Microsoft JhengHei"/>
@@ -5339,47 +5391,11 @@
           <w:bCs w:val="false"/>
           <w:i w:val="false"/>
           <w:iCs w:val="false"/>
-          <w:color w:val="2E3B34"/>
-          <w:sz w:val="22"/>
-          <w:szCs w:val="22"/>
-        </w:rPr>
-        <w:t xml:space="preserve">1.　養生茶包的完整成分，以及各原料是否皆列於衛福部「可供食品使用原料」。若含中藥材，需確認是否屬可食用品項。</w:t>
-      </w:r>
-    </w:p>
-    <w:p>
-      <w:pPr>
-        <w:spacing w:after="80" w:before="0" w:line="300"/>
-      </w:pPr>
-      <w:r>
-        <w:rPr>
-          <w:rFonts w:ascii="Microsoft JhengHei" w:cs="Microsoft JhengHei" w:eastAsia="Microsoft JhengHei" w:hAnsi="Microsoft JhengHei"/>
-          <w:b w:val="false"/>
-          <w:bCs w:val="false"/>
-          <w:i w:val="false"/>
-          <w:iCs w:val="false"/>
-          <w:color w:val="2E3B34"/>
-          <w:sz w:val="22"/>
-          <w:szCs w:val="22"/>
-        </w:rPr>
-        <w:t xml:space="preserve">2.　保養品小樣是否已完成化粧品產品登錄，包裝標示是否齊備。</w:t>
-      </w:r>
-    </w:p>
-    <w:p>
-      <w:pPr>
-        <w:spacing w:after="0" w:before="0" w:line="300"/>
-      </w:pPr>
-      <w:r>
-        <w:rPr>
-          <w:rFonts w:ascii="Microsoft JhengHei" w:cs="Microsoft JhengHei" w:eastAsia="Microsoft JhengHei" w:hAnsi="Microsoft JhengHei"/>
-          <w:b w:val="false"/>
-          <w:bCs w:val="false"/>
-          <w:i w:val="false"/>
-          <w:iCs w:val="false"/>
-          <w:color w:val="2E3B34"/>
-          <w:sz w:val="22"/>
-          <w:szCs w:val="22"/>
-        </w:rPr>
-        <w:t xml:space="preserve">3.　贈品外包裝與月曆內頁的文字，需同一套禁用詞標準；贈品包裝若印有效能詞，月曆不得沿用。</w:t>
+          <w:color w:val="6B7C72"/>
+          <w:sz w:val="20"/>
+          <w:szCs w:val="20"/>
+        </w:rPr>
+        <w:t xml:space="preserve">——1 月大寒的薑湯、熱甜湯、馬克杯已是完整的冬日場景，硬塞茶包會擠掉原稿；2 月雨水原本就有「泡一壺茶」，接得最順。</w:t>
       </w:r>
     </w:p>
     <w:p>
@@ -13986,15 +14002,28 @@
       <w:r>
         <w:rPr>
           <w:rFonts w:ascii="Microsoft JhengHei" w:cs="Microsoft JhengHei" w:eastAsia="Microsoft JhengHei" w:hAnsi="Microsoft JhengHei"/>
-          <w:b w:val="false"/>
-          <w:bCs w:val="false"/>
+          <w:b/>
+          <w:bCs/>
           <w:i w:val="false"/>
           <w:iCs w:val="false"/>
           <w:color w:val="2E3B34"/>
           <w:sz w:val="22"/>
           <w:szCs w:val="22"/>
         </w:rPr>
-        <w:t xml:space="preserve">全篇未出現：治療、改善、預防、療效、養生功效、穴位，以及任何食材／精油的身體功效宣稱。</w:t>
+        <w:t xml:space="preserve">全篇未出現</w:t>
+      </w:r>
+      <w:r>
+        <w:rPr>
+          <w:rFonts w:ascii="Microsoft JhengHei" w:cs="Microsoft JhengHei" w:eastAsia="Microsoft JhengHei" w:hAnsi="Microsoft JhengHei"/>
+          <w:b w:val="false"/>
+          <w:bCs w:val="false"/>
+          <w:i w:val="false"/>
+          <w:iCs w:val="false"/>
+          <w:color w:val="2E3B34"/>
+          <w:sz w:val="22"/>
+          <w:szCs w:val="22"/>
+        </w:rPr>
+        <w:t xml:space="preserve">：治療、改善、預防、療效、養生功效、穴位，以及任何食材／精油的身體功效宣稱。</w:t>
       </w:r>
     </w:p>
     <w:p>
@@ -14004,15 +14033,28 @@
       <w:r>
         <w:rPr>
           <w:rFonts w:ascii="Microsoft JhengHei" w:cs="Microsoft JhengHei" w:eastAsia="Microsoft JhengHei" w:hAnsi="Microsoft JhengHei"/>
-          <w:b w:val="false"/>
-          <w:bCs w:val="false"/>
+          <w:b/>
+          <w:bCs/>
           <w:i w:val="false"/>
           <w:iCs w:val="false"/>
           <w:color w:val="2E3B34"/>
           <w:sz w:val="22"/>
           <w:szCs w:val="22"/>
         </w:rPr>
-        <w:t xml:space="preserve">食材只談感官：柚子談剝皮香氣與甜度、麻油爆薑談氣味、紅棗談甘，皆未連結任何身體效果。</w:t>
+        <w:t xml:space="preserve">食材只談感官</w:t>
+      </w:r>
+      <w:r>
+        <w:rPr>
+          <w:rFonts w:ascii="Microsoft JhengHei" w:cs="Microsoft JhengHei" w:eastAsia="Microsoft JhengHei" w:hAnsi="Microsoft JhengHei"/>
+          <w:b w:val="false"/>
+          <w:bCs w:val="false"/>
+          <w:i w:val="false"/>
+          <w:iCs w:val="false"/>
+          <w:color w:val="2E3B34"/>
+          <w:sz w:val="22"/>
+          <w:szCs w:val="22"/>
+        </w:rPr>
+        <w:t xml:space="preserve">：桂圓談甜香、柚子栗子談味道，皆未連結任何身體效果。</w:t>
       </w:r>
     </w:p>
     <w:p>
@@ -14022,15 +14064,28 @@
       <w:r>
         <w:rPr>
           <w:rFonts w:ascii="Microsoft JhengHei" w:cs="Microsoft JhengHei" w:eastAsia="Microsoft JhengHei" w:hAnsi="Microsoft JhengHei"/>
-          <w:b w:val="false"/>
-          <w:bCs w:val="false"/>
+          <w:b/>
+          <w:bCs/>
           <w:i w:val="false"/>
           <w:iCs w:val="false"/>
           <w:color w:val="2E3B34"/>
           <w:sz w:val="22"/>
           <w:szCs w:val="22"/>
         </w:rPr>
-        <w:t xml:space="preserve">五感練習皆為行為描述：寫「做什麼」與「感覺到什麼」，不寫「對身體有什麼好處」。</w:t>
+        <w:t xml:space="preserve">五感練習皆為行為描述</w:t>
+      </w:r>
+      <w:r>
+        <w:rPr>
+          <w:rFonts w:ascii="Microsoft JhengHei" w:cs="Microsoft JhengHei" w:eastAsia="Microsoft JhengHei" w:hAnsi="Microsoft JhengHei"/>
+          <w:b w:val="false"/>
+          <w:bCs w:val="false"/>
+          <w:i w:val="false"/>
+          <w:iCs w:val="false"/>
+          <w:color w:val="2E3B34"/>
+          <w:sz w:val="22"/>
+          <w:szCs w:val="22"/>
+        </w:rPr>
+        <w:t xml:space="preserve">：寫「做什麼」與「感覺到什麼」，不寫「對身體有什麼好處」。</w:t>
       </w:r>
     </w:p>
     <w:p>
@@ -14040,15 +14095,28 @@
       <w:r>
         <w:rPr>
           <w:rFonts w:ascii="Microsoft JhengHei" w:cs="Microsoft JhengHei" w:eastAsia="Microsoft JhengHei" w:hAnsi="Microsoft JhengHei"/>
-          <w:b w:val="false"/>
-          <w:bCs w:val="false"/>
+          <w:b/>
+          <w:bCs/>
           <w:i w:val="false"/>
           <w:iCs w:val="false"/>
           <w:color w:val="2E3B34"/>
           <w:sz w:val="22"/>
           <w:szCs w:val="22"/>
         </w:rPr>
-        <w:t xml:space="preserve">十二個月主節氣皆完整具備視、聽、嗅、味、觸五感各一則，共 60 則五感練習。</w:t>
+        <w:t xml:space="preserve">場域全數限縮在家或辦公室</w:t>
+      </w:r>
+      <w:r>
+        <w:rPr>
+          <w:rFonts w:ascii="Microsoft JhengHei" w:cs="Microsoft JhengHei" w:eastAsia="Microsoft JhengHei" w:hAnsi="Microsoft JhengHei"/>
+          <w:b w:val="false"/>
+          <w:bCs w:val="false"/>
+          <w:i w:val="false"/>
+          <w:iCs w:val="false"/>
+          <w:color w:val="2E3B34"/>
+          <w:sz w:val="22"/>
+          <w:szCs w:val="22"/>
+        </w:rPr>
+        <w:t xml:space="preserve">：60 則練習皆可獨自完成，不需外出、不需他人配合、不需臨時採買。原三則外出型練習（4月走一段有風的路、6月找地方看日落、10月蹲在草地上看露水）已改為窗邊或室內版本。</w:t>
       </w:r>
     </w:p>
     <w:p>
@@ -14058,15 +14126,423 @@
       <w:r>
         <w:rPr>
           <w:rFonts w:ascii="Microsoft JhengHei" w:cs="Microsoft JhengHei" w:eastAsia="Microsoft JhengHei" w:hAnsi="Microsoft JhengHei"/>
-          <w:b w:val="false"/>
-          <w:bCs w:val="false"/>
+          <w:b/>
+          <w:bCs/>
           <w:i w:val="false"/>
           <w:iCs w:val="false"/>
           <w:color w:val="2E3B34"/>
           <w:sz w:val="22"/>
           <w:szCs w:val="22"/>
         </w:rPr>
-        <w:t xml:space="preserve">場域全數限縮在家或辦公室：60 則練習皆可獨自完成，不需外出、不需他人配合、不需臨時採買。原三則外出型練習（4 月走一段有風的路、6 月找地方看日落、10 月蹲在草地上看露水）已改為窗邊或室內版本。</w:t>
+        <w:t xml:space="preserve">不預設個人物品與天氣</w:t>
+      </w:r>
+      <w:r>
+        <w:rPr>
+          <w:rFonts w:ascii="Microsoft JhengHei" w:cs="Microsoft JhengHei" w:eastAsia="Microsoft JhengHei" w:hAnsi="Microsoft JhengHei"/>
+          <w:b w:val="false"/>
+          <w:bCs w:val="false"/>
+          <w:i w:val="false"/>
+          <w:iCs w:val="false"/>
+          <w:color w:val="2E3B34"/>
+          <w:sz w:val="22"/>
+          <w:szCs w:val="22"/>
+        </w:rPr>
+        <w:t xml:space="preserve">（2026-09-13 追加）：</w:t>
+      </w:r>
+    </w:p>
+    <w:p>
+      <w:pPr>
+        <w:spacing w:after="60" w:before="0" w:line="300"/>
+      </w:pPr>
+      <w:r>
+        <w:rPr>
+          <w:rFonts w:ascii="Microsoft JhengHei" w:cs="Microsoft JhengHei" w:eastAsia="Microsoft JhengHei" w:hAnsi="Microsoft JhengHei"/>
+          <w:b w:val="false"/>
+          <w:bCs w:val="false"/>
+          <w:i w:val="false"/>
+          <w:iCs w:val="false"/>
+          <w:color w:val="2E3B34"/>
+          <w:sz w:val="22"/>
+          <w:szCs w:val="22"/>
+        </w:rPr>
+        <w:t xml:space="preserve">　‧　</w:t>
+      </w:r>
+      <w:r>
+        <w:rPr>
+          <w:rFonts w:ascii="Microsoft JhengHei" w:cs="Microsoft JhengHei" w:eastAsia="Microsoft JhengHei" w:hAnsi="Microsoft JhengHei"/>
+          <w:b w:val="false"/>
+          <w:bCs w:val="false"/>
+          <w:i w:val="false"/>
+          <w:iCs w:val="false"/>
+          <w:color w:val="2E3B34"/>
+          <w:sz w:val="22"/>
+          <w:szCs w:val="22"/>
+        </w:rPr>
+        <w:t xml:space="preserve">木地板（原 2 月觸）已刪——不是每個家庭都有</w:t>
+      </w:r>
+    </w:p>
+    <w:p>
+      <w:pPr>
+        <w:spacing w:after="60" w:before="0" w:line="300"/>
+      </w:pPr>
+      <w:r>
+        <w:rPr>
+          <w:rFonts w:ascii="Microsoft JhengHei" w:cs="Microsoft JhengHei" w:eastAsia="Microsoft JhengHei" w:hAnsi="Microsoft JhengHei"/>
+          <w:b w:val="false"/>
+          <w:bCs w:val="false"/>
+          <w:i w:val="false"/>
+          <w:iCs w:val="false"/>
+          <w:color w:val="2E3B34"/>
+          <w:sz w:val="22"/>
+          <w:szCs w:val="22"/>
+        </w:rPr>
+        <w:t xml:space="preserve">　‧　</w:t>
+      </w:r>
+      <w:r>
+        <w:rPr>
+          <w:rFonts w:ascii="Microsoft JhengHei" w:cs="Microsoft JhengHei" w:eastAsia="Microsoft JhengHei" w:hAnsi="Microsoft JhengHei"/>
+          <w:b w:val="false"/>
+          <w:bCs w:val="false"/>
+          <w:i w:val="false"/>
+          <w:iCs w:val="false"/>
+          <w:color w:val="2E3B34"/>
+          <w:sz w:val="22"/>
+          <w:szCs w:val="22"/>
+        </w:rPr>
+        <w:t xml:space="preserve">薄荷葉（原 6 月嗅）改精油——不是每個人都種香草</w:t>
+      </w:r>
+    </w:p>
+    <w:p>
+      <w:pPr>
+        <w:spacing w:after="60" w:before="0" w:line="300"/>
+      </w:pPr>
+      <w:r>
+        <w:rPr>
+          <w:rFonts w:ascii="Microsoft JhengHei" w:cs="Microsoft JhengHei" w:eastAsia="Microsoft JhengHei" w:hAnsi="Microsoft JhengHei"/>
+          <w:b w:val="false"/>
+          <w:bCs w:val="false"/>
+          <w:i w:val="false"/>
+          <w:iCs w:val="false"/>
+          <w:color w:val="2E3B34"/>
+          <w:sz w:val="22"/>
+          <w:szCs w:val="22"/>
+        </w:rPr>
+        <w:t xml:space="preserve">　‧　</w:t>
+      </w:r>
+      <w:r>
+        <w:rPr>
+          <w:rFonts w:ascii="Microsoft JhengHei" w:cs="Microsoft JhengHei" w:eastAsia="Microsoft JhengHei" w:hAnsi="Microsoft JhengHei"/>
+          <w:b w:val="false"/>
+          <w:bCs w:val="false"/>
+          <w:i w:val="false"/>
+          <w:iCs w:val="false"/>
+          <w:color w:val="2E3B34"/>
+          <w:sz w:val="22"/>
+          <w:szCs w:val="22"/>
+        </w:rPr>
+        <w:t xml:space="preserve">2 月原本視／聽／嗅三個感官全押在「今天有下雨」，沒下雨整頁作廢。改為扣濕度不扣雨（水氣、風、衣服慢乾），並把雨的意象移到 4 月清明——清明本來就是多雨節氣</w:t>
+      </w:r>
+    </w:p>
+    <w:p>
+      <w:pPr>
+        <w:spacing w:after="60" w:before="0" w:line="300"/>
+      </w:pPr>
+      <w:r>
+        <w:rPr>
+          <w:rFonts w:ascii="Microsoft JhengHei" w:cs="Microsoft JhengHei" w:eastAsia="Microsoft JhengHei" w:hAnsi="Microsoft JhengHei"/>
+          <w:b w:val="false"/>
+          <w:bCs w:val="false"/>
+          <w:i w:val="false"/>
+          <w:iCs w:val="false"/>
+          <w:color w:val="2E3B34"/>
+          <w:sz w:val="22"/>
+          <w:szCs w:val="22"/>
+        </w:rPr>
+        <w:t xml:space="preserve">　‧　</w:t>
+      </w:r>
+      <w:r>
+        <w:rPr>
+          <w:rFonts w:ascii="Microsoft JhengHei" w:cs="Microsoft JhengHei" w:eastAsia="Microsoft JhengHei" w:hAnsi="Microsoft JhengHei"/>
+          <w:b w:val="false"/>
+          <w:bCs w:val="false"/>
+          <w:i w:val="false"/>
+          <w:iCs w:val="false"/>
+          <w:color w:val="2E3B34"/>
+          <w:sz w:val="22"/>
+          <w:szCs w:val="22"/>
+        </w:rPr>
+        <w:t xml:space="preserve">9 月嗅與味統一為柚子：剝皮是嗅、吃是味，一顆搞定兩個感官，不必準備兩樣也不必開火</w:t>
+      </w:r>
+    </w:p>
+    <w:p>
+      <w:pPr>
+        <w:spacing w:after="120" w:before="0" w:line="300"/>
+      </w:pPr>
+      <w:r>
+        <w:rPr>
+          <w:rFonts w:ascii="Microsoft JhengHei" w:cs="Microsoft JhengHei" w:eastAsia="Microsoft JhengHei" w:hAnsi="Microsoft JhengHei"/>
+          <w:b/>
+          <w:bCs/>
+          <w:i w:val="false"/>
+          <w:iCs w:val="false"/>
+          <w:color w:val="2E3B34"/>
+          <w:sz w:val="22"/>
+          <w:szCs w:val="22"/>
+        </w:rPr>
+        <w:t xml:space="preserve">11 月立冬的中醫療效字眼已全數排除</w:t>
+      </w:r>
+      <w:r>
+        <w:rPr>
+          <w:rFonts w:ascii="Microsoft JhengHei" w:cs="Microsoft JhengHei" w:eastAsia="Microsoft JhengHei" w:hAnsi="Microsoft JhengHei"/>
+          <w:b w:val="false"/>
+          <w:bCs w:val="false"/>
+          <w:i w:val="false"/>
+          <w:iCs w:val="false"/>
+          <w:color w:val="2E3B34"/>
+          <w:sz w:val="22"/>
+          <w:szCs w:val="22"/>
+        </w:rPr>
+        <w:t xml:space="preserve">：</w:t>
+      </w:r>
+    </w:p>
+    <w:p>
+      <w:pPr>
+        <w:spacing w:after="60" w:before="0" w:line="300"/>
+      </w:pPr>
+      <w:r>
+        <w:rPr>
+          <w:rFonts w:ascii="Microsoft JhengHei" w:cs="Microsoft JhengHei" w:eastAsia="Microsoft JhengHei" w:hAnsi="Microsoft JhengHei"/>
+          <w:b w:val="false"/>
+          <w:bCs w:val="false"/>
+          <w:i w:val="false"/>
+          <w:iCs w:val="false"/>
+          <w:color w:val="2E3B34"/>
+          <w:sz w:val="22"/>
+          <w:szCs w:val="22"/>
+        </w:rPr>
+        <w:t xml:space="preserve">　‧　</w:t>
+      </w:r>
+      <w:r>
+        <w:rPr>
+          <w:rFonts w:ascii="Microsoft JhengHei" w:cs="Microsoft JhengHei" w:eastAsia="Microsoft JhengHei" w:hAnsi="Microsoft JhengHei"/>
+          <w:b w:val="false"/>
+          <w:bCs w:val="false"/>
+          <w:i w:val="false"/>
+          <w:iCs w:val="false"/>
+          <w:color w:val="2E3B34"/>
+          <w:sz w:val="22"/>
+          <w:szCs w:val="22"/>
+        </w:rPr>
+        <w:t xml:space="preserve">「溫補陽氣」「滋陰養血」「補氣血」「驅寒」「暖身」「進補」「調理體質」一律未使用</w:t>
+      </w:r>
+    </w:p>
+    <w:p>
+      <w:pPr>
+        <w:spacing w:after="60" w:before="0" w:line="300"/>
+      </w:pPr>
+      <w:r>
+        <w:rPr>
+          <w:rFonts w:ascii="Microsoft JhengHei" w:cs="Microsoft JhengHei" w:eastAsia="Microsoft JhengHei" w:hAnsi="Microsoft JhengHei"/>
+          <w:b w:val="false"/>
+          <w:bCs w:val="false"/>
+          <w:i w:val="false"/>
+          <w:iCs w:val="false"/>
+          <w:color w:val="2E3B34"/>
+          <w:sz w:val="22"/>
+          <w:szCs w:val="22"/>
+        </w:rPr>
+        <w:t xml:space="preserve">　‧　</w:t>
+      </w:r>
+      <w:r>
+        <w:rPr>
+          <w:rFonts w:ascii="Microsoft JhengHei" w:cs="Microsoft JhengHei" w:eastAsia="Microsoft JhengHei" w:hAnsi="Microsoft JhengHei"/>
+          <w:b w:val="false"/>
+          <w:bCs w:val="false"/>
+          <w:i w:val="false"/>
+          <w:iCs w:val="false"/>
+          <w:color w:val="2E3B34"/>
+          <w:sz w:val="22"/>
+          <w:szCs w:val="22"/>
+        </w:rPr>
+        <w:t xml:space="preserve">五感只寫麻油爆薑的氣味與紅棗的甘，未連結任何身體作用</w:t>
+      </w:r>
+    </w:p>
+    <w:p>
+      <w:pPr>
+        <w:spacing w:after="60" w:before="0" w:line="300"/>
+      </w:pPr>
+      <w:r>
+        <w:rPr>
+          <w:rFonts w:ascii="Microsoft JhengHei" w:cs="Microsoft JhengHei" w:eastAsia="Microsoft JhengHei" w:hAnsi="Microsoft JhengHei"/>
+          <w:b w:val="false"/>
+          <w:bCs w:val="false"/>
+          <w:i w:val="false"/>
+          <w:iCs w:val="false"/>
+          <w:color w:val="2E3B34"/>
+          <w:sz w:val="22"/>
+          <w:szCs w:val="22"/>
+        </w:rPr>
+        <w:t xml:space="preserve">　‧　</w:t>
+      </w:r>
+      <w:r>
+        <w:rPr>
+          <w:rFonts w:ascii="Microsoft JhengHei" w:cs="Microsoft JhengHei" w:eastAsia="Microsoft JhengHei" w:hAnsi="Microsoft JhengHei"/>
+          <w:b w:val="false"/>
+          <w:bCs w:val="false"/>
+          <w:i w:val="false"/>
+          <w:iCs w:val="false"/>
+          <w:color w:val="2E3B34"/>
+          <w:sz w:val="22"/>
+          <w:szCs w:val="22"/>
+        </w:rPr>
+        <w:t xml:space="preserve">感受句沿用民間諺語「立冬補冬，補嘴空」，屬節俗文化描述，不指向任何商品，且 11 月無商品置入</w:t>
+      </w:r>
+    </w:p>
+    <w:p>
+      <w:pPr>
+        <w:spacing w:after="60" w:before="0" w:line="300"/>
+      </w:pPr>
+      <w:r>
+        <w:rPr>
+          <w:rFonts w:ascii="Microsoft JhengHei" w:cs="Microsoft JhengHei" w:eastAsia="Microsoft JhengHei" w:hAnsi="Microsoft JhengHei"/>
+          <w:b w:val="false"/>
+          <w:bCs w:val="false"/>
+          <w:i w:val="false"/>
+          <w:iCs w:val="false"/>
+          <w:color w:val="2E3B34"/>
+          <w:sz w:val="22"/>
+          <w:szCs w:val="22"/>
+        </w:rPr>
+        <w:t xml:space="preserve">　‧　</w:t>
+      </w:r>
+      <w:r>
+        <w:rPr>
+          <w:rFonts w:ascii="Microsoft JhengHei" w:cs="Microsoft JhengHei" w:eastAsia="Microsoft JhengHei" w:hAnsi="Microsoft JhengHei"/>
+          <w:b w:val="false"/>
+          <w:bCs w:val="false"/>
+          <w:i w:val="false"/>
+          <w:iCs w:val="false"/>
+          <w:color w:val="2E3B34"/>
+          <w:sz w:val="22"/>
+          <w:szCs w:val="22"/>
+        </w:rPr>
+        <w:t xml:space="preserve">中藥材只點名紅棗（最接近食物、藥味最低）。黃耆、當歸、枸杞雖在衛福部「可同時提供食品使用之中藥材」清單內，仍刻意不寫——月曆一旦點名中藥材，讀者易自行連結功效，風險無謂</w:t>
+      </w:r>
+    </w:p>
+    <w:p>
+      <w:pPr>
+        <w:spacing w:after="120" w:before="0" w:line="300"/>
+      </w:pPr>
+      <w:r>
+        <w:rPr>
+          <w:rFonts w:ascii="Microsoft JhengHei" w:cs="Microsoft JhengHei" w:eastAsia="Microsoft JhengHei" w:hAnsi="Microsoft JhengHei"/>
+          <w:b/>
+          <w:bCs/>
+          <w:i w:val="false"/>
+          <w:iCs w:val="false"/>
+          <w:color w:val="2E3B34"/>
+          <w:sz w:val="22"/>
+          <w:szCs w:val="22"/>
+        </w:rPr>
+        <w:t xml:space="preserve">搭售商品只寫感官，未寫效能</w:t>
+      </w:r>
+      <w:r>
+        <w:rPr>
+          <w:rFonts w:ascii="Microsoft JhengHei" w:cs="Microsoft JhengHei" w:eastAsia="Microsoft JhengHei" w:hAnsi="Microsoft JhengHei"/>
+          <w:b w:val="false"/>
+          <w:bCs w:val="false"/>
+          <w:i w:val="false"/>
+          <w:iCs w:val="false"/>
+          <w:color w:val="2E3B34"/>
+          <w:sz w:val="22"/>
+          <w:szCs w:val="22"/>
+        </w:rPr>
+        <w:t xml:space="preserve">：</w:t>
+      </w:r>
+    </w:p>
+    <w:p>
+      <w:pPr>
+        <w:spacing w:after="60" w:before="0" w:line="300"/>
+      </w:pPr>
+      <w:r>
+        <w:rPr>
+          <w:rFonts w:ascii="Microsoft JhengHei" w:cs="Microsoft JhengHei" w:eastAsia="Microsoft JhengHei" w:hAnsi="Microsoft JhengHei"/>
+          <w:b w:val="false"/>
+          <w:bCs w:val="false"/>
+          <w:i w:val="false"/>
+          <w:iCs w:val="false"/>
+          <w:color w:val="2E3B34"/>
+          <w:sz w:val="22"/>
+          <w:szCs w:val="22"/>
+        </w:rPr>
+        <w:t xml:space="preserve">　‧　</w:t>
+      </w:r>
+      <w:r>
+        <w:rPr>
+          <w:rFonts w:ascii="Microsoft JhengHei" w:cs="Microsoft JhengHei" w:eastAsia="Microsoft JhengHei" w:hAnsi="Microsoft JhengHei"/>
+          <w:b w:val="false"/>
+          <w:bCs w:val="false"/>
+          <w:i w:val="false"/>
+          <w:iCs w:val="false"/>
+          <w:color w:val="2E3B34"/>
+          <w:sz w:val="22"/>
+          <w:szCs w:val="22"/>
+        </w:rPr>
+        <w:t xml:space="preserve">化妝水／精華液／面霜——只寫氣味、指腹挖取的動作、抹開與吸收的當下感覺。全篇未出現保濕、鎖水、修護、緊緻、抗老、抗皺、美白、淡斑、再生、有效等《化粧品衛生安全管理法》敏感詞</w:t>
+      </w:r>
+    </w:p>
+    <w:p>
+      <w:pPr>
+        <w:spacing w:after="60" w:before="0" w:line="300"/>
+      </w:pPr>
+      <w:r>
+        <w:rPr>
+          <w:rFonts w:ascii="Microsoft JhengHei" w:cs="Microsoft JhengHei" w:eastAsia="Microsoft JhengHei" w:hAnsi="Microsoft JhengHei"/>
+          <w:b w:val="false"/>
+          <w:bCs w:val="false"/>
+          <w:i w:val="false"/>
+          <w:iCs w:val="false"/>
+          <w:color w:val="2E3B34"/>
+          <w:sz w:val="22"/>
+          <w:szCs w:val="22"/>
+        </w:rPr>
+        <w:t xml:space="preserve">　‧　</w:t>
+      </w:r>
+      <w:r>
+        <w:rPr>
+          <w:rFonts w:ascii="Microsoft JhengHei" w:cs="Microsoft JhengHei" w:eastAsia="Microsoft JhengHei" w:hAnsi="Microsoft JhengHei"/>
+          <w:b w:val="false"/>
+          <w:bCs w:val="false"/>
+          <w:i w:val="false"/>
+          <w:iCs w:val="false"/>
+          <w:color w:val="2E3B34"/>
+          <w:sz w:val="22"/>
+          <w:szCs w:val="22"/>
+        </w:rPr>
+        <w:t xml:space="preserve">養生茶包——只寫茶葉舒展、顏色、袋口香氣、回甘、杯子溫度。未出現排毒、去油、代謝、暖身、調理、養顏等功效詞</w:t>
+      </w:r>
+    </w:p>
+    <w:p>
+      <w:r>
+        <w:br w:type="page"/>
+      </w:r>
+    </w:p>
+    <w:p>
+      <w:pPr>
+        <w:spacing w:after="200" w:before="0" w:line="300"/>
+      </w:pPr>
+      <w:r>
+        <w:rPr>
+          <w:rFonts w:ascii="Microsoft JhengHei" w:cs="Microsoft JhengHei" w:eastAsia="Microsoft JhengHei" w:hAnsi="Microsoft JhengHei"/>
+          <w:b/>
+          <w:bCs/>
+          <w:i w:val="false"/>
+          <w:iCs w:val="false"/>
+          <w:color w:val="2E3B34"/>
+          <w:sz w:val="32"/>
+          <w:szCs w:val="32"/>
+        </w:rPr>
+        <w:t xml:space="preserve">待布蕾確認</w:t>
       </w:r>
     </w:p>
     <w:p>
@@ -14076,15 +14552,85 @@
       <w:r>
         <w:rPr>
           <w:rFonts w:ascii="Microsoft JhengHei" w:cs="Microsoft JhengHei" w:eastAsia="Microsoft JhengHei" w:hAnsi="Microsoft JhengHei"/>
-          <w:b/>
-          <w:bCs/>
+          <w:b w:val="false"/>
+          <w:bCs w:val="false"/>
           <w:i w:val="false"/>
           <w:iCs w:val="false"/>
           <w:color w:val="2E3B34"/>
           <w:sz w:val="22"/>
           <w:szCs w:val="22"/>
         </w:rPr>
-        <w:t xml:space="preserve">搭售商品只寫感官，未寫效能：</w:t>
+        <w:t xml:space="preserve">1.　</w:t>
+      </w:r>
+      <w:r>
+        <w:rPr>
+          <w:rFonts w:ascii="Microsoft JhengHei" w:cs="Microsoft JhengHei" w:eastAsia="Microsoft JhengHei" w:hAnsi="Microsoft JhengHei"/>
+          <w:b/>
+          <w:bCs/>
+          <w:i w:val="false"/>
+          <w:iCs w:val="false"/>
+          <w:color w:val="2E3B34"/>
+          <w:sz w:val="22"/>
+          <w:szCs w:val="22"/>
+        </w:rPr>
+        <w:t xml:space="preserve">一句節氣感受</w:t>
+      </w:r>
+      <w:r>
+        <w:rPr>
+          <w:rFonts w:ascii="Microsoft JhengHei" w:cs="Microsoft JhengHei" w:eastAsia="Microsoft JhengHei" w:hAnsi="Microsoft JhengHei"/>
+          <w:b w:val="false"/>
+          <w:bCs w:val="false"/>
+          <w:i w:val="false"/>
+          <w:iCs w:val="false"/>
+          <w:color w:val="2E3B34"/>
+          <w:sz w:val="22"/>
+          <w:szCs w:val="22"/>
+        </w:rPr>
+        <w:t xml:space="preserve">的長度是否合適？目前控制在 15-20 字，若排版空間不同可調整</w:t>
+      </w:r>
+    </w:p>
+    <w:p>
+      <w:pPr>
+        <w:spacing w:after="80" w:before="0" w:line="300"/>
+      </w:pPr>
+      <w:r>
+        <w:rPr>
+          <w:rFonts w:ascii="Microsoft JhengHei" w:cs="Microsoft JhengHei" w:eastAsia="Microsoft JhengHei" w:hAnsi="Microsoft JhengHei"/>
+          <w:b w:val="false"/>
+          <w:bCs w:val="false"/>
+          <w:i w:val="false"/>
+          <w:iCs w:val="false"/>
+          <w:color w:val="2E3B34"/>
+          <w:sz w:val="22"/>
+          <w:szCs w:val="22"/>
+        </w:rPr>
+        <w:t xml:space="preserve">2.　</w:t>
+      </w:r>
+      <w:r>
+        <w:rPr>
+          <w:rFonts w:ascii="Microsoft JhengHei" w:cs="Microsoft JhengHei" w:eastAsia="Microsoft JhengHei" w:hAnsi="Microsoft JhengHei"/>
+          <w:b/>
+          <w:bCs/>
+          <w:i w:val="false"/>
+          <w:iCs w:val="false"/>
+          <w:color w:val="2E3B34"/>
+          <w:sz w:val="22"/>
+          <w:szCs w:val="22"/>
+        </w:rPr>
+        <w:t xml:space="preserve">12 篇的情緒曲線</w:t>
+      </w:r>
+      <w:r>
+        <w:rPr>
+          <w:rFonts w:ascii="Microsoft JhengHei" w:cs="Microsoft JhengHei" w:eastAsia="Microsoft JhengHei" w:hAnsi="Microsoft JhengHei"/>
+          <w:b w:val="false"/>
+          <w:bCs w:val="false"/>
+          <w:i w:val="false"/>
+          <w:iCs w:val="false"/>
+          <w:color w:val="2E3B34"/>
+          <w:sz w:val="22"/>
+          <w:szCs w:val="22"/>
+        </w:rPr>
+        <w:t xml:space="preserve">：刻意安排為「安靜（冬）→ 舒展（春）→ 飽滿（夏）→ 收斂（秋）→ 回到安靜（冬）」，形成一個循環。若某月想改情緒，請一併看前後月是否還接得起來</w:t>
       </w:r>
     </w:p>
     <w:p>
@@ -14102,13 +14648,8 @@
           <w:sz w:val="22"/>
           <w:szCs w:val="22"/>
         </w:rPr>
-        <w:t xml:space="preserve">　‧　化妝水／精華液／面霜——只寫氣味、指腹挖取的動作、抹開與吸收的當下感覺。全篇未出現保濕、鎖水、修護、緊緻、抗老、抗皺、美白、淡斑、再生、有效等敏感詞</w:t>
-      </w:r>
-    </w:p>
-    <w:p>
-      <w:pPr>
-        <w:spacing w:after="200" w:before="0" w:line="300"/>
-      </w:pPr>
+        <w:t xml:space="preserve">　‧　</w:t>
+      </w:r>
       <w:r>
         <w:rPr>
           <w:rFonts w:ascii="Microsoft JhengHei" w:cs="Microsoft JhengHei" w:eastAsia="Microsoft JhengHei" w:hAnsi="Microsoft JhengHei"/>
@@ -14120,7 +14661,46 @@
           <w:sz w:val="22"/>
           <w:szCs w:val="22"/>
         </w:rPr>
-        <w:t xml:space="preserve">　‧　養生茶包——只寫熱水沖下的香氣、回甘、冷泡後的顏色變化。未出現排毒、去油、代謝、暖身、調理、養顏等功效詞</w:t>
+        <w:t xml:space="preserve">⚠️ </w:t>
+      </w:r>
+      <w:r>
+        <w:rPr>
+          <w:rFonts w:ascii="Microsoft JhengHei" w:cs="Microsoft JhengHei" w:eastAsia="Microsoft JhengHei" w:hAnsi="Microsoft JhengHei"/>
+          <w:b/>
+          <w:bCs/>
+          <w:i w:val="false"/>
+          <w:iCs w:val="false"/>
+          <w:color w:val="2E3B34"/>
+          <w:sz w:val="22"/>
+          <w:szCs w:val="22"/>
+        </w:rPr>
+        <w:t xml:space="preserve">2026-09-13 變動</w:t>
+      </w:r>
+      <w:r>
+        <w:rPr>
+          <w:rFonts w:ascii="Microsoft JhengHei" w:cs="Microsoft JhengHei" w:eastAsia="Microsoft JhengHei" w:hAnsi="Microsoft JhengHei"/>
+          <w:b w:val="false"/>
+          <w:bCs w:val="false"/>
+          <w:i w:val="false"/>
+          <w:iCs w:val="false"/>
+          <w:color w:val="2E3B34"/>
+          <w:sz w:val="22"/>
+          <w:szCs w:val="22"/>
+        </w:rPr>
+        <w:t xml:space="preserve">：11 月感受句從「該收起來的都收起來了」（收斂）改為「立冬補冬，補嘴空」（豐盛）。曲線變成 10 月收斂 → 11 月豐盛 → 12 月安靜收尾，等於年末前多一個暖身停頓。身心安頓句「收成之後就是休息，你今年也辛苦了」仍接得住補冬的犒賞感，但 11 月的視（整理抽屜）與聽（安靜的夜）仍是收斂調性，</w:t>
+      </w:r>
+      <w:r>
+        <w:rPr>
+          <w:rFonts w:ascii="Microsoft JhengHei" w:cs="Microsoft JhengHei" w:eastAsia="Microsoft JhengHei" w:hAnsi="Microsoft JhengHei"/>
+          <w:b/>
+          <w:bCs/>
+          <w:i w:val="false"/>
+          <w:iCs w:val="false"/>
+          <w:color w:val="2E3B34"/>
+          <w:sz w:val="22"/>
+          <w:szCs w:val="22"/>
+        </w:rPr>
+        <w:t xml:space="preserve">校稿時請確認整頁讀起來會不會分裂</w:t>
       </w:r>
     </w:p>
     <w:p>
@@ -14130,39 +14710,29 @@
       <w:r>
         <w:rPr>
           <w:rFonts w:ascii="Microsoft JhengHei" w:cs="Microsoft JhengHei" w:eastAsia="Microsoft JhengHei" w:hAnsi="Microsoft JhengHei"/>
-          <w:b/>
-          <w:bCs/>
+          <w:b w:val="false"/>
+          <w:bCs w:val="false"/>
           <w:i w:val="false"/>
           <w:iCs w:val="false"/>
           <w:color w:val="2E3B34"/>
           <w:sz w:val="22"/>
           <w:szCs w:val="22"/>
         </w:rPr>
-        <w:t xml:space="preserve">11 月立冬的中醫療效字眼已全數排除：</w:t>
-      </w:r>
-    </w:p>
-    <w:p>
-      <w:pPr>
-        <w:spacing w:after="60" w:before="0" w:line="300"/>
-      </w:pPr>
-      <w:r>
-        <w:rPr>
-          <w:rFonts w:ascii="Microsoft JhengHei" w:cs="Microsoft JhengHei" w:eastAsia="Microsoft JhengHei" w:hAnsi="Microsoft JhengHei"/>
-          <w:b w:val="false"/>
-          <w:bCs w:val="false"/>
+        <w:t xml:space="preserve">3.　</w:t>
+      </w:r>
+      <w:r>
+        <w:rPr>
+          <w:rFonts w:ascii="Microsoft JhengHei" w:cs="Microsoft JhengHei" w:eastAsia="Microsoft JhengHei" w:hAnsi="Microsoft JhengHei"/>
+          <w:b/>
+          <w:bCs/>
           <w:i w:val="false"/>
           <w:iCs w:val="false"/>
           <w:color w:val="2E3B34"/>
           <w:sz w:val="22"/>
           <w:szCs w:val="22"/>
         </w:rPr>
-        <w:t xml:space="preserve">　‧　溫補陽氣、滋陰養血、補氣血、驅寒、暖身、進補、調理體質，一律未使用</w:t>
-      </w:r>
-    </w:p>
-    <w:p>
-      <w:pPr>
-        <w:spacing w:after="60" w:before="0" w:line="300"/>
-      </w:pPr>
+        <w:t xml:space="preserve">12 月冬至</w:t>
+      </w:r>
       <w:r>
         <w:rPr>
           <w:rFonts w:ascii="Microsoft JhengHei" w:cs="Microsoft JhengHei" w:eastAsia="Microsoft JhengHei" w:hAnsi="Microsoft JhengHei"/>
@@ -14174,133 +14744,7 @@
           <w:sz w:val="22"/>
           <w:szCs w:val="22"/>
         </w:rPr>
-        <w:t xml:space="preserve">　‧　五感只寫麻油爆薑的氣味與紅棗的甘，未連結任何身體作用</w:t>
-      </w:r>
-    </w:p>
-    <w:p>
-      <w:pPr>
-        <w:spacing w:after="60" w:before="0" w:line="300"/>
-      </w:pPr>
-      <w:r>
-        <w:rPr>
-          <w:rFonts w:ascii="Microsoft JhengHei" w:cs="Microsoft JhengHei" w:eastAsia="Microsoft JhengHei" w:hAnsi="Microsoft JhengHei"/>
-          <w:b w:val="false"/>
-          <w:bCs w:val="false"/>
-          <w:i w:val="false"/>
-          <w:iCs w:val="false"/>
-          <w:color w:val="2E3B34"/>
-          <w:sz w:val="22"/>
-          <w:szCs w:val="22"/>
-        </w:rPr>
-        <w:t xml:space="preserve">　‧　感受句沿用民間諺語「立冬補冬，補嘴空」，屬節俗文化描述，不指向任何商品，且 11 月無商品置入</w:t>
-      </w:r>
-    </w:p>
-    <w:p>
-      <w:pPr>
-        <w:spacing w:after="320" w:before="0" w:line="300"/>
-      </w:pPr>
-      <w:r>
-        <w:rPr>
-          <w:rFonts w:ascii="Microsoft JhengHei" w:cs="Microsoft JhengHei" w:eastAsia="Microsoft JhengHei" w:hAnsi="Microsoft JhengHei"/>
-          <w:b w:val="false"/>
-          <w:bCs w:val="false"/>
-          <w:i w:val="false"/>
-          <w:iCs w:val="false"/>
-          <w:color w:val="2E3B34"/>
-          <w:sz w:val="22"/>
-          <w:szCs w:val="22"/>
-        </w:rPr>
-        <w:t xml:space="preserve">　‧　中藥材只點名紅棗。黃耆、當歸、枸杞雖列於衛福部「可同時提供食品使用之中藥材」清單內，仍刻意不寫——月曆一旦點名中藥材，讀者易自行連結功效</w:t>
-      </w:r>
-    </w:p>
-    <w:p>
-      <w:pPr>
-        <w:spacing w:after="200" w:before="200" w:line="300"/>
-      </w:pPr>
-      <w:r>
-        <w:rPr>
-          <w:rFonts w:ascii="Microsoft JhengHei" w:cs="Microsoft JhengHei" w:eastAsia="Microsoft JhengHei" w:hAnsi="Microsoft JhengHei"/>
-          <w:b/>
-          <w:bCs/>
-          <w:i w:val="false"/>
-          <w:iCs w:val="false"/>
-          <w:color w:val="2E3B34"/>
-          <w:sz w:val="32"/>
-          <w:szCs w:val="32"/>
-        </w:rPr>
-        <w:t xml:space="preserve">待布蕾確認</w:t>
-      </w:r>
-    </w:p>
-    <w:p>
-      <w:pPr>
-        <w:spacing w:after="120" w:before="0" w:line="300"/>
-      </w:pPr>
-      <w:r>
-        <w:rPr>
-          <w:rFonts w:ascii="Microsoft JhengHei" w:cs="Microsoft JhengHei" w:eastAsia="Microsoft JhengHei" w:hAnsi="Microsoft JhengHei"/>
-          <w:b w:val="false"/>
-          <w:bCs w:val="false"/>
-          <w:i w:val="false"/>
-          <w:iCs w:val="false"/>
-          <w:color w:val="2E3B34"/>
-          <w:sz w:val="22"/>
-          <w:szCs w:val="22"/>
-        </w:rPr>
-        <w:t xml:space="preserve">1.　一句節氣感受的長度是否合適？目前控制在 15-20 字，若排版空間不同可調整。</w:t>
-      </w:r>
-    </w:p>
-    <w:p>
-      <w:pPr>
-        <w:spacing w:after="120" w:before="0" w:line="300"/>
-      </w:pPr>
-      <w:r>
-        <w:rPr>
-          <w:rFonts w:ascii="Microsoft JhengHei" w:cs="Microsoft JhengHei" w:eastAsia="Microsoft JhengHei" w:hAnsi="Microsoft JhengHei"/>
-          <w:b w:val="false"/>
-          <w:bCs w:val="false"/>
-          <w:i w:val="false"/>
-          <w:iCs w:val="false"/>
-          <w:color w:val="2E3B34"/>
-          <w:sz w:val="22"/>
-          <w:szCs w:val="22"/>
-        </w:rPr>
-        <w:t xml:space="preserve">2.　十二篇的情緒曲線刻意安排為一個循環，若某月想改情緒，請一併看前後月是否還接得起來。11 月感受句已於 2026-09-13 從「該收起來的都收起來了」（收斂）改為「立冬補冬，補嘴空」（豐盛），但該月的視（整理抽屜）與聽（安靜的夜）仍是收斂調性，校稿時請確認整頁讀起來會不會分裂。</w:t>
-      </w:r>
-    </w:p>
-    <w:p>
-      <w:pPr>
-        <w:spacing w:after="120" w:before="0" w:line="300"/>
-      </w:pPr>
-      <w:r>
-        <w:rPr>
-          <w:rFonts w:ascii="Microsoft JhengHei" w:cs="Microsoft JhengHei" w:eastAsia="Microsoft JhengHei" w:hAnsi="Microsoft JhengHei"/>
-          <w:b w:val="false"/>
-          <w:bCs w:val="false"/>
-          <w:i w:val="false"/>
-          <w:iCs w:val="false"/>
-          <w:color w:val="2E3B34"/>
-          <w:sz w:val="22"/>
-          <w:szCs w:val="22"/>
-        </w:rPr>
-        <w:t xml:space="preserve">3.　12 月冬至寫得最重（收尾感最強），若宣傳想從其他月份切入，需微調。</w:t>
-      </w:r>
-    </w:p>
-    <w:p>
-      <w:pPr>
-        <w:spacing w:after="0" w:before="0" w:line="300"/>
-      </w:pPr>
-      <w:r>
-        <w:rPr>
-          <w:rFonts w:ascii="Microsoft JhengHei" w:cs="Microsoft JhengHei" w:eastAsia="Microsoft JhengHei" w:hAnsi="Microsoft JhengHei"/>
-          <w:b w:val="false"/>
-          <w:bCs w:val="false"/>
-          <w:i w:val="false"/>
-          <w:iCs w:val="false"/>
-          <w:color w:val="2E3B34"/>
-          <w:sz w:val="22"/>
-          <w:szCs w:val="22"/>
-        </w:rPr>
-        <w:t xml:space="preserve">4.　次節氣小標為單句小字，若排版空間充裕，可考慮補第二句；目前維持一句。</w:t>
+        <w:t xml:space="preserve">寫得最重（收尾感最強），如果月曆是從 1 月開始翻，這個安排合理；若包裝或宣傳想從其他月份切入，需微調</w:t>
       </w:r>
     </w:p>
     <w:sectPr>
